--- a/docs/ОКО_документация.docx
+++ b/docs/ОКО_документация.docx
@@ -29,7 +29,7 @@
           <w:sz w:val="22"/>
           <w:szCs w:val="22"/>
         </w:rPr>
-        <w:t xml:space="preserve">Автоматизированный сервис поиска нарушений на строительных площадках Москвы · Департамент градостроительной политики · конкурс «Лидеры цифровой трансформации 2026» · версия 2.0, 28.09.2026</w:t>
+        <w:t xml:space="preserve">Автоматизированный сервис поиска нарушений на строительных площадках Москвы · Департамент градостроительной политики · конкурс «Лидеры цифровой трансформации 2026» · версия 2.1, 29.09.2026</w:t>
       </w:r>
     </w:p>
     <w:p>
@@ -445,6 +445,63 @@
           </w:p>
         </w:tc>
       </w:tr>
+      <w:tr>
+        <w:trPr>
+          <w:cantSplit/>
+        </w:trPr>
+        <w:tc>
+          <w:tcPr>
+            <w:tcW w:type="dxa" w:w="2506"/>
+            <w:tcMar>
+              <w:top w:type="dxa" w:w="60"/>
+              <w:left w:type="dxa" w:w="90"/>
+              <w:bottom w:type="dxa" w:w="60"/>
+              <w:right w:type="dxa" w:w="90"/>
+            </w:tcMar>
+          </w:tcPr>
+          <w:p>
+            <w:pPr>
+              <w:spacing w:after="0" w:line="252"/>
+            </w:pPr>
+            <w:r>
+              <w:rPr>
+                <w:rFonts w:ascii="Arial" w:cs="Arial" w:eastAsia="Arial" w:hAnsi="Arial"/>
+                <w:b/>
+                <w:bCs/>
+                <w:sz w:val="18"/>
+                <w:szCs w:val="18"/>
+              </w:rPr>
+              <w:t xml:space="preserve">Проверка и прогноз ИИ (дополнительно)</w:t>
+            </w:r>
+          </w:p>
+        </w:tc>
+        <w:tc>
+          <w:tcPr>
+            <w:tcW w:type="dxa" w:w="7132"/>
+            <w:tcMar>
+              <w:top w:type="dxa" w:w="60"/>
+              <w:left w:type="dxa" w:w="90"/>
+              <w:bottom w:type="dxa" w:w="60"/>
+              <w:right w:type="dxa" w:w="90"/>
+            </w:tcMar>
+          </w:tcPr>
+          <w:p>
+            <w:pPr>
+              <w:spacing w:after="0" w:line="252"/>
+            </w:pPr>
+            <w:r>
+              <w:rPr>
+                <w:rFonts w:ascii="Arial" w:cs="Arial" w:eastAsia="Arial" w:hAnsi="Arial"/>
+                <w:b w:val="false"/>
+                <w:bCs w:val="false"/>
+                <w:sz w:val="18"/>
+                <w:szCs w:val="18"/>
+              </w:rPr>
+              <w:t xml:space="preserve">Выводы детектора, модели готовности, локальной VLM и правил сводятся в один контекст и уходят в YandexGPT (Yandex AI Studio): вердикт по каждой рамке и каждому отклонению, пропущенная техника, стадия, прогноз и рекомендации. Исправления инженер применяет кнопкой и может отменить.</w:t>
+            </w:r>
+          </w:p>
+        </w:tc>
+      </w:tr>
     </w:tbl>
     <w:p>
       <w:pPr>
@@ -592,7 +649,7 @@
                 <w:sz w:val="18"/>
                 <w:szCs w:val="18"/>
               </w:rPr>
-              <w:t xml:space="preserve">Сервис: FastAPI, движок правил, детекторы, модель данных, консоль, 52 автотеста, Dockerfile</w:t>
+              <w:t xml:space="preserve">Сервис: FastAPI, движок правил, детекторы, ИИ-анализ, модель данных, консоль, 70 автотестов, Dockerfile</w:t>
             </w:r>
           </w:p>
         </w:tc>
@@ -979,7 +1036,7 @@
                 <w:sz w:val="17"/>
                 <w:szCs w:val="17"/>
               </w:rPr>
-              <w:t xml:space="preserve">docker-compose.yml</w:t>
+              <w:t xml:space="preserve">weights/</w:t>
             </w:r>
           </w:p>
         </w:tc>
@@ -1006,7 +1063,7 @@
                 <w:sz w:val="18"/>
                 <w:szCs w:val="18"/>
               </w:rPr>
-              <w:t xml:space="preserve">PostgreSQL + сервис; профиль </w:t>
+              <w:t xml:space="preserve">Веса моделей: RF-DETR (вне git), голова модели готовности — </w:t>
             </w:r>
             <w:r>
               <w:rPr>
@@ -1017,7 +1074,7 @@
                 <w:sz w:val="17"/>
                 <w:szCs w:val="17"/>
               </w:rPr>
-              <w:t xml:space="preserve">gpu</w:t>
+              <w:t xml:space="preserve">weights/readiness/&lt;прогон&gt;/</w:t>
             </w:r>
             <w:r>
               <w:rPr>
@@ -1027,7 +1084,146 @@
                 <w:sz w:val="18"/>
                 <w:szCs w:val="18"/>
               </w:rPr>
+              <w:t xml:space="preserve"> (13 МБ)</w:t>
+            </w:r>
+          </w:p>
+        </w:tc>
+      </w:tr>
+      <w:tr>
+        <w:trPr>
+          <w:cantSplit/>
+        </w:trPr>
+        <w:tc>
+          <w:tcPr>
+            <w:tcW w:type="dxa" w:w="2313"/>
+            <w:tcMar>
+              <w:top w:type="dxa" w:w="60"/>
+              <w:left w:type="dxa" w:w="90"/>
+              <w:bottom w:type="dxa" w:w="60"/>
+              <w:right w:type="dxa" w:w="90"/>
+            </w:tcMar>
+          </w:tcPr>
+          <w:p>
+            <w:pPr>
+              <w:spacing w:after="0" w:line="252"/>
+            </w:pPr>
+            <w:r>
+              <w:rPr>
+                <w:rFonts w:ascii="Courier New" w:cs="Courier New" w:eastAsia="Courier New" w:hAnsi="Courier New"/>
+                <w:b w:val="false"/>
+                <w:bCs w:val="false"/>
+                <w:color w:val="520978"/>
+                <w:sz w:val="17"/>
+                <w:szCs w:val="17"/>
+              </w:rPr>
+              <w:t xml:space="preserve">docker-compose.yml</w:t>
+            </w:r>
+          </w:p>
+        </w:tc>
+        <w:tc>
+          <w:tcPr>
+            <w:tcW w:type="dxa" w:w="7325"/>
+            <w:tcMar>
+              <w:top w:type="dxa" w:w="60"/>
+              <w:left w:type="dxa" w:w="90"/>
+              <w:bottom w:type="dxa" w:w="60"/>
+              <w:right w:type="dxa" w:w="90"/>
+            </w:tcMar>
+          </w:tcPr>
+          <w:p>
+            <w:pPr>
+              <w:spacing w:after="0" w:line="252"/>
+            </w:pPr>
+            <w:r>
+              <w:rPr>
+                <w:rFonts w:ascii="Arial" w:cs="Arial" w:eastAsia="Arial" w:hAnsi="Arial"/>
+                <w:b w:val="false"/>
+                <w:bCs w:val="false"/>
+                <w:sz w:val="18"/>
+                <w:szCs w:val="18"/>
+              </w:rPr>
+              <w:t xml:space="preserve">PostgreSQL + сервис; профиль </w:t>
+            </w:r>
+            <w:r>
+              <w:rPr>
+                <w:rFonts w:ascii="Courier New" w:cs="Courier New" w:eastAsia="Courier New" w:hAnsi="Courier New"/>
+                <w:b w:val="false"/>
+                <w:bCs w:val="false"/>
+                <w:color w:val="520978"/>
+                <w:sz w:val="17"/>
+                <w:szCs w:val="17"/>
+              </w:rPr>
+              <w:t xml:space="preserve">gpu</w:t>
+            </w:r>
+            <w:r>
+              <w:rPr>
+                <w:rFonts w:ascii="Arial" w:cs="Arial" w:eastAsia="Arial" w:hAnsi="Arial"/>
+                <w:b w:val="false"/>
+                <w:bCs w:val="false"/>
+                <w:sz w:val="18"/>
+                <w:szCs w:val="18"/>
+              </w:rPr>
               <w:t xml:space="preserve"> — AI-сервис с RF-DETR на видеокарте</w:t>
+            </w:r>
+          </w:p>
+        </w:tc>
+      </w:tr>
+      <w:tr>
+        <w:trPr>
+          <w:cantSplit/>
+        </w:trPr>
+        <w:tc>
+          <w:tcPr>
+            <w:tcW w:type="dxa" w:w="2313"/>
+            <w:shd w:fill="FAF8FD" w:color="auto" w:val="clear"/>
+            <w:tcMar>
+              <w:top w:type="dxa" w:w="60"/>
+              <w:left w:type="dxa" w:w="90"/>
+              <w:bottom w:type="dxa" w:w="60"/>
+              <w:right w:type="dxa" w:w="90"/>
+            </w:tcMar>
+          </w:tcPr>
+          <w:p>
+            <w:pPr>
+              <w:spacing w:after="0" w:line="252"/>
+            </w:pPr>
+            <w:r>
+              <w:rPr>
+                <w:rFonts w:ascii="Courier New" w:cs="Courier New" w:eastAsia="Courier New" w:hAnsi="Courier New"/>
+                <w:b w:val="false"/>
+                <w:bCs w:val="false"/>
+                <w:color w:val="520978"/>
+                <w:sz w:val="17"/>
+                <w:szCs w:val="17"/>
+              </w:rPr>
+              <w:t xml:space="preserve">deploy/yandex-cloud/</w:t>
+            </w:r>
+          </w:p>
+        </w:tc>
+        <w:tc>
+          <w:tcPr>
+            <w:tcW w:type="dxa" w:w="7325"/>
+            <w:shd w:fill="FAF8FD" w:color="auto" w:val="clear"/>
+            <w:tcMar>
+              <w:top w:type="dxa" w:w="60"/>
+              <w:left w:type="dxa" w:w="90"/>
+              <w:bottom w:type="dxa" w:w="60"/>
+              <w:right w:type="dxa" w:w="90"/>
+            </w:tcMar>
+          </w:tcPr>
+          <w:p>
+            <w:pPr>
+              <w:spacing w:after="0" w:line="252"/>
+            </w:pPr>
+            <w:r>
+              <w:rPr>
+                <w:rFonts w:ascii="Arial" w:cs="Arial" w:eastAsia="Arial" w:hAnsi="Arial"/>
+                <w:b w:val="false"/>
+                <w:bCs w:val="false"/>
+                <w:sz w:val="18"/>
+                <w:szCs w:val="18"/>
+              </w:rPr>
+              <w:t xml:space="preserve">Публичное демо на ВМ Yandex Cloud: RF-DETR, модель готовности и VLM на CPU, YandexGPT</w:t>
             </w:r>
           </w:p>
         </w:tc>
@@ -1856,6 +2052,64 @@
           </w:p>
         </w:tc>
       </w:tr>
+      <w:tr>
+        <w:trPr>
+          <w:cantSplit/>
+        </w:trPr>
+        <w:tc>
+          <w:tcPr>
+            <w:tcW w:type="dxa" w:w="2506"/>
+            <w:tcMar>
+              <w:top w:type="dxa" w:w="60"/>
+              <w:left w:type="dxa" w:w="90"/>
+              <w:bottom w:type="dxa" w:w="60"/>
+              <w:right w:type="dxa" w:w="90"/>
+            </w:tcMar>
+          </w:tcPr>
+          <w:p>
+            <w:pPr>
+              <w:spacing w:after="0" w:line="252"/>
+            </w:pPr>
+            <w:r>
+              <w:rPr>
+                <w:rFonts w:ascii="Courier New" w:cs="Courier New" w:eastAsia="Courier New" w:hAnsi="Courier New"/>
+                <w:b w:val="false"/>
+                <w:bCs w:val="false"/>
+                <w:color w:val="520978"/>
+                <w:sz w:val="17"/>
+                <w:szCs w:val="17"/>
+              </w:rPr>
+              <w:t xml:space="preserve">app/ai/*</w:t>
+            </w:r>
+          </w:p>
+        </w:tc>
+        <w:tc>
+          <w:tcPr>
+            <w:tcW w:type="dxa" w:w="7132"/>
+            <w:tcMar>
+              <w:top w:type="dxa" w:w="60"/>
+              <w:left w:type="dxa" w:w="90"/>
+              <w:bottom w:type="dxa" w:w="60"/>
+              <w:right w:type="dxa" w:w="90"/>
+            </w:tcMar>
+          </w:tcPr>
+          <w:p>
+            <w:pPr>
+              <w:spacing w:after="0" w:line="252"/>
+            </w:pPr>
+            <w:r>
+              <w:rPr>
+                <w:rFonts w:ascii="Arial" w:cs="Arial" w:eastAsia="Arial" w:hAnsi="Arial"/>
+                <w:b w:val="false"/>
+                <w:bCs w:val="false"/>
+                <w:sz w:val="18"/>
+                <w:szCs w:val="18"/>
+              </w:rPr>
+              <w:t xml:space="preserve">ИИ-анализ: модель готовности (только инференс), локальная VLM, клиент YandexGPT, сбор контекста, сведение слоёв и исправления, фоновые задачи</w:t>
+            </w:r>
+          </w:p>
+        </w:tc>
+      </w:tr>
     </w:tbl>
     <w:p>
       <w:pPr>
@@ -2058,6 +2312,44 @@
     </w:p>
     <w:p>
       <w:pPr>
+        <w:pStyle w:val="ListParagraph"/>
+        <w:numPr>
+          <w:ilvl w:val="0"/>
+          <w:numId w:val="2"/>
+        </w:numPr>
+        <w:spacing w:after="60" w:line="264"/>
+      </w:pPr>
+      <w:r>
+        <w:rPr>
+          <w:rFonts w:ascii="Arial" w:cs="Arial" w:eastAsia="Arial" w:hAnsi="Arial"/>
+          <w:b/>
+          <w:bCs/>
+        </w:rPr>
+        <w:t xml:space="preserve">Стадия и готовность</w:t>
+      </w:r>
+      <w:r>
+        <w:rPr>
+          <w:rFonts w:ascii="Arial" w:cs="Arial" w:eastAsia="Arial" w:hAnsi="Arial"/>
+        </w:rPr>
+        <w:t xml:space="preserve"> для кадров общего плана — модель готовности в фоне; </w:t>
+      </w:r>
+      <w:r>
+        <w:rPr>
+          <w:rFonts w:ascii="Arial" w:cs="Arial" w:eastAsia="Arial" w:hAnsi="Arial"/>
+          <w:b/>
+          <w:bCs/>
+        </w:rPr>
+        <w:t xml:space="preserve">ИИ-анализ</w:t>
+      </w:r>
+      <w:r>
+        <w:rPr>
+          <w:rFonts w:ascii="Arial" w:cs="Arial" w:eastAsia="Arial" w:hAnsi="Arial"/>
+        </w:rPr>
+        <w:t xml:space="preserve"> снимка — по кнопке или автоматически (раздел 4).</w:t>
+      </w:r>
+    </w:p>
+    <w:p>
+      <w:pPr>
         <w:spacing w:after="120" w:line="276"/>
       </w:pPr>
       <w:r>
@@ -2086,7 +2378,7 @@
         <w:rPr>
           <w:rFonts w:ascii="Arial" w:cs="Arial" w:eastAsia="Arial" w:hAnsi="Arial"/>
         </w:rPr>
-        <w:t xml:space="preserve">Данные хранятся в реляционной БД: PostgreSQL в Docker и в эксплуатации, SQLite на ноутбуке. Схема одна (SQLAlchemy 2), 19 таблиц в четырёх группах. Сложные структуры (требования профиля, полигоны зон, расчёт отклонения) — в JSON-полях (JSONB в PostgreSQL).</w:t>
+        <w:t xml:space="preserve">Данные хранятся в реляционной БД: PostgreSQL в Docker и в эксплуатации, SQLite на ноутбуке. Схема одна (SQLAlchemy 2), 20 таблиц в пяти группах. Сложные структуры (требования профиля, полигоны зон, расчёт отклонения) — в JSON-полях (JSONB в PostgreSQL).</w:t>
       </w:r>
     </w:p>
     <w:p>
@@ -4237,6 +4529,90 @@
           </w:p>
         </w:tc>
       </w:tr>
+      <w:tr>
+        <w:trPr>
+          <w:cantSplit/>
+        </w:trPr>
+        <w:tc>
+          <w:tcPr>
+            <w:tcW w:type="dxa" w:w="2313"/>
+            <w:tcMar>
+              <w:top w:type="dxa" w:w="60"/>
+              <w:left w:type="dxa" w:w="90"/>
+              <w:bottom w:type="dxa" w:w="60"/>
+              <w:right w:type="dxa" w:w="90"/>
+            </w:tcMar>
+          </w:tcPr>
+          <w:p>
+            <w:pPr>
+              <w:spacing w:after="0" w:line="252"/>
+            </w:pPr>
+            <w:r>
+              <w:rPr>
+                <w:rFonts w:ascii="Courier New" w:cs="Courier New" w:eastAsia="Courier New" w:hAnsi="Courier New"/>
+                <w:b w:val="false"/>
+                <w:bCs w:val="false"/>
+                <w:color w:val="520978"/>
+                <w:sz w:val="17"/>
+                <w:szCs w:val="17"/>
+              </w:rPr>
+              <w:t xml:space="preserve">ai_reviews</w:t>
+            </w:r>
+          </w:p>
+        </w:tc>
+        <w:tc>
+          <w:tcPr>
+            <w:tcW w:type="dxa" w:w="3855"/>
+            <w:tcMar>
+              <w:top w:type="dxa" w:w="60"/>
+              <w:left w:type="dxa" w:w="90"/>
+              <w:bottom w:type="dxa" w:w="60"/>
+              <w:right w:type="dxa" w:w="90"/>
+            </w:tcMar>
+          </w:tcPr>
+          <w:p>
+            <w:pPr>
+              <w:spacing w:after="0" w:line="252"/>
+            </w:pPr>
+            <w:r>
+              <w:rPr>
+                <w:rFonts w:ascii="Arial" w:cs="Arial" w:eastAsia="Arial" w:hAnsi="Arial"/>
+                <w:b w:val="false"/>
+                <w:bCs w:val="false"/>
+                <w:sz w:val="18"/>
+                <w:szCs w:val="18"/>
+              </w:rPr>
+              <w:t xml:space="preserve">kind, status, step, vlm_model, vlm_output, llm_provider, llm_model, llm_output, context, final, applied, tokens_in, tokens_out, duration_ms</w:t>
+            </w:r>
+          </w:p>
+        </w:tc>
+        <w:tc>
+          <w:tcPr>
+            <w:tcW w:type="dxa" w:w="3470"/>
+            <w:tcMar>
+              <w:top w:type="dxa" w:w="60"/>
+              <w:left w:type="dxa" w:w="90"/>
+              <w:bottom w:type="dxa" w:w="60"/>
+              <w:right w:type="dxa" w:w="90"/>
+            </w:tcMar>
+          </w:tcPr>
+          <w:p>
+            <w:pPr>
+              <w:spacing w:after="0" w:line="252"/>
+            </w:pPr>
+            <w:r>
+              <w:rPr>
+                <w:rFonts w:ascii="Arial" w:cs="Arial" w:eastAsia="Arial" w:hAnsi="Arial"/>
+                <w:b w:val="false"/>
+                <w:bCs w:val="false"/>
+                <w:sz w:val="18"/>
+                <w:szCs w:val="18"/>
+              </w:rPr>
+              <w:t xml:space="preserve">ИИ-анализ снимка или дня: что видела и ответила каждая модель, что ушло в LLM, сведение слоёв, применённые и отменённые исправления</w:t>
+            </w:r>
+          </w:p>
+        </w:tc>
+      </w:tr>
     </w:tbl>
     <w:p>
       <w:pPr>
@@ -7038,6 +7414,617 @@
     </w:p>
     <w:p>
       <w:pPr>
+        <w:pStyle w:val="Heading2"/>
+      </w:pPr>
+      <w:r>
+        <w:rPr>
+          <w:rFonts w:ascii="Arial" w:cs="Arial" w:eastAsia="Arial" w:hAnsi="Arial"/>
+        </w:rPr>
+        <w:t xml:space="preserve">ИИ-анализ: все модели и слои → YandexGPT</w:t>
+      </w:r>
+    </w:p>
+    <w:p>
+      <w:pPr>
+        <w:spacing w:after="120" w:line="276"/>
+      </w:pPr>
+      <w:r>
+        <w:rPr>
+          <w:rFonts w:ascii="Arial" w:cs="Arial" w:eastAsia="Arial" w:hAnsi="Arial"/>
+        </w:rPr>
+        <w:t xml:space="preserve">Дополнительный слой поверх правил: модели проверяют друг друга, а YandexGPT сопоставляет их выводы с графиком и методикой. Анализ снимка — фоновая задача (кнопка «Анализ ИИ» в карточке снимка или </w:t>
+      </w:r>
+      <w:r>
+        <w:rPr>
+          <w:rFonts w:ascii="Courier New" w:cs="Courier New" w:eastAsia="Courier New" w:hAnsi="Courier New"/>
+          <w:color w:val="520978"/>
+          <w:sz w:val="20"/>
+          <w:szCs w:val="20"/>
+        </w:rPr>
+        <w:t xml:space="preserve">OKO_AI_AUTO=1</w:t>
+      </w:r>
+      <w:r>
+        <w:rPr>
+          <w:rFonts w:ascii="Arial" w:cs="Arial" w:eastAsia="Arial" w:hAnsi="Arial"/>
+        </w:rPr>
+        <w:t xml:space="preserve">), каждый шаг и ответ каждой модели сохраняются в </w:t>
+      </w:r>
+      <w:r>
+        <w:rPr>
+          <w:rFonts w:ascii="Courier New" w:cs="Courier New" w:eastAsia="Courier New" w:hAnsi="Courier New"/>
+          <w:color w:val="520978"/>
+          <w:sz w:val="20"/>
+          <w:szCs w:val="20"/>
+        </w:rPr>
+        <w:t xml:space="preserve">ai_reviews</w:t>
+      </w:r>
+      <w:r>
+        <w:rPr>
+          <w:rFonts w:ascii="Arial" w:cs="Arial" w:eastAsia="Arial" w:hAnsi="Arial"/>
+        </w:rPr>
+        <w:t xml:space="preserve">.</w:t>
+      </w:r>
+    </w:p>
+    <w:tbl>
+      <w:tblPr>
+        <w:tblW w:type="dxa" w:w="9638"/>
+        <w:tblBorders>
+          <w:top w:val="single" w:color="D9CCEB" w:sz="4"/>
+          <w:left w:val="single" w:color="D9CCEB" w:sz="4"/>
+          <w:bottom w:val="single" w:color="D9CCEB" w:sz="4"/>
+          <w:right w:val="single" w:color="D9CCEB" w:sz="4"/>
+          <w:insideH w:val="single" w:color="D9CCEB" w:sz="4"/>
+          <w:insideV w:val="single" w:color="D9CCEB" w:sz="4"/>
+        </w:tblBorders>
+      </w:tblPr>
+      <w:tblGrid>
+        <w:gridCol w:w="2120"/>
+        <w:gridCol w:w="4819"/>
+        <w:gridCol w:w="2699"/>
+      </w:tblGrid>
+      <w:tr>
+        <w:trPr>
+          <w:tblHeader/>
+        </w:trPr>
+        <w:tc>
+          <w:tcPr>
+            <w:tcW w:type="dxa" w:w="2120"/>
+            <w:shd w:fill="520978" w:color="auto" w:val="clear"/>
+            <w:tcMar>
+              <w:top w:type="dxa" w:w="60"/>
+              <w:left w:type="dxa" w:w="90"/>
+              <w:bottom w:type="dxa" w:w="60"/>
+              <w:right w:type="dxa" w:w="90"/>
+            </w:tcMar>
+          </w:tcPr>
+          <w:p>
+            <w:pPr>
+              <w:spacing w:after="0" w:line="252"/>
+            </w:pPr>
+            <w:r>
+              <w:rPr>
+                <w:rFonts w:ascii="Arial" w:cs="Arial" w:eastAsia="Arial" w:hAnsi="Arial"/>
+                <w:b/>
+                <w:bCs/>
+                <w:color w:val="FFFFFF"/>
+                <w:sz w:val="17"/>
+                <w:szCs w:val="17"/>
+              </w:rPr>
+              <w:t xml:space="preserve">Слой</w:t>
+            </w:r>
+          </w:p>
+        </w:tc>
+        <w:tc>
+          <w:tcPr>
+            <w:tcW w:type="dxa" w:w="4819"/>
+            <w:shd w:fill="520978" w:color="auto" w:val="clear"/>
+            <w:tcMar>
+              <w:top w:type="dxa" w:w="60"/>
+              <w:left w:type="dxa" w:w="90"/>
+              <w:bottom w:type="dxa" w:w="60"/>
+              <w:right w:type="dxa" w:w="90"/>
+            </w:tcMar>
+          </w:tcPr>
+          <w:p>
+            <w:pPr>
+              <w:spacing w:after="0" w:line="252"/>
+            </w:pPr>
+            <w:r>
+              <w:rPr>
+                <w:rFonts w:ascii="Arial" w:cs="Arial" w:eastAsia="Arial" w:hAnsi="Arial"/>
+                <w:b/>
+                <w:bCs/>
+                <w:color w:val="FFFFFF"/>
+                <w:sz w:val="17"/>
+                <w:szCs w:val="17"/>
+              </w:rPr>
+              <w:t xml:space="preserve">Что даёт</w:t>
+            </w:r>
+          </w:p>
+        </w:tc>
+        <w:tc>
+          <w:tcPr>
+            <w:tcW w:type="dxa" w:w="2699"/>
+            <w:shd w:fill="520978" w:color="auto" w:val="clear"/>
+            <w:tcMar>
+              <w:top w:type="dxa" w:w="60"/>
+              <w:left w:type="dxa" w:w="90"/>
+              <w:bottom w:type="dxa" w:w="60"/>
+              <w:right w:type="dxa" w:w="90"/>
+            </w:tcMar>
+          </w:tcPr>
+          <w:p>
+            <w:pPr>
+              <w:spacing w:after="0" w:line="252"/>
+            </w:pPr>
+            <w:r>
+              <w:rPr>
+                <w:rFonts w:ascii="Arial" w:cs="Arial" w:eastAsia="Arial" w:hAnsi="Arial"/>
+                <w:b/>
+                <w:bCs/>
+                <w:color w:val="FFFFFF"/>
+                <w:sz w:val="17"/>
+                <w:szCs w:val="17"/>
+              </w:rPr>
+              <w:t xml:space="preserve">Где работает</w:t>
+            </w:r>
+          </w:p>
+        </w:tc>
+      </w:tr>
+      <w:tr>
+        <w:trPr>
+          <w:cantSplit/>
+        </w:trPr>
+        <w:tc>
+          <w:tcPr>
+            <w:tcW w:type="dxa" w:w="2120"/>
+            <w:tcMar>
+              <w:top w:type="dxa" w:w="60"/>
+              <w:left w:type="dxa" w:w="90"/>
+              <w:bottom w:type="dxa" w:w="60"/>
+              <w:right w:type="dxa" w:w="90"/>
+            </w:tcMar>
+          </w:tcPr>
+          <w:p>
+            <w:pPr>
+              <w:spacing w:after="0" w:line="252"/>
+            </w:pPr>
+            <w:r>
+              <w:rPr>
+                <w:rFonts w:ascii="Arial" w:cs="Arial" w:eastAsia="Arial" w:hAnsi="Arial"/>
+                <w:b w:val="false"/>
+                <w:bCs w:val="false"/>
+                <w:sz w:val="17"/>
+                <w:szCs w:val="17"/>
+              </w:rPr>
+              <w:t xml:space="preserve">RF-DETR и правила</w:t>
+            </w:r>
+          </w:p>
+        </w:tc>
+        <w:tc>
+          <w:tcPr>
+            <w:tcW w:type="dxa" w:w="4819"/>
+            <w:tcMar>
+              <w:top w:type="dxa" w:w="60"/>
+              <w:left w:type="dxa" w:w="90"/>
+              <w:bottom w:type="dxa" w:w="60"/>
+              <w:right w:type="dxa" w:w="90"/>
+            </w:tcMar>
+          </w:tcPr>
+          <w:p>
+            <w:pPr>
+              <w:spacing w:after="0" w:line="252"/>
+            </w:pPr>
+            <w:r>
+              <w:rPr>
+                <w:rFonts w:ascii="Arial" w:cs="Arial" w:eastAsia="Arial" w:hAnsi="Arial"/>
+                <w:b w:val="false"/>
+                <w:bCs w:val="false"/>
+                <w:sz w:val="17"/>
+                <w:szCs w:val="17"/>
+              </w:rPr>
+              <w:t xml:space="preserve">Рамки техники с зонами; этапы графика, проверки профилей, отклонения</w:t>
+            </w:r>
+          </w:p>
+        </w:tc>
+        <w:tc>
+          <w:tcPr>
+            <w:tcW w:type="dxa" w:w="2699"/>
+            <w:tcMar>
+              <w:top w:type="dxa" w:w="60"/>
+              <w:left w:type="dxa" w:w="90"/>
+              <w:bottom w:type="dxa" w:w="60"/>
+              <w:right w:type="dxa" w:w="90"/>
+            </w:tcMar>
+          </w:tcPr>
+          <w:p>
+            <w:pPr>
+              <w:spacing w:after="0" w:line="252"/>
+            </w:pPr>
+            <w:r>
+              <w:rPr>
+                <w:rFonts w:ascii="Arial" w:cs="Arial" w:eastAsia="Arial" w:hAnsi="Arial"/>
+                <w:b w:val="false"/>
+                <w:bCs w:val="false"/>
+                <w:sz w:val="17"/>
+                <w:szCs w:val="17"/>
+              </w:rPr>
+              <w:t xml:space="preserve">сервис, CPU</w:t>
+            </w:r>
+          </w:p>
+        </w:tc>
+      </w:tr>
+      <w:tr>
+        <w:trPr>
+          <w:cantSplit/>
+        </w:trPr>
+        <w:tc>
+          <w:tcPr>
+            <w:tcW w:type="dxa" w:w="2120"/>
+            <w:shd w:fill="FAF8FD" w:color="auto" w:val="clear"/>
+            <w:tcMar>
+              <w:top w:type="dxa" w:w="60"/>
+              <w:left w:type="dxa" w:w="90"/>
+              <w:bottom w:type="dxa" w:w="60"/>
+              <w:right w:type="dxa" w:w="90"/>
+            </w:tcMar>
+          </w:tcPr>
+          <w:p>
+            <w:pPr>
+              <w:spacing w:after="0" w:line="252"/>
+            </w:pPr>
+            <w:r>
+              <w:rPr>
+                <w:rFonts w:ascii="Arial" w:cs="Arial" w:eastAsia="Arial" w:hAnsi="Arial"/>
+                <w:b w:val="false"/>
+                <w:bCs w:val="false"/>
+                <w:sz w:val="17"/>
+                <w:szCs w:val="17"/>
+              </w:rPr>
+              <w:t xml:space="preserve">Модель готовности</w:t>
+            </w:r>
+          </w:p>
+        </w:tc>
+        <w:tc>
+          <w:tcPr>
+            <w:tcW w:type="dxa" w:w="4819"/>
+            <w:shd w:fill="FAF8FD" w:color="auto" w:val="clear"/>
+            <w:tcMar>
+              <w:top w:type="dxa" w:w="60"/>
+              <w:left w:type="dxa" w:w="90"/>
+              <w:bottom w:type="dxa" w:w="60"/>
+              <w:right w:type="dxa" w:w="90"/>
+            </w:tcMar>
+          </w:tcPr>
+          <w:p>
+            <w:pPr>
+              <w:spacing w:after="0" w:line="252"/>
+            </w:pPr>
+            <w:r>
+              <w:rPr>
+                <w:rFonts w:ascii="Arial" w:cs="Arial" w:eastAsia="Arial" w:hAnsi="Arial"/>
+                <w:b w:val="false"/>
+                <w:bCs w:val="false"/>
+                <w:sz w:val="17"/>
+                <w:szCs w:val="17"/>
+              </w:rPr>
+              <w:t xml:space="preserve">Стадия S1–S5, готовность 0–100 %, план по графику (доля срока), статус «опережаем / успеваем / риск / отстаём» и отставание в днях, карта внимания 9×16</w:t>
+            </w:r>
+          </w:p>
+        </w:tc>
+        <w:tc>
+          <w:tcPr>
+            <w:tcW w:type="dxa" w:w="2699"/>
+            <w:shd w:fill="FAF8FD" w:color="auto" w:val="clear"/>
+            <w:tcMar>
+              <w:top w:type="dxa" w:w="60"/>
+              <w:left w:type="dxa" w:w="90"/>
+              <w:bottom w:type="dxa" w:w="60"/>
+              <w:right w:type="dxa" w:w="90"/>
+            </w:tcMar>
+          </w:tcPr>
+          <w:p>
+            <w:pPr>
+              <w:spacing w:after="0" w:line="252"/>
+            </w:pPr>
+            <w:r>
+              <w:rPr>
+                <w:rFonts w:ascii="Arial" w:cs="Arial" w:eastAsia="Arial" w:hAnsi="Arial"/>
+                <w:b w:val="false"/>
+                <w:bCs w:val="false"/>
+                <w:sz w:val="17"/>
+                <w:szCs w:val="17"/>
+              </w:rPr>
+              <w:t xml:space="preserve">сервис, CPU ≈ 30 с</w:t>
+            </w:r>
+          </w:p>
+        </w:tc>
+      </w:tr>
+      <w:tr>
+        <w:trPr>
+          <w:cantSplit/>
+        </w:trPr>
+        <w:tc>
+          <w:tcPr>
+            <w:tcW w:type="dxa" w:w="2120"/>
+            <w:tcMar>
+              <w:top w:type="dxa" w:w="60"/>
+              <w:left w:type="dxa" w:w="90"/>
+              <w:bottom w:type="dxa" w:w="60"/>
+              <w:right w:type="dxa" w:w="90"/>
+            </w:tcMar>
+          </w:tcPr>
+          <w:p>
+            <w:pPr>
+              <w:spacing w:after="0" w:line="252"/>
+            </w:pPr>
+            <w:r>
+              <w:rPr>
+                <w:rFonts w:ascii="Arial" w:cs="Arial" w:eastAsia="Arial" w:hAnsi="Arial"/>
+                <w:b w:val="false"/>
+                <w:bCs w:val="false"/>
+                <w:sz w:val="17"/>
+                <w:szCs w:val="17"/>
+              </w:rPr>
+              <w:t xml:space="preserve">Локальная VLM</w:t>
+            </w:r>
+          </w:p>
+        </w:tc>
+        <w:tc>
+          <w:tcPr>
+            <w:tcW w:type="dxa" w:w="4819"/>
+            <w:tcMar>
+              <w:top w:type="dxa" w:w="60"/>
+              <w:left w:type="dxa" w:w="90"/>
+              <w:bottom w:type="dxa" w:w="60"/>
+              <w:right w:type="dxa" w:w="90"/>
+            </w:tcMar>
+          </w:tcPr>
+          <w:p>
+            <w:pPr>
+              <w:spacing w:after="0" w:line="252"/>
+            </w:pPr>
+            <w:r>
+              <w:rPr>
+                <w:rFonts w:ascii="Arial" w:cs="Arial" w:eastAsia="Arial" w:hAnsi="Arial"/>
+                <w:b w:val="false"/>
+                <w:bCs w:val="false"/>
+                <w:sz w:val="17"/>
+                <w:szCs w:val="17"/>
+              </w:rPr>
+              <w:t xml:space="preserve">Описание сцены, техника с рамками, стадия, люди, условия съёмки</w:t>
+            </w:r>
+          </w:p>
+        </w:tc>
+        <w:tc>
+          <w:tcPr>
+            <w:tcW w:type="dxa" w:w="2699"/>
+            <w:tcMar>
+              <w:top w:type="dxa" w:w="60"/>
+              <w:left w:type="dxa" w:w="90"/>
+              <w:bottom w:type="dxa" w:w="60"/>
+              <w:right w:type="dxa" w:w="90"/>
+            </w:tcMar>
+          </w:tcPr>
+          <w:p>
+            <w:pPr>
+              <w:spacing w:after="0" w:line="252"/>
+            </w:pPr>
+            <w:r>
+              <w:rPr>
+                <w:rFonts w:ascii="Arial" w:cs="Arial" w:eastAsia="Arial" w:hAnsi="Arial"/>
+                <w:b w:val="false"/>
+                <w:bCs w:val="false"/>
+                <w:sz w:val="17"/>
+                <w:szCs w:val="17"/>
+              </w:rPr>
+              <w:t xml:space="preserve">Qwen3-VL 8B → 4B → 2B → SmolVLM2-500M: самая крупная, что помещается в память</w:t>
+            </w:r>
+          </w:p>
+        </w:tc>
+      </w:tr>
+      <w:tr>
+        <w:trPr>
+          <w:cantSplit/>
+        </w:trPr>
+        <w:tc>
+          <w:tcPr>
+            <w:tcW w:type="dxa" w:w="2120"/>
+            <w:shd w:fill="FAF8FD" w:color="auto" w:val="clear"/>
+            <w:tcMar>
+              <w:top w:type="dxa" w:w="60"/>
+              <w:left w:type="dxa" w:w="90"/>
+              <w:bottom w:type="dxa" w:w="60"/>
+              <w:right w:type="dxa" w:w="90"/>
+            </w:tcMar>
+          </w:tcPr>
+          <w:p>
+            <w:pPr>
+              <w:spacing w:after="0" w:line="252"/>
+            </w:pPr>
+            <w:r>
+              <w:rPr>
+                <w:rFonts w:ascii="Arial" w:cs="Arial" w:eastAsia="Arial" w:hAnsi="Arial"/>
+                <w:b w:val="false"/>
+                <w:bCs w:val="false"/>
+                <w:sz w:val="17"/>
+                <w:szCs w:val="17"/>
+              </w:rPr>
+              <w:t xml:space="preserve">Сверка детектора и VLM</w:t>
+            </w:r>
+          </w:p>
+        </w:tc>
+        <w:tc>
+          <w:tcPr>
+            <w:tcW w:type="dxa" w:w="4819"/>
+            <w:shd w:fill="FAF8FD" w:color="auto" w:val="clear"/>
+            <w:tcMar>
+              <w:top w:type="dxa" w:w="60"/>
+              <w:left w:type="dxa" w:w="90"/>
+              <w:bottom w:type="dxa" w:w="60"/>
+              <w:right w:type="dxa" w:w="90"/>
+            </w:tcMar>
+          </w:tcPr>
+          <w:p>
+            <w:pPr>
+              <w:spacing w:after="0" w:line="252"/>
+            </w:pPr>
+            <w:r>
+              <w:rPr>
+                <w:rFonts w:ascii="Arial" w:cs="Arial" w:eastAsia="Arial" w:hAnsi="Arial"/>
+                <w:b w:val="false"/>
+                <w:bCs w:val="false"/>
+                <w:sz w:val="17"/>
+                <w:szCs w:val="17"/>
+              </w:rPr>
+              <w:t xml:space="preserve">По IoU рамок: совпали, спорный класс, только VLM, только детектор</w:t>
+            </w:r>
+          </w:p>
+        </w:tc>
+        <w:tc>
+          <w:tcPr>
+            <w:tcW w:type="dxa" w:w="2699"/>
+            <w:shd w:fill="FAF8FD" w:color="auto" w:val="clear"/>
+            <w:tcMar>
+              <w:top w:type="dxa" w:w="60"/>
+              <w:left w:type="dxa" w:w="90"/>
+              <w:bottom w:type="dxa" w:w="60"/>
+              <w:right w:type="dxa" w:w="90"/>
+            </w:tcMar>
+          </w:tcPr>
+          <w:p>
+            <w:pPr>
+              <w:spacing w:after="0" w:line="252"/>
+            </w:pPr>
+            <w:r>
+              <w:rPr>
+                <w:rFonts w:ascii="Arial" w:cs="Arial" w:eastAsia="Arial" w:hAnsi="Arial"/>
+                <w:b w:val="false"/>
+                <w:bCs w:val="false"/>
+                <w:sz w:val="17"/>
+                <w:szCs w:val="17"/>
+              </w:rPr>
+              <w:t xml:space="preserve">сервис</w:t>
+            </w:r>
+          </w:p>
+        </w:tc>
+      </w:tr>
+      <w:tr>
+        <w:trPr>
+          <w:cantSplit/>
+        </w:trPr>
+        <w:tc>
+          <w:tcPr>
+            <w:tcW w:type="dxa" w:w="2120"/>
+            <w:tcMar>
+              <w:top w:type="dxa" w:w="60"/>
+              <w:left w:type="dxa" w:w="90"/>
+              <w:bottom w:type="dxa" w:w="60"/>
+              <w:right w:type="dxa" w:w="90"/>
+            </w:tcMar>
+          </w:tcPr>
+          <w:p>
+            <w:pPr>
+              <w:spacing w:after="0" w:line="252"/>
+            </w:pPr>
+            <w:r>
+              <w:rPr>
+                <w:rFonts w:ascii="Arial" w:cs="Arial" w:eastAsia="Arial" w:hAnsi="Arial"/>
+                <w:b w:val="false"/>
+                <w:bCs w:val="false"/>
+                <w:sz w:val="17"/>
+                <w:szCs w:val="17"/>
+              </w:rPr>
+              <w:t xml:space="preserve">YandexGPT</w:t>
+            </w:r>
+          </w:p>
+        </w:tc>
+        <w:tc>
+          <w:tcPr>
+            <w:tcW w:type="dxa" w:w="4819"/>
+            <w:tcMar>
+              <w:top w:type="dxa" w:w="60"/>
+              <w:left w:type="dxa" w:w="90"/>
+              <w:bottom w:type="dxa" w:w="60"/>
+              <w:right w:type="dxa" w:w="90"/>
+            </w:tcMar>
+          </w:tcPr>
+          <w:p>
+            <w:pPr>
+              <w:spacing w:after="0" w:line="252"/>
+            </w:pPr>
+            <w:r>
+              <w:rPr>
+                <w:rFonts w:ascii="Arial" w:cs="Arial" w:eastAsia="Arial" w:hAnsi="Arial"/>
+                <w:b w:val="false"/>
+                <w:bCs w:val="false"/>
+                <w:sz w:val="17"/>
+                <w:szCs w:val="17"/>
+              </w:rPr>
+              <w:t xml:space="preserve">Вердикт по каждой рамке и отклонению, пропущенная техника с рамкой, стадия, новые находки, прогноз, рекомендации — JSON по схеме</w:t>
+            </w:r>
+          </w:p>
+        </w:tc>
+        <w:tc>
+          <w:tcPr>
+            <w:tcW w:type="dxa" w:w="2699"/>
+            <w:tcMar>
+              <w:top w:type="dxa" w:w="60"/>
+              <w:left w:type="dxa" w:w="90"/>
+              <w:bottom w:type="dxa" w:w="60"/>
+              <w:right w:type="dxa" w:w="90"/>
+            </w:tcMar>
+          </w:tcPr>
+          <w:p>
+            <w:pPr>
+              <w:spacing w:after="0" w:line="252"/>
+            </w:pPr>
+            <w:r>
+              <w:rPr>
+                <w:rFonts w:ascii="Arial" w:cs="Arial" w:eastAsia="Arial" w:hAnsi="Arial"/>
+                <w:b w:val="false"/>
+                <w:bCs w:val="false"/>
+                <w:sz w:val="17"/>
+                <w:szCs w:val="17"/>
+              </w:rPr>
+              <w:t xml:space="preserve">Yandex AI Studio</w:t>
+            </w:r>
+          </w:p>
+        </w:tc>
+      </w:tr>
+    </w:tbl>
+    <w:p>
+      <w:pPr>
+        <w:spacing w:after="120"/>
+      </w:pPr>
+    </w:p>
+    <w:p>
+      <w:pPr>
+        <w:spacing w:after="120" w:line="276"/>
+      </w:pPr>
+      <w:r>
+        <w:rPr>
+          <w:rFonts w:ascii="Arial" w:cs="Arial" w:eastAsia="Arial" w:hAnsi="Arial"/>
+        </w:rPr>
+        <w:t xml:space="preserve">YandexGPT не принимает изображения, поэтому «глаза» конвейера — детектор, модель готовности и VLM. Модель </w:t>
+      </w:r>
+      <w:r>
+        <w:rPr>
+          <w:rFonts w:ascii="Courier New" w:cs="Courier New" w:eastAsia="Courier New" w:hAnsi="Courier New"/>
+          <w:color w:val="520978"/>
+          <w:sz w:val="20"/>
+          <w:szCs w:val="20"/>
+        </w:rPr>
+        <w:t xml:space="preserve">qwen3.6-35b-a3b</w:t>
+      </w:r>
+      <w:r>
+        <w:rPr>
+          <w:rFonts w:ascii="Arial" w:cs="Arial" w:eastAsia="Arial" w:hAnsi="Arial"/>
+        </w:rPr>
+        <w:t xml:space="preserve"> из AI Studio получает ещё и сами кадры; Claude и ChatGPT подключаются той же настройкой. Итог сводится по слоям: техника по классам (детектор / VLM / LLM) с расхождениями, стадия по графику, модели, VLM и LLM. «Применить исправления» исключает ложные рамки, исправляет класс и добавляет пропущенную технику, если уверенность LLM не ниже 0,6; правила пересчитываются по снимку и дню, «Отменить» возвращает всё как было. Анализ дня даёт статус площадки, риски срыва сроков с вероятностью, прогноз задержек по этапам и места, где модели и правила, вероятно, ошиблись.</w:t>
+      </w:r>
+    </w:p>
+    <w:p>
+      <w:pPr>
         <w:pStyle w:val="Heading1"/>
       </w:pPr>
       <w:r>
@@ -7263,7 +8250,7 @@
         <w:rPr>
           <w:rFonts w:ascii="Arial" w:cs="Arial" w:eastAsia="Arial" w:hAnsi="Arial"/>
         </w:rPr>
-        <w:t xml:space="preserve"> — 58: движок правил на сценариях (включая пример ТЗ), все демо-сценарии end-to-end, API, детекция по фрагментам и ONNX-декодер, сборка датасета и метрики AP50.</w:t>
+        <w:t xml:space="preserve"> — 76: движок правил на сценариях (включая пример ТЗ), все демо-сценарии end-to-end, API, детекция по фрагментам и ONNX-декодер, ИИ-конвейер с подменой YandexGPT и VLM (признаки модели готовности сверяются с кодом обучения), сборка датасета и метрики AP50.</w:t>
       </w:r>
     </w:p>
     <w:p>
@@ -7455,7 +8442,7 @@
           <w:sz w:val="17"/>
           <w:szCs w:val="17"/>
         </w:rPr>
-        <w:t xml:space="preserve">  api/               reference, projects, snapshots, deviations, analyze</w:t>
+        <w:t xml:space="preserve">  ai/                readiness, vlm, llm, context, fusion, jobs, prefetch</w:t>
       </w:r>
     </w:p>
     <w:p>
@@ -7471,13 +8458,13 @@
           <w:sz w:val="17"/>
           <w:szCs w:val="17"/>
         </w:rPr>
-        <w:t xml:space="preserve">  cli.py, demo.py    консоль, загрузка демо-проектов</w:t>
+        <w:t xml:space="preserve">  api/               reference, projects, snapshots, deviations, analyze, ai</w:t>
       </w:r>
     </w:p>
     <w:p>
       <w:pPr>
         <w:shd w:fill="F5F3F8" w:color="auto" w:val="clear"/>
-        <w:spacing w:after="160" w:line="240"/>
+        <w:spacing w:after="0" w:line="240"/>
         <w:ind w:left="120"/>
       </w:pPr>
       <w:r>
@@ -7487,7 +8474,23 @@
           <w:sz w:val="17"/>
           <w:szCs w:val="17"/>
         </w:rPr>
-        <w:t xml:space="preserve">backend/tests/       test_engine, test_demo_scenarios, test_api, test_detection</w:t>
+        <w:t xml:space="preserve">  cli.py, demo.py    консоль, загрузка демо-проектов</w:t>
+      </w:r>
+    </w:p>
+    <w:p>
+      <w:pPr>
+        <w:shd w:fill="F5F3F8" w:color="auto" w:val="clear"/>
+        <w:spacing w:after="160" w:line="240"/>
+        <w:ind w:left="120"/>
+      </w:pPr>
+      <w:r>
+        <w:rPr>
+          <w:rFonts w:ascii="Courier New" w:cs="Courier New" w:eastAsia="Courier New" w:hAnsi="Courier New"/>
+          <w:color w:val="1C1D22"/>
+          <w:sz w:val="17"/>
+          <w:szCs w:val="17"/>
+        </w:rPr>
+        <w:t xml:space="preserve">backend/tests/       test_engine, test_demo_scenarios, test_api, test_detection, test_review_ai</w:t>
       </w:r>
     </w:p>
     <w:p>
@@ -7837,7 +8840,7 @@
                 <w:sz w:val="18"/>
                 <w:szCs w:val="18"/>
               </w:rPr>
-              <w:t xml:space="preserve">Замороженные DINOv2 ViT-g и RF-DETR + обучаемая голова на 4 692 кадрах четырёх таймлапсов строек: средняя ошибка готовности 0,9 п.п., точность стадии S1–S5 99,7 %.</w:t>
+              <w:t xml:space="preserve">Замороженные DINOv2 ViT-g и RF-DETR + обучаемая голова на 4 692 кадрах четырёх таймлапсов строек: средняя ошибка готовности 0,9 п.п., точность стадии S1–S5 99,7 %. В сервис подключён прогон на пяти таймлапсах (5 892 кадра): на кадрах обучения ошибка 1,2 п.п., стадия 99,7 %; отложенного видео в этом прогоне нет, на новых объектах ошибка будет выше. Модель обучена на общих планах: на кадре зоны её оценка ориентировочная.</w:t>
             </w:r>
           </w:p>
         </w:tc>
@@ -10561,7 +11564,7 @@
         <w:rPr>
           <w:rFonts w:ascii="Arial" w:cs="Arial" w:eastAsia="Arial" w:hAnsi="Arial"/>
         </w:rPr>
-        <w:t xml:space="preserve">Стадию и готовность по кадру общего плана считает AI-сервис ML-части (DINOv2 на GPU) и передаёт в поле </w:t>
+        <w:t xml:space="preserve">Стадию и готовность считает модель готовности в самом сервисе, если установлены PyTorch и transformers (образ </w:t>
       </w:r>
       <w:r>
         <w:rPr>
@@ -10570,13 +11573,29 @@
           <w:sz w:val="20"/>
           <w:szCs w:val="20"/>
         </w:rPr>
-        <w:t xml:space="preserve">assessment</w:t>
-      </w:r>
-      <w:r>
-        <w:rPr>
-          <w:rFonts w:ascii="Arial" w:cs="Arial" w:eastAsia="Arial" w:hAnsi="Arial"/>
-        </w:rPr>
-        <w:t xml:space="preserve">; детекторы сервиса на CPU стадию не считают, в демо она берётся из разметки.</w:t>
+        <w:t xml:space="preserve">Dockerfile.ai</w:t>
+      </w:r>
+      <w:r>
+        <w:rPr>
+          <w:rFonts w:ascii="Arial" w:cs="Arial" w:eastAsia="Arial" w:hAnsi="Arial"/>
+        </w:rPr>
+        <w:t xml:space="preserve">): на CPU ≈ 30 с на кадр, поэтому оценка идёт в фоне. В демо-проектах стадия берётся из разметки — сцены синтетические.</w:t>
+      </w:r>
+    </w:p>
+    <w:p>
+      <w:pPr>
+        <w:pStyle w:val="ListParagraph"/>
+        <w:numPr>
+          <w:ilvl w:val="0"/>
+          <w:numId w:val="4"/>
+        </w:numPr>
+        <w:spacing w:after="60" w:line="264"/>
+      </w:pPr>
+      <w:r>
+        <w:rPr>
+          <w:rFonts w:ascii="Arial" w:cs="Arial" w:eastAsia="Arial" w:hAnsi="Arial"/>
+        </w:rPr>
+        <w:t xml:space="preserve">ИИ-анализ — подсказка инженеру, а не решение: исправления YandexGPT применяются кнопкой и отменяются, всё отправленное в LLM сохраняется. Для всех слоёв на CPU нужно 16 ГБ памяти; слой, которому памяти не хватает, пропускается с объяснением. VLM на CPU отвечает за 1–2 минуты.</w:t>
       </w:r>
     </w:p>
     <w:p>
@@ -10678,10 +11697,11 @@
         </w:tblBorders>
       </w:tblPr>
       <w:tblGrid>
-        <w:gridCol w:w="2410"/>
-        <w:gridCol w:w="2410"/>
-        <w:gridCol w:w="2410"/>
-        <w:gridCol w:w="2408"/>
+        <w:gridCol w:w="1831"/>
+        <w:gridCol w:w="1831"/>
+        <w:gridCol w:w="1928"/>
+        <w:gridCol w:w="2024"/>
+        <w:gridCol w:w="2024"/>
       </w:tblGrid>
       <w:tr>
         <w:trPr>
@@ -10689,7 +11709,7 @@
         </w:trPr>
         <w:tc>
           <w:tcPr>
-            <w:tcW w:type="dxa" w:w="2410"/>
+            <w:tcW w:type="dxa" w:w="1831"/>
             <w:shd w:fill="520978" w:color="auto" w:val="clear"/>
             <w:tcMar>
               <w:top w:type="dxa" w:w="60"/>
@@ -10706,7 +11726,7 @@
         </w:tc>
         <w:tc>
           <w:tcPr>
-            <w:tcW w:type="dxa" w:w="2410"/>
+            <w:tcW w:type="dxa" w:w="1831"/>
             <w:shd w:fill="520978" w:color="auto" w:val="clear"/>
             <w:tcMar>
               <w:top w:type="dxa" w:w="60"/>
@@ -10725,8 +11745,8 @@
                 <w:b/>
                 <w:bCs/>
                 <w:color w:val="FFFFFF"/>
-                <w:sz w:val="17"/>
-                <w:szCs w:val="17"/>
+                <w:sz w:val="16"/>
+                <w:szCs w:val="16"/>
               </w:rPr>
               <w:t xml:space="preserve">Сервис и правила</w:t>
             </w:r>
@@ -10734,7 +11754,7 @@
         </w:tc>
         <w:tc>
           <w:tcPr>
-            <w:tcW w:type="dxa" w:w="2410"/>
+            <w:tcW w:type="dxa" w:w="1928"/>
             <w:shd w:fill="520978" w:color="auto" w:val="clear"/>
             <w:tcMar>
               <w:top w:type="dxa" w:w="60"/>
@@ -10753,8 +11773,8 @@
                 <w:b/>
                 <w:bCs/>
                 <w:color w:val="FFFFFF"/>
-                <w:sz w:val="17"/>
-                <w:szCs w:val="17"/>
+                <w:sz w:val="16"/>
+                <w:szCs w:val="16"/>
               </w:rPr>
               <w:t xml:space="preserve">+ RF-DETR на CPU</w:t>
             </w:r>
@@ -10762,7 +11782,7 @@
         </w:tc>
         <w:tc>
           <w:tcPr>
-            <w:tcW w:type="dxa" w:w="2408"/>
+            <w:tcW w:type="dxa" w:w="2024"/>
             <w:shd w:fill="520978" w:color="auto" w:val="clear"/>
             <w:tcMar>
               <w:top w:type="dxa" w:w="60"/>
@@ -10781,8 +11801,36 @@
                 <w:b/>
                 <w:bCs/>
                 <w:color w:val="FFFFFF"/>
-                <w:sz w:val="17"/>
-                <w:szCs w:val="17"/>
+                <w:sz w:val="16"/>
+                <w:szCs w:val="16"/>
+              </w:rPr>
+              <w:t xml:space="preserve">+ ИИ-анализ на CPU</w:t>
+            </w:r>
+          </w:p>
+        </w:tc>
+        <w:tc>
+          <w:tcPr>
+            <w:tcW w:type="dxa" w:w="2024"/>
+            <w:shd w:fill="520978" w:color="auto" w:val="clear"/>
+            <w:tcMar>
+              <w:top w:type="dxa" w:w="60"/>
+              <w:left w:type="dxa" w:w="90"/>
+              <w:bottom w:type="dxa" w:w="60"/>
+              <w:right w:type="dxa" w:w="90"/>
+            </w:tcMar>
+          </w:tcPr>
+          <w:p>
+            <w:pPr>
+              <w:spacing w:after="0" w:line="252"/>
+            </w:pPr>
+            <w:r>
+              <w:rPr>
+                <w:rFonts w:ascii="Arial" w:cs="Arial" w:eastAsia="Arial" w:hAnsi="Arial"/>
+                <w:b/>
+                <w:bCs/>
+                <w:color w:val="FFFFFF"/>
+                <w:sz w:val="16"/>
+                <w:szCs w:val="16"/>
               </w:rPr>
               <w:t xml:space="preserve">Весь ML-пайплайн</w:t>
             </w:r>
@@ -10795,25 +11843,25 @@
         </w:trPr>
         <w:tc>
           <w:tcPr>
-            <w:tcW w:type="dxa" w:w="2410"/>
-            <w:tcMar>
-              <w:top w:type="dxa" w:w="60"/>
-              <w:left w:type="dxa" w:w="90"/>
-              <w:bottom w:type="dxa" w:w="60"/>
-              <w:right w:type="dxa" w:w="90"/>
-            </w:tcMar>
-          </w:tcPr>
-          <w:p>
-            <w:pPr>
-              <w:spacing w:after="0" w:line="252"/>
-            </w:pPr>
-            <w:r>
-              <w:rPr>
-                <w:rFonts w:ascii="Arial" w:cs="Arial" w:eastAsia="Arial" w:hAnsi="Arial"/>
-                <w:b w:val="false"/>
-                <w:bCs w:val="false"/>
-                <w:sz w:val="17"/>
-                <w:szCs w:val="17"/>
+            <w:tcW w:type="dxa" w:w="1831"/>
+            <w:tcMar>
+              <w:top w:type="dxa" w:w="60"/>
+              <w:left w:type="dxa" w:w="90"/>
+              <w:bottom w:type="dxa" w:w="60"/>
+              <w:right w:type="dxa" w:w="90"/>
+            </w:tcMar>
+          </w:tcPr>
+          <w:p>
+            <w:pPr>
+              <w:spacing w:after="0" w:line="252"/>
+            </w:pPr>
+            <w:r>
+              <w:rPr>
+                <w:rFonts w:ascii="Arial" w:cs="Arial" w:eastAsia="Arial" w:hAnsi="Arial"/>
+                <w:b w:val="false"/>
+                <w:bCs w:val="false"/>
+                <w:sz w:val="16"/>
+                <w:szCs w:val="16"/>
               </w:rPr>
               <w:t xml:space="preserve">GPU</w:t>
             </w:r>
@@ -10821,25 +11869,25 @@
         </w:tc>
         <w:tc>
           <w:tcPr>
-            <w:tcW w:type="dxa" w:w="2410"/>
-            <w:tcMar>
-              <w:top w:type="dxa" w:w="60"/>
-              <w:left w:type="dxa" w:w="90"/>
-              <w:bottom w:type="dxa" w:w="60"/>
-              <w:right w:type="dxa" w:w="90"/>
-            </w:tcMar>
-          </w:tcPr>
-          <w:p>
-            <w:pPr>
-              <w:spacing w:after="0" w:line="252"/>
-            </w:pPr>
-            <w:r>
-              <w:rPr>
-                <w:rFonts w:ascii="Arial" w:cs="Arial" w:eastAsia="Arial" w:hAnsi="Arial"/>
-                <w:b w:val="false"/>
-                <w:bCs w:val="false"/>
-                <w:sz w:val="17"/>
-                <w:szCs w:val="17"/>
+            <w:tcW w:type="dxa" w:w="1831"/>
+            <w:tcMar>
+              <w:top w:type="dxa" w:w="60"/>
+              <w:left w:type="dxa" w:w="90"/>
+              <w:bottom w:type="dxa" w:w="60"/>
+              <w:right w:type="dxa" w:w="90"/>
+            </w:tcMar>
+          </w:tcPr>
+          <w:p>
+            <w:pPr>
+              <w:spacing w:after="0" w:line="252"/>
+            </w:pPr>
+            <w:r>
+              <w:rPr>
+                <w:rFonts w:ascii="Arial" w:cs="Arial" w:eastAsia="Arial" w:hAnsi="Arial"/>
+                <w:b w:val="false"/>
+                <w:bCs w:val="false"/>
+                <w:sz w:val="16"/>
+                <w:szCs w:val="16"/>
               </w:rPr>
               <w:t xml:space="preserve">не нужен</w:t>
             </w:r>
@@ -10847,25 +11895,25 @@
         </w:tc>
         <w:tc>
           <w:tcPr>
-            <w:tcW w:type="dxa" w:w="2410"/>
-            <w:tcMar>
-              <w:top w:type="dxa" w:w="60"/>
-              <w:left w:type="dxa" w:w="90"/>
-              <w:bottom w:type="dxa" w:w="60"/>
-              <w:right w:type="dxa" w:w="90"/>
-            </w:tcMar>
-          </w:tcPr>
-          <w:p>
-            <w:pPr>
-              <w:spacing w:after="0" w:line="252"/>
-            </w:pPr>
-            <w:r>
-              <w:rPr>
-                <w:rFonts w:ascii="Arial" w:cs="Arial" w:eastAsia="Arial" w:hAnsi="Arial"/>
-                <w:b w:val="false"/>
-                <w:bCs w:val="false"/>
-                <w:sz w:val="17"/>
-                <w:szCs w:val="17"/>
+            <w:tcW w:type="dxa" w:w="1928"/>
+            <w:tcMar>
+              <w:top w:type="dxa" w:w="60"/>
+              <w:left w:type="dxa" w:w="90"/>
+              <w:bottom w:type="dxa" w:w="60"/>
+              <w:right w:type="dxa" w:w="90"/>
+            </w:tcMar>
+          </w:tcPr>
+          <w:p>
+            <w:pPr>
+              <w:spacing w:after="0" w:line="252"/>
+            </w:pPr>
+            <w:r>
+              <w:rPr>
+                <w:rFonts w:ascii="Arial" w:cs="Arial" w:eastAsia="Arial" w:hAnsi="Arial"/>
+                <w:b w:val="false"/>
+                <w:bCs w:val="false"/>
+                <w:sz w:val="16"/>
+                <w:szCs w:val="16"/>
               </w:rPr>
               <w:t xml:space="preserve">не нужен</w:t>
             </w:r>
@@ -10873,25 +11921,51 @@
         </w:tc>
         <w:tc>
           <w:tcPr>
-            <w:tcW w:type="dxa" w:w="2408"/>
-            <w:tcMar>
-              <w:top w:type="dxa" w:w="60"/>
-              <w:left w:type="dxa" w:w="90"/>
-              <w:bottom w:type="dxa" w:w="60"/>
-              <w:right w:type="dxa" w:w="90"/>
-            </w:tcMar>
-          </w:tcPr>
-          <w:p>
-            <w:pPr>
-              <w:spacing w:after="0" w:line="252"/>
-            </w:pPr>
-            <w:r>
-              <w:rPr>
-                <w:rFonts w:ascii="Arial" w:cs="Arial" w:eastAsia="Arial" w:hAnsi="Arial"/>
-                <w:b w:val="false"/>
-                <w:bCs w:val="false"/>
-                <w:sz w:val="17"/>
-                <w:szCs w:val="17"/>
+            <w:tcW w:type="dxa" w:w="2024"/>
+            <w:tcMar>
+              <w:top w:type="dxa" w:w="60"/>
+              <w:left w:type="dxa" w:w="90"/>
+              <w:bottom w:type="dxa" w:w="60"/>
+              <w:right w:type="dxa" w:w="90"/>
+            </w:tcMar>
+          </w:tcPr>
+          <w:p>
+            <w:pPr>
+              <w:spacing w:after="0" w:line="252"/>
+            </w:pPr>
+            <w:r>
+              <w:rPr>
+                <w:rFonts w:ascii="Arial" w:cs="Arial" w:eastAsia="Arial" w:hAnsi="Arial"/>
+                <w:b w:val="false"/>
+                <w:bCs w:val="false"/>
+                <w:sz w:val="16"/>
+                <w:szCs w:val="16"/>
+              </w:rPr>
+              <w:t xml:space="preserve">не нужен</w:t>
+            </w:r>
+          </w:p>
+        </w:tc>
+        <w:tc>
+          <w:tcPr>
+            <w:tcW w:type="dxa" w:w="2024"/>
+            <w:tcMar>
+              <w:top w:type="dxa" w:w="60"/>
+              <w:left w:type="dxa" w:w="90"/>
+              <w:bottom w:type="dxa" w:w="60"/>
+              <w:right w:type="dxa" w:w="90"/>
+            </w:tcMar>
+          </w:tcPr>
+          <w:p>
+            <w:pPr>
+              <w:spacing w:after="0" w:line="252"/>
+            </w:pPr>
+            <w:r>
+              <w:rPr>
+                <w:rFonts w:ascii="Arial" w:cs="Arial" w:eastAsia="Arial" w:hAnsi="Arial"/>
+                <w:b w:val="false"/>
+                <w:bCs w:val="false"/>
+                <w:sz w:val="16"/>
+                <w:szCs w:val="16"/>
               </w:rPr>
               <w:t xml:space="preserve">NVIDIA 24 ГБ (без Qwen3-VL — от 8 ГБ)</w:t>
             </w:r>
@@ -10904,26 +11978,26 @@
         </w:trPr>
         <w:tc>
           <w:tcPr>
-            <w:tcW w:type="dxa" w:w="2410"/>
-            <w:shd w:fill="FAF8FD" w:color="auto" w:val="clear"/>
-            <w:tcMar>
-              <w:top w:type="dxa" w:w="60"/>
-              <w:left w:type="dxa" w:w="90"/>
-              <w:bottom w:type="dxa" w:w="60"/>
-              <w:right w:type="dxa" w:w="90"/>
-            </w:tcMar>
-          </w:tcPr>
-          <w:p>
-            <w:pPr>
-              <w:spacing w:after="0" w:line="252"/>
-            </w:pPr>
-            <w:r>
-              <w:rPr>
-                <w:rFonts w:ascii="Arial" w:cs="Arial" w:eastAsia="Arial" w:hAnsi="Arial"/>
-                <w:b w:val="false"/>
-                <w:bCs w:val="false"/>
-                <w:sz w:val="17"/>
-                <w:szCs w:val="17"/>
+            <w:tcW w:type="dxa" w:w="1831"/>
+            <w:shd w:fill="FAF8FD" w:color="auto" w:val="clear"/>
+            <w:tcMar>
+              <w:top w:type="dxa" w:w="60"/>
+              <w:left w:type="dxa" w:w="90"/>
+              <w:bottom w:type="dxa" w:w="60"/>
+              <w:right w:type="dxa" w:w="90"/>
+            </w:tcMar>
+          </w:tcPr>
+          <w:p>
+            <w:pPr>
+              <w:spacing w:after="0" w:line="252"/>
+            </w:pPr>
+            <w:r>
+              <w:rPr>
+                <w:rFonts w:ascii="Arial" w:cs="Arial" w:eastAsia="Arial" w:hAnsi="Arial"/>
+                <w:b w:val="false"/>
+                <w:bCs w:val="false"/>
+                <w:sz w:val="16"/>
+                <w:szCs w:val="16"/>
               </w:rPr>
               <w:t xml:space="preserve">Оперативная память</w:t>
             </w:r>
@@ -10931,26 +12005,26 @@
         </w:tc>
         <w:tc>
           <w:tcPr>
-            <w:tcW w:type="dxa" w:w="2410"/>
-            <w:shd w:fill="FAF8FD" w:color="auto" w:val="clear"/>
-            <w:tcMar>
-              <w:top w:type="dxa" w:w="60"/>
-              <w:left w:type="dxa" w:w="90"/>
-              <w:bottom w:type="dxa" w:w="60"/>
-              <w:right w:type="dxa" w:w="90"/>
-            </w:tcMar>
-          </w:tcPr>
-          <w:p>
-            <w:pPr>
-              <w:spacing w:after="0" w:line="252"/>
-            </w:pPr>
-            <w:r>
-              <w:rPr>
-                <w:rFonts w:ascii="Arial" w:cs="Arial" w:eastAsia="Arial" w:hAnsi="Arial"/>
-                <w:b w:val="false"/>
-                <w:bCs w:val="false"/>
-                <w:sz w:val="17"/>
-                <w:szCs w:val="17"/>
+            <w:tcW w:type="dxa" w:w="1831"/>
+            <w:shd w:fill="FAF8FD" w:color="auto" w:val="clear"/>
+            <w:tcMar>
+              <w:top w:type="dxa" w:w="60"/>
+              <w:left w:type="dxa" w:w="90"/>
+              <w:bottom w:type="dxa" w:w="60"/>
+              <w:right w:type="dxa" w:w="90"/>
+            </w:tcMar>
+          </w:tcPr>
+          <w:p>
+            <w:pPr>
+              <w:spacing w:after="0" w:line="252"/>
+            </w:pPr>
+            <w:r>
+              <w:rPr>
+                <w:rFonts w:ascii="Arial" w:cs="Arial" w:eastAsia="Arial" w:hAnsi="Arial"/>
+                <w:b w:val="false"/>
+                <w:bCs w:val="false"/>
+                <w:sz w:val="16"/>
+                <w:szCs w:val="16"/>
               </w:rPr>
               <w:t xml:space="preserve">2 ГБ</w:t>
             </w:r>
@@ -10958,26 +12032,26 @@
         </w:tc>
         <w:tc>
           <w:tcPr>
-            <w:tcW w:type="dxa" w:w="2410"/>
-            <w:shd w:fill="FAF8FD" w:color="auto" w:val="clear"/>
-            <w:tcMar>
-              <w:top w:type="dxa" w:w="60"/>
-              <w:left w:type="dxa" w:w="90"/>
-              <w:bottom w:type="dxa" w:w="60"/>
-              <w:right w:type="dxa" w:w="90"/>
-            </w:tcMar>
-          </w:tcPr>
-          <w:p>
-            <w:pPr>
-              <w:spacing w:after="0" w:line="252"/>
-            </w:pPr>
-            <w:r>
-              <w:rPr>
-                <w:rFonts w:ascii="Arial" w:cs="Arial" w:eastAsia="Arial" w:hAnsi="Arial"/>
-                <w:b w:val="false"/>
-                <w:bCs w:val="false"/>
-                <w:sz w:val="17"/>
-                <w:szCs w:val="17"/>
+            <w:tcW w:type="dxa" w:w="1928"/>
+            <w:shd w:fill="FAF8FD" w:color="auto" w:val="clear"/>
+            <w:tcMar>
+              <w:top w:type="dxa" w:w="60"/>
+              <w:left w:type="dxa" w:w="90"/>
+              <w:bottom w:type="dxa" w:w="60"/>
+              <w:right w:type="dxa" w:w="90"/>
+            </w:tcMar>
+          </w:tcPr>
+          <w:p>
+            <w:pPr>
+              <w:spacing w:after="0" w:line="252"/>
+            </w:pPr>
+            <w:r>
+              <w:rPr>
+                <w:rFonts w:ascii="Arial" w:cs="Arial" w:eastAsia="Arial" w:hAnsi="Arial"/>
+                <w:b w:val="false"/>
+                <w:bCs w:val="false"/>
+                <w:sz w:val="16"/>
+                <w:szCs w:val="16"/>
               </w:rPr>
               <w:t xml:space="preserve">8 ГБ</w:t>
             </w:r>
@@ -10985,26 +12059,53 @@
         </w:tc>
         <w:tc>
           <w:tcPr>
-            <w:tcW w:type="dxa" w:w="2408"/>
-            <w:shd w:fill="FAF8FD" w:color="auto" w:val="clear"/>
-            <w:tcMar>
-              <w:top w:type="dxa" w:w="60"/>
-              <w:left w:type="dxa" w:w="90"/>
-              <w:bottom w:type="dxa" w:w="60"/>
-              <w:right w:type="dxa" w:w="90"/>
-            </w:tcMar>
-          </w:tcPr>
-          <w:p>
-            <w:pPr>
-              <w:spacing w:after="0" w:line="252"/>
-            </w:pPr>
-            <w:r>
-              <w:rPr>
-                <w:rFonts w:ascii="Arial" w:cs="Arial" w:eastAsia="Arial" w:hAnsi="Arial"/>
-                <w:b w:val="false"/>
-                <w:bCs w:val="false"/>
-                <w:sz w:val="17"/>
-                <w:szCs w:val="17"/>
+            <w:tcW w:type="dxa" w:w="2024"/>
+            <w:shd w:fill="FAF8FD" w:color="auto" w:val="clear"/>
+            <w:tcMar>
+              <w:top w:type="dxa" w:w="60"/>
+              <w:left w:type="dxa" w:w="90"/>
+              <w:bottom w:type="dxa" w:w="60"/>
+              <w:right w:type="dxa" w:w="90"/>
+            </w:tcMar>
+          </w:tcPr>
+          <w:p>
+            <w:pPr>
+              <w:spacing w:after="0" w:line="252"/>
+            </w:pPr>
+            <w:r>
+              <w:rPr>
+                <w:rFonts w:ascii="Arial" w:cs="Arial" w:eastAsia="Arial" w:hAnsi="Arial"/>
+                <w:b w:val="false"/>
+                <w:bCs w:val="false"/>
+                <w:sz w:val="16"/>
+                <w:szCs w:val="16"/>
+              </w:rPr>
+              <w:t xml:space="preserve">16 ГБ (Qwen3-VL-2B), 32 ГБ (4B)</w:t>
+            </w:r>
+          </w:p>
+        </w:tc>
+        <w:tc>
+          <w:tcPr>
+            <w:tcW w:type="dxa" w:w="2024"/>
+            <w:shd w:fill="FAF8FD" w:color="auto" w:val="clear"/>
+            <w:tcMar>
+              <w:top w:type="dxa" w:w="60"/>
+              <w:left w:type="dxa" w:w="90"/>
+              <w:bottom w:type="dxa" w:w="60"/>
+              <w:right w:type="dxa" w:w="90"/>
+            </w:tcMar>
+          </w:tcPr>
+          <w:p>
+            <w:pPr>
+              <w:spacing w:after="0" w:line="252"/>
+            </w:pPr>
+            <w:r>
+              <w:rPr>
+                <w:rFonts w:ascii="Arial" w:cs="Arial" w:eastAsia="Arial" w:hAnsi="Arial"/>
+                <w:b w:val="false"/>
+                <w:bCs w:val="false"/>
+                <w:sz w:val="16"/>
+                <w:szCs w:val="16"/>
               </w:rPr>
               <w:t xml:space="preserve">32 ГБ</w:t>
             </w:r>
@@ -11017,25 +12118,25 @@
         </w:trPr>
         <w:tc>
           <w:tcPr>
-            <w:tcW w:type="dxa" w:w="2410"/>
-            <w:tcMar>
-              <w:top w:type="dxa" w:w="60"/>
-              <w:left w:type="dxa" w:w="90"/>
-              <w:bottom w:type="dxa" w:w="60"/>
-              <w:right w:type="dxa" w:w="90"/>
-            </w:tcMar>
-          </w:tcPr>
-          <w:p>
-            <w:pPr>
-              <w:spacing w:after="0" w:line="252"/>
-            </w:pPr>
-            <w:r>
-              <w:rPr>
-                <w:rFonts w:ascii="Arial" w:cs="Arial" w:eastAsia="Arial" w:hAnsi="Arial"/>
-                <w:b w:val="false"/>
-                <w:bCs w:val="false"/>
-                <w:sz w:val="17"/>
-                <w:szCs w:val="17"/>
+            <w:tcW w:type="dxa" w:w="1831"/>
+            <w:tcMar>
+              <w:top w:type="dxa" w:w="60"/>
+              <w:left w:type="dxa" w:w="90"/>
+              <w:bottom w:type="dxa" w:w="60"/>
+              <w:right w:type="dxa" w:w="90"/>
+            </w:tcMar>
+          </w:tcPr>
+          <w:p>
+            <w:pPr>
+              <w:spacing w:after="0" w:line="252"/>
+            </w:pPr>
+            <w:r>
+              <w:rPr>
+                <w:rFonts w:ascii="Arial" w:cs="Arial" w:eastAsia="Arial" w:hAnsi="Arial"/>
+                <w:b w:val="false"/>
+                <w:bCs w:val="false"/>
+                <w:sz w:val="16"/>
+                <w:szCs w:val="16"/>
               </w:rPr>
               <w:t xml:space="preserve">ПО</w:t>
             </w:r>
@@ -11043,25 +12144,25 @@
         </w:tc>
         <w:tc>
           <w:tcPr>
-            <w:tcW w:type="dxa" w:w="2410"/>
-            <w:tcMar>
-              <w:top w:type="dxa" w:w="60"/>
-              <w:left w:type="dxa" w:w="90"/>
-              <w:bottom w:type="dxa" w:w="60"/>
-              <w:right w:type="dxa" w:w="90"/>
-            </w:tcMar>
-          </w:tcPr>
-          <w:p>
-            <w:pPr>
-              <w:spacing w:after="0" w:line="252"/>
-            </w:pPr>
-            <w:r>
-              <w:rPr>
-                <w:rFonts w:ascii="Arial" w:cs="Arial" w:eastAsia="Arial" w:hAnsi="Arial"/>
-                <w:b w:val="false"/>
-                <w:bCs w:val="false"/>
-                <w:sz w:val="17"/>
-                <w:szCs w:val="17"/>
+            <w:tcW w:type="dxa" w:w="1831"/>
+            <w:tcMar>
+              <w:top w:type="dxa" w:w="60"/>
+              <w:left w:type="dxa" w:w="90"/>
+              <w:bottom w:type="dxa" w:w="60"/>
+              <w:right w:type="dxa" w:w="90"/>
+            </w:tcMar>
+          </w:tcPr>
+          <w:p>
+            <w:pPr>
+              <w:spacing w:after="0" w:line="252"/>
+            </w:pPr>
+            <w:r>
+              <w:rPr>
+                <w:rFonts w:ascii="Arial" w:cs="Arial" w:eastAsia="Arial" w:hAnsi="Arial"/>
+                <w:b w:val="false"/>
+                <w:bCs w:val="false"/>
+                <w:sz w:val="16"/>
+                <w:szCs w:val="16"/>
               </w:rPr>
               <w:t xml:space="preserve">Docker или Python 3.10+</w:t>
             </w:r>
@@ -11069,25 +12170,25 @@
         </w:tc>
         <w:tc>
           <w:tcPr>
-            <w:tcW w:type="dxa" w:w="2410"/>
-            <w:tcMar>
-              <w:top w:type="dxa" w:w="60"/>
-              <w:left w:type="dxa" w:w="90"/>
-              <w:bottom w:type="dxa" w:w="60"/>
-              <w:right w:type="dxa" w:w="90"/>
-            </w:tcMar>
-          </w:tcPr>
-          <w:p>
-            <w:pPr>
-              <w:spacing w:after="0" w:line="252"/>
-            </w:pPr>
-            <w:r>
-              <w:rPr>
-                <w:rFonts w:ascii="Arial" w:cs="Arial" w:eastAsia="Arial" w:hAnsi="Arial"/>
-                <w:b w:val="false"/>
-                <w:bCs w:val="false"/>
-                <w:sz w:val="17"/>
-                <w:szCs w:val="17"/>
+            <w:tcW w:type="dxa" w:w="1928"/>
+            <w:tcMar>
+              <w:top w:type="dxa" w:w="60"/>
+              <w:left w:type="dxa" w:w="90"/>
+              <w:bottom w:type="dxa" w:w="60"/>
+              <w:right w:type="dxa" w:w="90"/>
+            </w:tcMar>
+          </w:tcPr>
+          <w:p>
+            <w:pPr>
+              <w:spacing w:after="0" w:line="252"/>
+            </w:pPr>
+            <w:r>
+              <w:rPr>
+                <w:rFonts w:ascii="Arial" w:cs="Arial" w:eastAsia="Arial" w:hAnsi="Arial"/>
+                <w:b w:val="false"/>
+                <w:bCs w:val="false"/>
+                <w:sz w:val="16"/>
+                <w:szCs w:val="16"/>
               </w:rPr>
               <w:t xml:space="preserve">+ ONNX Runtime или PyTorch CPU</w:t>
             </w:r>
@@ -11095,25 +12196,51 @@
         </w:tc>
         <w:tc>
           <w:tcPr>
-            <w:tcW w:type="dxa" w:w="2408"/>
-            <w:tcMar>
-              <w:top w:type="dxa" w:w="60"/>
-              <w:left w:type="dxa" w:w="90"/>
-              <w:bottom w:type="dxa" w:w="60"/>
-              <w:right w:type="dxa" w:w="90"/>
-            </w:tcMar>
-          </w:tcPr>
-          <w:p>
-            <w:pPr>
-              <w:spacing w:after="0" w:line="252"/>
-            </w:pPr>
-            <w:r>
-              <w:rPr>
-                <w:rFonts w:ascii="Arial" w:cs="Arial" w:eastAsia="Arial" w:hAnsi="Arial"/>
-                <w:b w:val="false"/>
-                <w:bCs w:val="false"/>
-                <w:sz w:val="17"/>
-                <w:szCs w:val="17"/>
+            <w:tcW w:type="dxa" w:w="2024"/>
+            <w:tcMar>
+              <w:top w:type="dxa" w:w="60"/>
+              <w:left w:type="dxa" w:w="90"/>
+              <w:bottom w:type="dxa" w:w="60"/>
+              <w:right w:type="dxa" w:w="90"/>
+            </w:tcMar>
+          </w:tcPr>
+          <w:p>
+            <w:pPr>
+              <w:spacing w:after="0" w:line="252"/>
+            </w:pPr>
+            <w:r>
+              <w:rPr>
+                <w:rFonts w:ascii="Arial" w:cs="Arial" w:eastAsia="Arial" w:hAnsi="Arial"/>
+                <w:b w:val="false"/>
+                <w:bCs w:val="false"/>
+                <w:sz w:val="16"/>
+                <w:szCs w:val="16"/>
+              </w:rPr>
+              <w:t xml:space="preserve">+ transformers; доступ к Yandex AI Studio</w:t>
+            </w:r>
+          </w:p>
+        </w:tc>
+        <w:tc>
+          <w:tcPr>
+            <w:tcW w:type="dxa" w:w="2024"/>
+            <w:tcMar>
+              <w:top w:type="dxa" w:w="60"/>
+              <w:left w:type="dxa" w:w="90"/>
+              <w:bottom w:type="dxa" w:w="60"/>
+              <w:right w:type="dxa" w:w="90"/>
+            </w:tcMar>
+          </w:tcPr>
+          <w:p>
+            <w:pPr>
+              <w:spacing w:after="0" w:line="252"/>
+            </w:pPr>
+            <w:r>
+              <w:rPr>
+                <w:rFonts w:ascii="Arial" w:cs="Arial" w:eastAsia="Arial" w:hAnsi="Arial"/>
+                <w:b w:val="false"/>
+                <w:bCs w:val="false"/>
+                <w:sz w:val="16"/>
+                <w:szCs w:val="16"/>
               </w:rPr>
               <w:t xml:space="preserve">драйвер NVIDIA ≥ 570, CUDA 12.8</w:t>
             </w:r>
@@ -11126,26 +12253,26 @@
         </w:trPr>
         <w:tc>
           <w:tcPr>
-            <w:tcW w:type="dxa" w:w="2410"/>
-            <w:shd w:fill="FAF8FD" w:color="auto" w:val="clear"/>
-            <w:tcMar>
-              <w:top w:type="dxa" w:w="60"/>
-              <w:left w:type="dxa" w:w="90"/>
-              <w:bottom w:type="dxa" w:w="60"/>
-              <w:right w:type="dxa" w:w="90"/>
-            </w:tcMar>
-          </w:tcPr>
-          <w:p>
-            <w:pPr>
-              <w:spacing w:after="0" w:line="252"/>
-            </w:pPr>
-            <w:r>
-              <w:rPr>
-                <w:rFonts w:ascii="Arial" w:cs="Arial" w:eastAsia="Arial" w:hAnsi="Arial"/>
-                <w:b w:val="false"/>
-                <w:bCs w:val="false"/>
-                <w:sz w:val="17"/>
-                <w:szCs w:val="17"/>
+            <w:tcW w:type="dxa" w:w="1831"/>
+            <w:shd w:fill="FAF8FD" w:color="auto" w:val="clear"/>
+            <w:tcMar>
+              <w:top w:type="dxa" w:w="60"/>
+              <w:left w:type="dxa" w:w="90"/>
+              <w:bottom w:type="dxa" w:w="60"/>
+              <w:right w:type="dxa" w:w="90"/>
+            </w:tcMar>
+          </w:tcPr>
+          <w:p>
+            <w:pPr>
+              <w:spacing w:after="0" w:line="252"/>
+            </w:pPr>
+            <w:r>
+              <w:rPr>
+                <w:rFonts w:ascii="Arial" w:cs="Arial" w:eastAsia="Arial" w:hAnsi="Arial"/>
+                <w:b w:val="false"/>
+                <w:bCs w:val="false"/>
+                <w:sz w:val="16"/>
+                <w:szCs w:val="16"/>
               </w:rPr>
               <w:t xml:space="preserve">ОС</w:t>
             </w:r>
@@ -11153,26 +12280,26 @@
         </w:tc>
         <w:tc>
           <w:tcPr>
-            <w:tcW w:type="dxa" w:w="2410"/>
-            <w:shd w:fill="FAF8FD" w:color="auto" w:val="clear"/>
-            <w:tcMar>
-              <w:top w:type="dxa" w:w="60"/>
-              <w:left w:type="dxa" w:w="90"/>
-              <w:bottom w:type="dxa" w:w="60"/>
-              <w:right w:type="dxa" w:w="90"/>
-            </w:tcMar>
-          </w:tcPr>
-          <w:p>
-            <w:pPr>
-              <w:spacing w:after="0" w:line="252"/>
-            </w:pPr>
-            <w:r>
-              <w:rPr>
-                <w:rFonts w:ascii="Arial" w:cs="Arial" w:eastAsia="Arial" w:hAnsi="Arial"/>
-                <w:b w:val="false"/>
-                <w:bCs w:val="false"/>
-                <w:sz w:val="17"/>
-                <w:szCs w:val="17"/>
+            <w:tcW w:type="dxa" w:w="1831"/>
+            <w:shd w:fill="FAF8FD" w:color="auto" w:val="clear"/>
+            <w:tcMar>
+              <w:top w:type="dxa" w:w="60"/>
+              <w:left w:type="dxa" w:w="90"/>
+              <w:bottom w:type="dxa" w:w="60"/>
+              <w:right w:type="dxa" w:w="90"/>
+            </w:tcMar>
+          </w:tcPr>
+          <w:p>
+            <w:pPr>
+              <w:spacing w:after="0" w:line="252"/>
+            </w:pPr>
+            <w:r>
+              <w:rPr>
+                <w:rFonts w:ascii="Arial" w:cs="Arial" w:eastAsia="Arial" w:hAnsi="Arial"/>
+                <w:b w:val="false"/>
+                <w:bCs w:val="false"/>
+                <w:sz w:val="16"/>
+                <w:szCs w:val="16"/>
               </w:rPr>
               <w:t xml:space="preserve">Windows, Linux, macOS</w:t>
             </w:r>
@@ -11180,26 +12307,26 @@
         </w:tc>
         <w:tc>
           <w:tcPr>
-            <w:tcW w:type="dxa" w:w="2410"/>
-            <w:shd w:fill="FAF8FD" w:color="auto" w:val="clear"/>
-            <w:tcMar>
-              <w:top w:type="dxa" w:w="60"/>
-              <w:left w:type="dxa" w:w="90"/>
-              <w:bottom w:type="dxa" w:w="60"/>
-              <w:right w:type="dxa" w:w="90"/>
-            </w:tcMar>
-          </w:tcPr>
-          <w:p>
-            <w:pPr>
-              <w:spacing w:after="0" w:line="252"/>
-            </w:pPr>
-            <w:r>
-              <w:rPr>
-                <w:rFonts w:ascii="Arial" w:cs="Arial" w:eastAsia="Arial" w:hAnsi="Arial"/>
-                <w:b w:val="false"/>
-                <w:bCs w:val="false"/>
-                <w:sz w:val="17"/>
-                <w:szCs w:val="17"/>
+            <w:tcW w:type="dxa" w:w="1928"/>
+            <w:shd w:fill="FAF8FD" w:color="auto" w:val="clear"/>
+            <w:tcMar>
+              <w:top w:type="dxa" w:w="60"/>
+              <w:left w:type="dxa" w:w="90"/>
+              <w:bottom w:type="dxa" w:w="60"/>
+              <w:right w:type="dxa" w:w="90"/>
+            </w:tcMar>
+          </w:tcPr>
+          <w:p>
+            <w:pPr>
+              <w:spacing w:after="0" w:line="252"/>
+            </w:pPr>
+            <w:r>
+              <w:rPr>
+                <w:rFonts w:ascii="Arial" w:cs="Arial" w:eastAsia="Arial" w:hAnsi="Arial"/>
+                <w:b w:val="false"/>
+                <w:bCs w:val="false"/>
+                <w:sz w:val="16"/>
+                <w:szCs w:val="16"/>
               </w:rPr>
               <w:t xml:space="preserve">Windows, Linux, macOS</w:t>
             </w:r>
@@ -11207,26 +12334,53 @@
         </w:tc>
         <w:tc>
           <w:tcPr>
-            <w:tcW w:type="dxa" w:w="2408"/>
-            <w:shd w:fill="FAF8FD" w:color="auto" w:val="clear"/>
-            <w:tcMar>
-              <w:top w:type="dxa" w:w="60"/>
-              <w:left w:type="dxa" w:w="90"/>
-              <w:bottom w:type="dxa" w:w="60"/>
-              <w:right w:type="dxa" w:w="90"/>
-            </w:tcMar>
-          </w:tcPr>
-          <w:p>
-            <w:pPr>
-              <w:spacing w:after="0" w:line="252"/>
-            </w:pPr>
-            <w:r>
-              <w:rPr>
-                <w:rFonts w:ascii="Arial" w:cs="Arial" w:eastAsia="Arial" w:hAnsi="Arial"/>
-                <w:b w:val="false"/>
-                <w:bCs w:val="false"/>
-                <w:sz w:val="17"/>
-                <w:szCs w:val="17"/>
+            <w:tcW w:type="dxa" w:w="2024"/>
+            <w:shd w:fill="FAF8FD" w:color="auto" w:val="clear"/>
+            <w:tcMar>
+              <w:top w:type="dxa" w:w="60"/>
+              <w:left w:type="dxa" w:w="90"/>
+              <w:bottom w:type="dxa" w:w="60"/>
+              <w:right w:type="dxa" w:w="90"/>
+            </w:tcMar>
+          </w:tcPr>
+          <w:p>
+            <w:pPr>
+              <w:spacing w:after="0" w:line="252"/>
+            </w:pPr>
+            <w:r>
+              <w:rPr>
+                <w:rFonts w:ascii="Arial" w:cs="Arial" w:eastAsia="Arial" w:hAnsi="Arial"/>
+                <w:b w:val="false"/>
+                <w:bCs w:val="false"/>
+                <w:sz w:val="16"/>
+                <w:szCs w:val="16"/>
+              </w:rPr>
+              <w:t xml:space="preserve">Linux (Docker)</w:t>
+            </w:r>
+          </w:p>
+        </w:tc>
+        <w:tc>
+          <w:tcPr>
+            <w:tcW w:type="dxa" w:w="2024"/>
+            <w:shd w:fill="FAF8FD" w:color="auto" w:val="clear"/>
+            <w:tcMar>
+              <w:top w:type="dxa" w:w="60"/>
+              <w:left w:type="dxa" w:w="90"/>
+              <w:bottom w:type="dxa" w:w="60"/>
+              <w:right w:type="dxa" w:w="90"/>
+            </w:tcMar>
+          </w:tcPr>
+          <w:p>
+            <w:pPr>
+              <w:spacing w:after="0" w:line="252"/>
+            </w:pPr>
+            <w:r>
+              <w:rPr>
+                <w:rFonts w:ascii="Arial" w:cs="Arial" w:eastAsia="Arial" w:hAnsi="Arial"/>
+                <w:b w:val="false"/>
+                <w:bCs w:val="false"/>
+                <w:sz w:val="16"/>
+                <w:szCs w:val="16"/>
               </w:rPr>
               <w:t xml:space="preserve">Windows или Linux</w:t>
             </w:r>
@@ -12106,6 +13260,121 @@
         <w:rPr>
           <w:rFonts w:ascii="Arial" w:cs="Arial" w:eastAsia="Arial" w:hAnsi="Arial"/>
         </w:rPr>
+        <w:t xml:space="preserve">Публичное демо в Yandex Cloud с ИИ-анализом</w:t>
+      </w:r>
+    </w:p>
+    <w:p>
+      <w:pPr>
+        <w:shd w:fill="F5F3F8" w:color="auto" w:val="clear"/>
+        <w:spacing w:after="0" w:line="240"/>
+        <w:ind w:left="120"/>
+      </w:pPr>
+      <w:r>
+        <w:rPr>
+          <w:rFonts w:ascii="Courier New" w:cs="Courier New" w:eastAsia="Courier New" w:hAnsi="Courier New"/>
+          <w:color w:val="1C1D22"/>
+          <w:sz w:val="17"/>
+          <w:szCs w:val="17"/>
+        </w:rPr>
+        <w:t xml:space="preserve">deploy/yandex-cloud/create-vm.sh      # ВМ 4 vCPU / 16 ГБ, сервисный аккаунт с ролью ai.languageModels.user</w:t>
+      </w:r>
+    </w:p>
+    <w:p>
+      <w:pPr>
+        <w:shd w:fill="F5F3F8" w:color="auto" w:val="clear"/>
+        <w:spacing w:after="0" w:line="240"/>
+        <w:ind w:left="120"/>
+      </w:pPr>
+      <w:r>
+        <w:rPr>
+          <w:rFonts w:ascii="Courier New" w:cs="Courier New" w:eastAsia="Courier New" w:hAnsi="Courier New"/>
+          <w:color w:val="1C1D22"/>
+          <w:sz w:val="17"/>
+          <w:szCs w:val="17"/>
+        </w:rPr>
+        <w:t xml:space="preserve">deploy/yandex-cloud/deploy.sh &lt;IP&gt;    # код и веса на ВМ, сборка, запуск → http://&lt;IP&gt;</w:t>
+      </w:r>
+    </w:p>
+    <w:p>
+      <w:pPr>
+        <w:shd w:fill="F5F3F8" w:color="auto" w:val="clear"/>
+        <w:spacing w:after="160" w:line="240"/>
+        <w:ind w:left="120"/>
+      </w:pPr>
+      <w:r>
+        <w:rPr>
+          <w:rFonts w:ascii="Courier New" w:cs="Courier New" w:eastAsia="Courier New" w:hAnsi="Courier New"/>
+          <w:color w:val="1C1D22"/>
+          <w:sz w:val="17"/>
+          <w:szCs w:val="17"/>
+        </w:rPr>
+        <w:t xml:space="preserve">deploy/yandex-cloud/upgrade-vm.sh     # уже созданная ВМ: 16 ГБ, сервисный аккаунт, закреплённый IP</w:t>
+      </w:r>
+    </w:p>
+    <w:p>
+      <w:pPr>
+        <w:spacing w:after="120" w:line="276"/>
+      </w:pPr>
+      <w:r>
+        <w:rPr>
+          <w:rFonts w:ascii="Arial" w:cs="Arial" w:eastAsia="Arial" w:hAnsi="Arial"/>
+        </w:rPr>
+        <w:t xml:space="preserve">К ВМ привязывается сервисный аккаунт с ролью </w:t>
+      </w:r>
+      <w:r>
+        <w:rPr>
+          <w:rFonts w:ascii="Courier New" w:cs="Courier New" w:eastAsia="Courier New" w:hAnsi="Courier New"/>
+          <w:color w:val="520978"/>
+          <w:sz w:val="20"/>
+          <w:szCs w:val="20"/>
+        </w:rPr>
+        <w:t xml:space="preserve">ai.languageModels.user</w:t>
+      </w:r>
+      <w:r>
+        <w:rPr>
+          <w:rFonts w:ascii="Arial" w:cs="Arial" w:eastAsia="Arial" w:hAnsi="Arial"/>
+        </w:rPr>
+        <w:t xml:space="preserve">: сервис берёт IAM-токен из сервиса метаданных, и ключ API для YandexGPT не нужен; каталог подставляется из </w:t>
+      </w:r>
+      <w:r>
+        <w:rPr>
+          <w:rFonts w:ascii="Courier New" w:cs="Courier New" w:eastAsia="Courier New" w:hAnsi="Courier New"/>
+          <w:color w:val="520978"/>
+          <w:sz w:val="20"/>
+          <w:szCs w:val="20"/>
+        </w:rPr>
+        <w:t xml:space="preserve">yc config</w:t>
+      </w:r>
+      <w:r>
+        <w:rPr>
+          <w:rFonts w:ascii="Arial" w:cs="Arial" w:eastAsia="Arial" w:hAnsi="Arial"/>
+        </w:rPr>
+        <w:t xml:space="preserve">. Веса DINOv2 и VLM скачиваются с Hugging Face в фоне после запуска. Подробно — </w:t>
+      </w:r>
+      <w:r>
+        <w:rPr>
+          <w:rFonts w:ascii="Courier New" w:cs="Courier New" w:eastAsia="Courier New" w:hAnsi="Courier New"/>
+          <w:color w:val="520978"/>
+          <w:sz w:val="20"/>
+          <w:szCs w:val="20"/>
+        </w:rPr>
+        <w:t xml:space="preserve">deploy/yandex-cloud/README.md</w:t>
+      </w:r>
+      <w:r>
+        <w:rPr>
+          <w:rFonts w:ascii="Arial" w:cs="Arial" w:eastAsia="Arial" w:hAnsi="Arial"/>
+        </w:rPr>
+        <w:t xml:space="preserve">.</w:t>
+      </w:r>
+    </w:p>
+    <w:p>
+      <w:pPr>
+        <w:pStyle w:val="Heading2"/>
+      </w:pPr>
+      <w:r>
+        <w:rPr>
+          <w:rFonts w:ascii="Arial" w:cs="Arial" w:eastAsia="Arial" w:hAnsi="Arial"/>
+        </w:rPr>
         <w:t xml:space="preserve">Демонстрация (6 минут)</w:t>
       </w:r>
     </w:p>
@@ -12279,6 +13548,30 @@
     </w:p>
     <w:p>
       <w:pPr>
+        <w:pStyle w:val="ListParagraph"/>
+        <w:numPr>
+          <w:ilvl w:val="0"/>
+          <w:numId w:val="5"/>
+        </w:numPr>
+        <w:spacing w:after="60" w:line="264"/>
+      </w:pPr>
+      <w:r>
+        <w:rPr>
+          <w:rFonts w:ascii="Arial" w:cs="Arial" w:eastAsia="Arial" w:hAnsi="Arial"/>
+          <w:b/>
+          <w:bCs/>
+        </w:rPr>
+        <w:t xml:space="preserve">Анализ ИИ</w:t>
+      </w:r>
+      <w:r>
+        <w:rPr>
+          <w:rFonts w:ascii="Arial" w:cs="Arial" w:eastAsia="Arial" w:hAnsi="Arial"/>
+        </w:rPr>
+        <w:t xml:space="preserve"> (если включён) — в карточке снимка из ТЗ: техника по слоям, стадия по графику и моделям, вердикты YandexGPT, «Применить исправления»; на сводке — «Анализ ИИ за день».</w:t>
+      </w:r>
+    </w:p>
+    <w:p>
+      <w:pPr>
         <w:pStyle w:val="Heading2"/>
       </w:pPr>
       <w:r>
@@ -12700,7 +13993,7 @@
           <w:sz w:val="17"/>
           <w:szCs w:val="17"/>
         </w:rPr>
-        <w:t xml:space="preserve">cd backend &amp;&amp; python -m unittest discover -s tests     # 52: движок, сценарии, API</w:t>
+        <w:t xml:space="preserve">cd backend &amp;&amp; python -m unittest discover -s tests     # 70: движок, сценарии, API, ИИ</w:t>
       </w:r>
     </w:p>
     <w:p>
@@ -13882,6 +15175,690 @@
           </w:p>
         </w:tc>
       </w:tr>
+      <w:tr>
+        <w:trPr>
+          <w:cantSplit/>
+        </w:trPr>
+        <w:tc>
+          <w:tcPr>
+            <w:tcW w:type="dxa" w:w="2891"/>
+            <w:shd w:fill="FAF8FD" w:color="auto" w:val="clear"/>
+            <w:tcMar>
+              <w:top w:type="dxa" w:w="60"/>
+              <w:left w:type="dxa" w:w="90"/>
+              <w:bottom w:type="dxa" w:w="60"/>
+              <w:right w:type="dxa" w:w="90"/>
+            </w:tcMar>
+          </w:tcPr>
+          <w:p>
+            <w:pPr>
+              <w:spacing w:after="0" w:line="252"/>
+            </w:pPr>
+            <w:r>
+              <w:rPr>
+                <w:rFonts w:ascii="Courier New" w:cs="Courier New" w:eastAsia="Courier New" w:hAnsi="Courier New"/>
+                <w:b w:val="false"/>
+                <w:bCs w:val="false"/>
+                <w:color w:val="520978"/>
+                <w:sz w:val="15"/>
+                <w:szCs w:val="15"/>
+              </w:rPr>
+              <w:t xml:space="preserve">OKO_READINESS</w:t>
+            </w:r>
+          </w:p>
+        </w:tc>
+        <w:tc>
+          <w:tcPr>
+            <w:tcW w:type="dxa" w:w="3470"/>
+            <w:shd w:fill="FAF8FD" w:color="auto" w:val="clear"/>
+            <w:tcMar>
+              <w:top w:type="dxa" w:w="60"/>
+              <w:left w:type="dxa" w:w="90"/>
+              <w:bottom w:type="dxa" w:w="60"/>
+              <w:right w:type="dxa" w:w="90"/>
+            </w:tcMar>
+          </w:tcPr>
+          <w:p>
+            <w:pPr>
+              <w:spacing w:after="0" w:line="252"/>
+            </w:pPr>
+            <w:r>
+              <w:rPr>
+                <w:rFonts w:ascii="Arial" w:cs="Arial" w:eastAsia="Arial" w:hAnsi="Arial"/>
+                <w:b w:val="false"/>
+                <w:bCs w:val="false"/>
+                <w:sz w:val="16"/>
+                <w:szCs w:val="16"/>
+              </w:rPr>
+              <w:t xml:space="preserve">auto</w:t>
+            </w:r>
+          </w:p>
+        </w:tc>
+        <w:tc>
+          <w:tcPr>
+            <w:tcW w:type="dxa" w:w="3277"/>
+            <w:shd w:fill="FAF8FD" w:color="auto" w:val="clear"/>
+            <w:tcMar>
+              <w:top w:type="dxa" w:w="60"/>
+              <w:left w:type="dxa" w:w="90"/>
+              <w:bottom w:type="dxa" w:w="60"/>
+              <w:right w:type="dxa" w:w="90"/>
+            </w:tcMar>
+          </w:tcPr>
+          <w:p>
+            <w:pPr>
+              <w:spacing w:after="0" w:line="252"/>
+            </w:pPr>
+            <w:r>
+              <w:rPr>
+                <w:rFonts w:ascii="Arial" w:cs="Arial" w:eastAsia="Arial" w:hAnsi="Arial"/>
+                <w:b w:val="false"/>
+                <w:bCs w:val="false"/>
+                <w:sz w:val="16"/>
+                <w:szCs w:val="16"/>
+              </w:rPr>
+              <w:t xml:space="preserve">модель готовности: weights/readiness · путь · off</w:t>
+            </w:r>
+          </w:p>
+        </w:tc>
+      </w:tr>
+      <w:tr>
+        <w:trPr>
+          <w:cantSplit/>
+        </w:trPr>
+        <w:tc>
+          <w:tcPr>
+            <w:tcW w:type="dxa" w:w="2891"/>
+            <w:tcMar>
+              <w:top w:type="dxa" w:w="60"/>
+              <w:left w:type="dxa" w:w="90"/>
+              <w:bottom w:type="dxa" w:w="60"/>
+              <w:right w:type="dxa" w:w="90"/>
+            </w:tcMar>
+          </w:tcPr>
+          <w:p>
+            <w:pPr>
+              <w:spacing w:after="0" w:line="252"/>
+            </w:pPr>
+            <w:r>
+              <w:rPr>
+                <w:rFonts w:ascii="Courier New" w:cs="Courier New" w:eastAsia="Courier New" w:hAnsi="Courier New"/>
+                <w:b w:val="false"/>
+                <w:bCs w:val="false"/>
+                <w:color w:val="520978"/>
+                <w:sz w:val="15"/>
+                <w:szCs w:val="15"/>
+              </w:rPr>
+              <w:t xml:space="preserve">OKO_VLM</w:t>
+            </w:r>
+          </w:p>
+        </w:tc>
+        <w:tc>
+          <w:tcPr>
+            <w:tcW w:type="dxa" w:w="3470"/>
+            <w:tcMar>
+              <w:top w:type="dxa" w:w="60"/>
+              <w:left w:type="dxa" w:w="90"/>
+              <w:bottom w:type="dxa" w:w="60"/>
+              <w:right w:type="dxa" w:w="90"/>
+            </w:tcMar>
+          </w:tcPr>
+          <w:p>
+            <w:pPr>
+              <w:spacing w:after="0" w:line="252"/>
+            </w:pPr>
+            <w:r>
+              <w:rPr>
+                <w:rFonts w:ascii="Arial" w:cs="Arial" w:eastAsia="Arial" w:hAnsi="Arial"/>
+                <w:b w:val="false"/>
+                <w:bCs w:val="false"/>
+                <w:sz w:val="16"/>
+                <w:szCs w:val="16"/>
+              </w:rPr>
+              <w:t xml:space="preserve">off</w:t>
+            </w:r>
+          </w:p>
+        </w:tc>
+        <w:tc>
+          <w:tcPr>
+            <w:tcW w:type="dxa" w:w="3277"/>
+            <w:tcMar>
+              <w:top w:type="dxa" w:w="60"/>
+              <w:left w:type="dxa" w:w="90"/>
+              <w:bottom w:type="dxa" w:w="60"/>
+              <w:right w:type="dxa" w:w="90"/>
+            </w:tcMar>
+          </w:tcPr>
+          <w:p>
+            <w:pPr>
+              <w:spacing w:after="0" w:line="252"/>
+            </w:pPr>
+            <w:r>
+              <w:rPr>
+                <w:rFonts w:ascii="Arial" w:cs="Arial" w:eastAsia="Arial" w:hAnsi="Arial"/>
+                <w:b w:val="false"/>
+                <w:bCs w:val="false"/>
+                <w:sz w:val="16"/>
+                <w:szCs w:val="16"/>
+              </w:rPr>
+              <w:t xml:space="preserve">auto — Qwen3-VL под память · id модели · off</w:t>
+            </w:r>
+          </w:p>
+        </w:tc>
+      </w:tr>
+      <w:tr>
+        <w:trPr>
+          <w:cantSplit/>
+        </w:trPr>
+        <w:tc>
+          <w:tcPr>
+            <w:tcW w:type="dxa" w:w="2891"/>
+            <w:shd w:fill="FAF8FD" w:color="auto" w:val="clear"/>
+            <w:tcMar>
+              <w:top w:type="dxa" w:w="60"/>
+              <w:left w:type="dxa" w:w="90"/>
+              <w:bottom w:type="dxa" w:w="60"/>
+              <w:right w:type="dxa" w:w="90"/>
+            </w:tcMar>
+          </w:tcPr>
+          <w:p>
+            <w:pPr>
+              <w:spacing w:after="0" w:line="252"/>
+            </w:pPr>
+            <w:r>
+              <w:rPr>
+                <w:rFonts w:ascii="Courier New" w:cs="Courier New" w:eastAsia="Courier New" w:hAnsi="Courier New"/>
+                <w:b w:val="false"/>
+                <w:bCs w:val="false"/>
+                <w:color w:val="520978"/>
+                <w:sz w:val="15"/>
+                <w:szCs w:val="15"/>
+              </w:rPr>
+              <w:t xml:space="preserve">OKO_LLM_PROVIDER</w:t>
+            </w:r>
+          </w:p>
+        </w:tc>
+        <w:tc>
+          <w:tcPr>
+            <w:tcW w:type="dxa" w:w="3470"/>
+            <w:shd w:fill="FAF8FD" w:color="auto" w:val="clear"/>
+            <w:tcMar>
+              <w:top w:type="dxa" w:w="60"/>
+              <w:left w:type="dxa" w:w="90"/>
+              <w:bottom w:type="dxa" w:w="60"/>
+              <w:right w:type="dxa" w:w="90"/>
+            </w:tcMar>
+          </w:tcPr>
+          <w:p>
+            <w:pPr>
+              <w:spacing w:after="0" w:line="252"/>
+            </w:pPr>
+            <w:r>
+              <w:rPr>
+                <w:rFonts w:ascii="Arial" w:cs="Arial" w:eastAsia="Arial" w:hAnsi="Arial"/>
+                <w:b w:val="false"/>
+                <w:bCs w:val="false"/>
+                <w:sz w:val="16"/>
+                <w:szCs w:val="16"/>
+              </w:rPr>
+              <w:t xml:space="preserve">off</w:t>
+            </w:r>
+          </w:p>
+        </w:tc>
+        <w:tc>
+          <w:tcPr>
+            <w:tcW w:type="dxa" w:w="3277"/>
+            <w:shd w:fill="FAF8FD" w:color="auto" w:val="clear"/>
+            <w:tcMar>
+              <w:top w:type="dxa" w:w="60"/>
+              <w:left w:type="dxa" w:w="90"/>
+              <w:bottom w:type="dxa" w:w="60"/>
+              <w:right w:type="dxa" w:w="90"/>
+            </w:tcMar>
+          </w:tcPr>
+          <w:p>
+            <w:pPr>
+              <w:spacing w:after="0" w:line="252"/>
+            </w:pPr>
+            <w:r>
+              <w:rPr>
+                <w:rFonts w:ascii="Arial" w:cs="Arial" w:eastAsia="Arial" w:hAnsi="Arial"/>
+                <w:b w:val="false"/>
+                <w:bCs w:val="false"/>
+                <w:sz w:val="16"/>
+                <w:szCs w:val="16"/>
+              </w:rPr>
+              <w:t xml:space="preserve">yandex · anthropic · openai</w:t>
+            </w:r>
+          </w:p>
+        </w:tc>
+      </w:tr>
+      <w:tr>
+        <w:trPr>
+          <w:cantSplit/>
+        </w:trPr>
+        <w:tc>
+          <w:tcPr>
+            <w:tcW w:type="dxa" w:w="2891"/>
+            <w:tcMar>
+              <w:top w:type="dxa" w:w="60"/>
+              <w:left w:type="dxa" w:w="90"/>
+              <w:bottom w:type="dxa" w:w="60"/>
+              <w:right w:type="dxa" w:w="90"/>
+            </w:tcMar>
+          </w:tcPr>
+          <w:p>
+            <w:pPr>
+              <w:spacing w:after="0" w:line="252"/>
+            </w:pPr>
+            <w:r>
+              <w:rPr>
+                <w:rFonts w:ascii="Courier New" w:cs="Courier New" w:eastAsia="Courier New" w:hAnsi="Courier New"/>
+                <w:b w:val="false"/>
+                <w:bCs w:val="false"/>
+                <w:color w:val="520978"/>
+                <w:sz w:val="15"/>
+                <w:szCs w:val="15"/>
+              </w:rPr>
+              <w:t xml:space="preserve">OKO_LLM_MODEL</w:t>
+            </w:r>
+          </w:p>
+        </w:tc>
+        <w:tc>
+          <w:tcPr>
+            <w:tcW w:type="dxa" w:w="3470"/>
+            <w:tcMar>
+              <w:top w:type="dxa" w:w="60"/>
+              <w:left w:type="dxa" w:w="90"/>
+              <w:bottom w:type="dxa" w:w="60"/>
+              <w:right w:type="dxa" w:w="90"/>
+            </w:tcMar>
+          </w:tcPr>
+          <w:p>
+            <w:pPr>
+              <w:spacing w:after="0" w:line="252"/>
+            </w:pPr>
+            <w:r>
+              <w:rPr>
+                <w:rFonts w:ascii="Arial" w:cs="Arial" w:eastAsia="Arial" w:hAnsi="Arial"/>
+                <w:b w:val="false"/>
+                <w:bCs w:val="false"/>
+                <w:sz w:val="16"/>
+                <w:szCs w:val="16"/>
+              </w:rPr>
+              <w:t xml:space="preserve">yandexgpt-5.1</w:t>
+            </w:r>
+          </w:p>
+        </w:tc>
+        <w:tc>
+          <w:tcPr>
+            <w:tcW w:type="dxa" w:w="3277"/>
+            <w:tcMar>
+              <w:top w:type="dxa" w:w="60"/>
+              <w:left w:type="dxa" w:w="90"/>
+              <w:bottom w:type="dxa" w:w="60"/>
+              <w:right w:type="dxa" w:w="90"/>
+            </w:tcMar>
+          </w:tcPr>
+          <w:p>
+            <w:pPr>
+              <w:spacing w:after="0" w:line="252"/>
+            </w:pPr>
+            <w:r>
+              <w:rPr>
+                <w:rFonts w:ascii="Arial" w:cs="Arial" w:eastAsia="Arial" w:hAnsi="Arial"/>
+                <w:b w:val="false"/>
+                <w:bCs w:val="false"/>
+                <w:sz w:val="16"/>
+                <w:szCs w:val="16"/>
+              </w:rPr>
+              <w:t xml:space="preserve">модель LLM; для yandex — имя в AI Studio или gpt://…</w:t>
+            </w:r>
+          </w:p>
+        </w:tc>
+      </w:tr>
+      <w:tr>
+        <w:trPr>
+          <w:cantSplit/>
+        </w:trPr>
+        <w:tc>
+          <w:tcPr>
+            <w:tcW w:type="dxa" w:w="2891"/>
+            <w:shd w:fill="FAF8FD" w:color="auto" w:val="clear"/>
+            <w:tcMar>
+              <w:top w:type="dxa" w:w="60"/>
+              <w:left w:type="dxa" w:w="90"/>
+              <w:bottom w:type="dxa" w:w="60"/>
+              <w:right w:type="dxa" w:w="90"/>
+            </w:tcMar>
+          </w:tcPr>
+          <w:p>
+            <w:pPr>
+              <w:spacing w:after="0" w:line="252"/>
+            </w:pPr>
+            <w:r>
+              <w:rPr>
+                <w:rFonts w:ascii="Courier New" w:cs="Courier New" w:eastAsia="Courier New" w:hAnsi="Courier New"/>
+                <w:b w:val="false"/>
+                <w:bCs w:val="false"/>
+                <w:color w:val="520978"/>
+                <w:sz w:val="15"/>
+                <w:szCs w:val="15"/>
+              </w:rPr>
+              <w:t xml:space="preserve">OKO_YC_FOLDER_ID</w:t>
+            </w:r>
+          </w:p>
+        </w:tc>
+        <w:tc>
+          <w:tcPr>
+            <w:tcW w:type="dxa" w:w="3470"/>
+            <w:shd w:fill="FAF8FD" w:color="auto" w:val="clear"/>
+            <w:tcMar>
+              <w:top w:type="dxa" w:w="60"/>
+              <w:left w:type="dxa" w:w="90"/>
+              <w:bottom w:type="dxa" w:w="60"/>
+              <w:right w:type="dxa" w:w="90"/>
+            </w:tcMar>
+          </w:tcPr>
+          <w:p>
+            <w:pPr>
+              <w:spacing w:after="0" w:line="252"/>
+            </w:pPr>
+            <w:r>
+              <w:rPr>
+                <w:rFonts w:ascii="Arial" w:cs="Arial" w:eastAsia="Arial" w:hAnsi="Arial"/>
+                <w:b w:val="false"/>
+                <w:bCs w:val="false"/>
+                <w:sz w:val="16"/>
+                <w:szCs w:val="16"/>
+              </w:rPr>
+              <w:t xml:space="preserve">—</w:t>
+            </w:r>
+          </w:p>
+        </w:tc>
+        <w:tc>
+          <w:tcPr>
+            <w:tcW w:type="dxa" w:w="3277"/>
+            <w:shd w:fill="FAF8FD" w:color="auto" w:val="clear"/>
+            <w:tcMar>
+              <w:top w:type="dxa" w:w="60"/>
+              <w:left w:type="dxa" w:w="90"/>
+              <w:bottom w:type="dxa" w:w="60"/>
+              <w:right w:type="dxa" w:w="90"/>
+            </w:tcMar>
+          </w:tcPr>
+          <w:p>
+            <w:pPr>
+              <w:spacing w:after="0" w:line="252"/>
+            </w:pPr>
+            <w:r>
+              <w:rPr>
+                <w:rFonts w:ascii="Arial" w:cs="Arial" w:eastAsia="Arial" w:hAnsi="Arial"/>
+                <w:b w:val="false"/>
+                <w:bCs w:val="false"/>
+                <w:sz w:val="16"/>
+                <w:szCs w:val="16"/>
+              </w:rPr>
+              <w:t xml:space="preserve">каталог Yandex Cloud для YandexGPT</w:t>
+            </w:r>
+          </w:p>
+        </w:tc>
+      </w:tr>
+      <w:tr>
+        <w:trPr>
+          <w:cantSplit/>
+        </w:trPr>
+        <w:tc>
+          <w:tcPr>
+            <w:tcW w:type="dxa" w:w="2891"/>
+            <w:tcMar>
+              <w:top w:type="dxa" w:w="60"/>
+              <w:left w:type="dxa" w:w="90"/>
+              <w:bottom w:type="dxa" w:w="60"/>
+              <w:right w:type="dxa" w:w="90"/>
+            </w:tcMar>
+          </w:tcPr>
+          <w:p>
+            <w:pPr>
+              <w:spacing w:after="0" w:line="252"/>
+            </w:pPr>
+            <w:r>
+              <w:rPr>
+                <w:rFonts w:ascii="Courier New" w:cs="Courier New" w:eastAsia="Courier New" w:hAnsi="Courier New"/>
+                <w:b w:val="false"/>
+                <w:bCs w:val="false"/>
+                <w:color w:val="520978"/>
+                <w:sz w:val="15"/>
+                <w:szCs w:val="15"/>
+              </w:rPr>
+              <w:t xml:space="preserve">OKO_LLM_API_KEY</w:t>
+            </w:r>
+          </w:p>
+        </w:tc>
+        <w:tc>
+          <w:tcPr>
+            <w:tcW w:type="dxa" w:w="3470"/>
+            <w:tcMar>
+              <w:top w:type="dxa" w:w="60"/>
+              <w:left w:type="dxa" w:w="90"/>
+              <w:bottom w:type="dxa" w:w="60"/>
+              <w:right w:type="dxa" w:w="90"/>
+            </w:tcMar>
+          </w:tcPr>
+          <w:p>
+            <w:pPr>
+              <w:spacing w:after="0" w:line="252"/>
+            </w:pPr>
+            <w:r>
+              <w:rPr>
+                <w:rFonts w:ascii="Arial" w:cs="Arial" w:eastAsia="Arial" w:hAnsi="Arial"/>
+                <w:b w:val="false"/>
+                <w:bCs w:val="false"/>
+                <w:sz w:val="16"/>
+                <w:szCs w:val="16"/>
+              </w:rPr>
+              <w:t xml:space="preserve">—</w:t>
+            </w:r>
+          </w:p>
+        </w:tc>
+        <w:tc>
+          <w:tcPr>
+            <w:tcW w:type="dxa" w:w="3277"/>
+            <w:tcMar>
+              <w:top w:type="dxa" w:w="60"/>
+              <w:left w:type="dxa" w:w="90"/>
+              <w:bottom w:type="dxa" w:w="60"/>
+              <w:right w:type="dxa" w:w="90"/>
+            </w:tcMar>
+          </w:tcPr>
+          <w:p>
+            <w:pPr>
+              <w:spacing w:after="0" w:line="252"/>
+            </w:pPr>
+            <w:r>
+              <w:rPr>
+                <w:rFonts w:ascii="Arial" w:cs="Arial" w:eastAsia="Arial" w:hAnsi="Arial"/>
+                <w:b w:val="false"/>
+                <w:bCs w:val="false"/>
+                <w:sz w:val="16"/>
+                <w:szCs w:val="16"/>
+              </w:rPr>
+              <w:t xml:space="preserve">API-ключ; без него — IAM-токен сервисного аккаунта ВМ</w:t>
+            </w:r>
+          </w:p>
+        </w:tc>
+      </w:tr>
+      <w:tr>
+        <w:trPr>
+          <w:cantSplit/>
+        </w:trPr>
+        <w:tc>
+          <w:tcPr>
+            <w:tcW w:type="dxa" w:w="2891"/>
+            <w:shd w:fill="FAF8FD" w:color="auto" w:val="clear"/>
+            <w:tcMar>
+              <w:top w:type="dxa" w:w="60"/>
+              <w:left w:type="dxa" w:w="90"/>
+              <w:bottom w:type="dxa" w:w="60"/>
+              <w:right w:type="dxa" w:w="90"/>
+            </w:tcMar>
+          </w:tcPr>
+          <w:p>
+            <w:pPr>
+              <w:spacing w:after="0" w:line="252"/>
+            </w:pPr>
+            <w:r>
+              <w:rPr>
+                <w:rFonts w:ascii="Courier New" w:cs="Courier New" w:eastAsia="Courier New" w:hAnsi="Courier New"/>
+                <w:b w:val="false"/>
+                <w:bCs w:val="false"/>
+                <w:color w:val="520978"/>
+                <w:sz w:val="15"/>
+                <w:szCs w:val="15"/>
+              </w:rPr>
+              <w:t xml:space="preserve">OKO_AI_AUTO</w:t>
+            </w:r>
+          </w:p>
+        </w:tc>
+        <w:tc>
+          <w:tcPr>
+            <w:tcW w:type="dxa" w:w="3470"/>
+            <w:shd w:fill="FAF8FD" w:color="auto" w:val="clear"/>
+            <w:tcMar>
+              <w:top w:type="dxa" w:w="60"/>
+              <w:left w:type="dxa" w:w="90"/>
+              <w:bottom w:type="dxa" w:w="60"/>
+              <w:right w:type="dxa" w:w="90"/>
+            </w:tcMar>
+          </w:tcPr>
+          <w:p>
+            <w:pPr>
+              <w:spacing w:after="0" w:line="252"/>
+            </w:pPr>
+            <w:r>
+              <w:rPr>
+                <w:rFonts w:ascii="Arial" w:cs="Arial" w:eastAsia="Arial" w:hAnsi="Arial"/>
+                <w:b w:val="false"/>
+                <w:bCs w:val="false"/>
+                <w:sz w:val="16"/>
+                <w:szCs w:val="16"/>
+              </w:rPr>
+              <w:t xml:space="preserve">0</w:t>
+            </w:r>
+          </w:p>
+        </w:tc>
+        <w:tc>
+          <w:tcPr>
+            <w:tcW w:type="dxa" w:w="3277"/>
+            <w:shd w:fill="FAF8FD" w:color="auto" w:val="clear"/>
+            <w:tcMar>
+              <w:top w:type="dxa" w:w="60"/>
+              <w:left w:type="dxa" w:w="90"/>
+              <w:bottom w:type="dxa" w:w="60"/>
+              <w:right w:type="dxa" w:w="90"/>
+            </w:tcMar>
+          </w:tcPr>
+          <w:p>
+            <w:pPr>
+              <w:spacing w:after="0" w:line="252"/>
+            </w:pPr>
+            <w:r>
+              <w:rPr>
+                <w:rFonts w:ascii="Arial" w:cs="Arial" w:eastAsia="Arial" w:hAnsi="Arial"/>
+                <w:b w:val="false"/>
+                <w:bCs w:val="false"/>
+                <w:sz w:val="16"/>
+                <w:szCs w:val="16"/>
+              </w:rPr>
+              <w:t xml:space="preserve">1 — анализировать каждый новый снимок</w:t>
+            </w:r>
+          </w:p>
+        </w:tc>
+      </w:tr>
+      <w:tr>
+        <w:trPr>
+          <w:cantSplit/>
+        </w:trPr>
+        <w:tc>
+          <w:tcPr>
+            <w:tcW w:type="dxa" w:w="2891"/>
+            <w:tcMar>
+              <w:top w:type="dxa" w:w="60"/>
+              <w:left w:type="dxa" w:w="90"/>
+              <w:bottom w:type="dxa" w:w="60"/>
+              <w:right w:type="dxa" w:w="90"/>
+            </w:tcMar>
+          </w:tcPr>
+          <w:p>
+            <w:pPr>
+              <w:spacing w:after="0" w:line="252"/>
+            </w:pPr>
+            <w:r>
+              <w:rPr>
+                <w:rFonts w:ascii="Courier New" w:cs="Courier New" w:eastAsia="Courier New" w:hAnsi="Courier New"/>
+                <w:b w:val="false"/>
+                <w:bCs w:val="false"/>
+                <w:color w:val="520978"/>
+                <w:sz w:val="15"/>
+                <w:szCs w:val="15"/>
+              </w:rPr>
+              <w:t xml:space="preserve">OKO_AI_APPLY</w:t>
+            </w:r>
+          </w:p>
+        </w:tc>
+        <w:tc>
+          <w:tcPr>
+            <w:tcW w:type="dxa" w:w="3470"/>
+            <w:tcMar>
+              <w:top w:type="dxa" w:w="60"/>
+              <w:left w:type="dxa" w:w="90"/>
+              <w:bottom w:type="dxa" w:w="60"/>
+              <w:right w:type="dxa" w:w="90"/>
+            </w:tcMar>
+          </w:tcPr>
+          <w:p>
+            <w:pPr>
+              <w:spacing w:after="0" w:line="252"/>
+            </w:pPr>
+            <w:r>
+              <w:rPr>
+                <w:rFonts w:ascii="Arial" w:cs="Arial" w:eastAsia="Arial" w:hAnsi="Arial"/>
+                <w:b w:val="false"/>
+                <w:bCs w:val="false"/>
+                <w:sz w:val="16"/>
+                <w:szCs w:val="16"/>
+              </w:rPr>
+              <w:t xml:space="preserve">manual</w:t>
+            </w:r>
+          </w:p>
+        </w:tc>
+        <w:tc>
+          <w:tcPr>
+            <w:tcW w:type="dxa" w:w="3277"/>
+            <w:tcMar>
+              <w:top w:type="dxa" w:w="60"/>
+              <w:left w:type="dxa" w:w="90"/>
+              <w:bottom w:type="dxa" w:w="60"/>
+              <w:right w:type="dxa" w:w="90"/>
+            </w:tcMar>
+          </w:tcPr>
+          <w:p>
+            <w:pPr>
+              <w:spacing w:after="0" w:line="252"/>
+            </w:pPr>
+            <w:r>
+              <w:rPr>
+                <w:rFonts w:ascii="Arial" w:cs="Arial" w:eastAsia="Arial" w:hAnsi="Arial"/>
+                <w:b w:val="false"/>
+                <w:bCs w:val="false"/>
+                <w:sz w:val="16"/>
+                <w:szCs w:val="16"/>
+              </w:rPr>
+              <w:t xml:space="preserve">auto — применять исправления сразу</w:t>
+            </w:r>
+          </w:p>
+        </w:tc>
+      </w:tr>
     </w:tbl>
     <w:p>
       <w:pPr>
@@ -14756,6 +16733,296 @@
                 <w:sz w:val="17"/>
                 <w:szCs w:val="17"/>
               </w:rPr>
+              <w:t xml:space="preserve">GET /api/ai/status</w:t>
+            </w:r>
+          </w:p>
+        </w:tc>
+        <w:tc>
+          <w:tcPr>
+            <w:tcW w:type="dxa" w:w="5397"/>
+            <w:shd w:fill="FAF8FD" w:color="auto" w:val="clear"/>
+            <w:tcMar>
+              <w:top w:type="dxa" w:w="60"/>
+              <w:left w:type="dxa" w:w="90"/>
+              <w:bottom w:type="dxa" w:w="60"/>
+              <w:right w:type="dxa" w:w="90"/>
+            </w:tcMar>
+          </w:tcPr>
+          <w:p>
+            <w:pPr>
+              <w:spacing w:after="0" w:line="252"/>
+            </w:pPr>
+            <w:r>
+              <w:rPr>
+                <w:rFonts w:ascii="Arial" w:cs="Arial" w:eastAsia="Arial" w:hAnsi="Arial"/>
+                <w:b w:val="false"/>
+                <w:bCs w:val="false"/>
+                <w:sz w:val="17"/>
+                <w:szCs w:val="17"/>
+              </w:rPr>
+              <w:t xml:space="preserve">Включённые ИИ-слои: модель готовности, VLM (какая поместится в память), LLM</w:t>
+            </w:r>
+          </w:p>
+        </w:tc>
+      </w:tr>
+      <w:tr>
+        <w:trPr>
+          <w:cantSplit/>
+        </w:trPr>
+        <w:tc>
+          <w:tcPr>
+            <w:tcW w:type="dxa" w:w="4241"/>
+            <w:tcMar>
+              <w:top w:type="dxa" w:w="60"/>
+              <w:left w:type="dxa" w:w="90"/>
+              <w:bottom w:type="dxa" w:w="60"/>
+              <w:right w:type="dxa" w:w="90"/>
+            </w:tcMar>
+          </w:tcPr>
+          <w:p>
+            <w:pPr>
+              <w:spacing w:after="0" w:line="252"/>
+            </w:pPr>
+            <w:r>
+              <w:rPr>
+                <w:rFonts w:ascii="Arial" w:cs="Arial" w:eastAsia="Arial" w:hAnsi="Arial"/>
+                <w:b w:val="false"/>
+                <w:bCs w:val="false"/>
+                <w:sz w:val="17"/>
+                <w:szCs w:val="17"/>
+              </w:rPr>
+              <w:t xml:space="preserve">POST /api/snapshots/{id}/ai-review · GET …</w:t>
+            </w:r>
+          </w:p>
+        </w:tc>
+        <w:tc>
+          <w:tcPr>
+            <w:tcW w:type="dxa" w:w="5397"/>
+            <w:tcMar>
+              <w:top w:type="dxa" w:w="60"/>
+              <w:left w:type="dxa" w:w="90"/>
+              <w:bottom w:type="dxa" w:w="60"/>
+              <w:right w:type="dxa" w:w="90"/>
+            </w:tcMar>
+          </w:tcPr>
+          <w:p>
+            <w:pPr>
+              <w:spacing w:after="0" w:line="252"/>
+            </w:pPr>
+            <w:r>
+              <w:rPr>
+                <w:rFonts w:ascii="Arial" w:cs="Arial" w:eastAsia="Arial" w:hAnsi="Arial"/>
+                <w:b w:val="false"/>
+                <w:bCs w:val="false"/>
+                <w:sz w:val="17"/>
+                <w:szCs w:val="17"/>
+              </w:rPr>
+              <w:t xml:space="preserve">Запустить ИИ-анализ снимка (фоновая задача) · последний анализ</w:t>
+            </w:r>
+          </w:p>
+        </w:tc>
+      </w:tr>
+      <w:tr>
+        <w:trPr>
+          <w:cantSplit/>
+        </w:trPr>
+        <w:tc>
+          <w:tcPr>
+            <w:tcW w:type="dxa" w:w="4241"/>
+            <w:shd w:fill="FAF8FD" w:color="auto" w:val="clear"/>
+            <w:tcMar>
+              <w:top w:type="dxa" w:w="60"/>
+              <w:left w:type="dxa" w:w="90"/>
+              <w:bottom w:type="dxa" w:w="60"/>
+              <w:right w:type="dxa" w:w="90"/>
+            </w:tcMar>
+          </w:tcPr>
+          <w:p>
+            <w:pPr>
+              <w:spacing w:after="0" w:line="252"/>
+            </w:pPr>
+            <w:r>
+              <w:rPr>
+                <w:rFonts w:ascii="Arial" w:cs="Arial" w:eastAsia="Arial" w:hAnsi="Arial"/>
+                <w:b w:val="false"/>
+                <w:bCs w:val="false"/>
+                <w:sz w:val="17"/>
+                <w:szCs w:val="17"/>
+              </w:rPr>
+              <w:t xml:space="preserve">GET /api/ai/reviews/{id}?full=1</w:t>
+            </w:r>
+          </w:p>
+        </w:tc>
+        <w:tc>
+          <w:tcPr>
+            <w:tcW w:type="dxa" w:w="5397"/>
+            <w:shd w:fill="FAF8FD" w:color="auto" w:val="clear"/>
+            <w:tcMar>
+              <w:top w:type="dxa" w:w="60"/>
+              <w:left w:type="dxa" w:w="90"/>
+              <w:bottom w:type="dxa" w:w="60"/>
+              <w:right w:type="dxa" w:w="90"/>
+            </w:tcMar>
+          </w:tcPr>
+          <w:p>
+            <w:pPr>
+              <w:spacing w:after="0" w:line="252"/>
+            </w:pPr>
+            <w:r>
+              <w:rPr>
+                <w:rFonts w:ascii="Arial" w:cs="Arial" w:eastAsia="Arial" w:hAnsi="Arial"/>
+                <w:b w:val="false"/>
+                <w:bCs w:val="false"/>
+                <w:sz w:val="17"/>
+                <w:szCs w:val="17"/>
+              </w:rPr>
+              <w:t xml:space="preserve">Анализ с контекстом, отправленным в LLM, и её ответом</w:t>
+            </w:r>
+          </w:p>
+        </w:tc>
+      </w:tr>
+      <w:tr>
+        <w:trPr>
+          <w:cantSplit/>
+        </w:trPr>
+        <w:tc>
+          <w:tcPr>
+            <w:tcW w:type="dxa" w:w="4241"/>
+            <w:tcMar>
+              <w:top w:type="dxa" w:w="60"/>
+              <w:left w:type="dxa" w:w="90"/>
+              <w:bottom w:type="dxa" w:w="60"/>
+              <w:right w:type="dxa" w:w="90"/>
+            </w:tcMar>
+          </w:tcPr>
+          <w:p>
+            <w:pPr>
+              <w:spacing w:after="0" w:line="252"/>
+            </w:pPr>
+            <w:r>
+              <w:rPr>
+                <w:rFonts w:ascii="Arial" w:cs="Arial" w:eastAsia="Arial" w:hAnsi="Arial"/>
+                <w:b w:val="false"/>
+                <w:bCs w:val="false"/>
+                <w:sz w:val="17"/>
+                <w:szCs w:val="17"/>
+              </w:rPr>
+              <w:t xml:space="preserve">POST /api/ai/reviews/{id}/apply · …/revert</w:t>
+            </w:r>
+          </w:p>
+        </w:tc>
+        <w:tc>
+          <w:tcPr>
+            <w:tcW w:type="dxa" w:w="5397"/>
+            <w:tcMar>
+              <w:top w:type="dxa" w:w="60"/>
+              <w:left w:type="dxa" w:w="90"/>
+              <w:bottom w:type="dxa" w:w="60"/>
+              <w:right w:type="dxa" w:w="90"/>
+            </w:tcMar>
+          </w:tcPr>
+          <w:p>
+            <w:pPr>
+              <w:spacing w:after="0" w:line="252"/>
+            </w:pPr>
+            <w:r>
+              <w:rPr>
+                <w:rFonts w:ascii="Arial" w:cs="Arial" w:eastAsia="Arial" w:hAnsi="Arial"/>
+                <w:b w:val="false"/>
+                <w:bCs w:val="false"/>
+                <w:sz w:val="17"/>
+                <w:szCs w:val="17"/>
+              </w:rPr>
+              <w:t xml:space="preserve">Применить исправления с пересчётом отклонений · отменить</w:t>
+            </w:r>
+          </w:p>
+        </w:tc>
+      </w:tr>
+      <w:tr>
+        <w:trPr>
+          <w:cantSplit/>
+        </w:trPr>
+        <w:tc>
+          <w:tcPr>
+            <w:tcW w:type="dxa" w:w="4241"/>
+            <w:shd w:fill="FAF8FD" w:color="auto" w:val="clear"/>
+            <w:tcMar>
+              <w:top w:type="dxa" w:w="60"/>
+              <w:left w:type="dxa" w:w="90"/>
+              <w:bottom w:type="dxa" w:w="60"/>
+              <w:right w:type="dxa" w:w="90"/>
+            </w:tcMar>
+          </w:tcPr>
+          <w:p>
+            <w:pPr>
+              <w:spacing w:after="0" w:line="252"/>
+            </w:pPr>
+            <w:r>
+              <w:rPr>
+                <w:rFonts w:ascii="Arial" w:cs="Arial" w:eastAsia="Arial" w:hAnsi="Arial"/>
+                <w:b w:val="false"/>
+                <w:bCs w:val="false"/>
+                <w:sz w:val="17"/>
+                <w:szCs w:val="17"/>
+              </w:rPr>
+              <w:t xml:space="preserve">POST /api/projects/{id}/ai-summary?day= · GET …</w:t>
+            </w:r>
+          </w:p>
+        </w:tc>
+        <w:tc>
+          <w:tcPr>
+            <w:tcW w:type="dxa" w:w="5397"/>
+            <w:shd w:fill="FAF8FD" w:color="auto" w:val="clear"/>
+            <w:tcMar>
+              <w:top w:type="dxa" w:w="60"/>
+              <w:left w:type="dxa" w:w="90"/>
+              <w:bottom w:type="dxa" w:w="60"/>
+              <w:right w:type="dxa" w:w="90"/>
+            </w:tcMar>
+          </w:tcPr>
+          <w:p>
+            <w:pPr>
+              <w:spacing w:after="0" w:line="252"/>
+            </w:pPr>
+            <w:r>
+              <w:rPr>
+                <w:rFonts w:ascii="Arial" w:cs="Arial" w:eastAsia="Arial" w:hAnsi="Arial"/>
+                <w:b w:val="false"/>
+                <w:bCs w:val="false"/>
+                <w:sz w:val="17"/>
+                <w:szCs w:val="17"/>
+              </w:rPr>
+              <w:t xml:space="preserve">ИИ-анализ площадки за день</w:t>
+            </w:r>
+          </w:p>
+        </w:tc>
+      </w:tr>
+      <w:tr>
+        <w:trPr>
+          <w:cantSplit/>
+        </w:trPr>
+        <w:tc>
+          <w:tcPr>
+            <w:tcW w:type="dxa" w:w="4241"/>
+            <w:tcMar>
+              <w:top w:type="dxa" w:w="60"/>
+              <w:left w:type="dxa" w:w="90"/>
+              <w:bottom w:type="dxa" w:w="60"/>
+              <w:right w:type="dxa" w:w="90"/>
+            </w:tcMar>
+          </w:tcPr>
+          <w:p>
+            <w:pPr>
+              <w:spacing w:after="0" w:line="252"/>
+            </w:pPr>
+            <w:r>
+              <w:rPr>
+                <w:rFonts w:ascii="Arial" w:cs="Arial" w:eastAsia="Arial" w:hAnsi="Arial"/>
+                <w:b w:val="false"/>
+                <w:bCs w:val="false"/>
+                <w:sz w:val="17"/>
+                <w:szCs w:val="17"/>
+              </w:rPr>
               <w:t xml:space="preserve">GET /internal/info · POST /internal/detect</w:t>
             </w:r>
           </w:p>
@@ -14763,7 +17030,6 @@
         <w:tc>
           <w:tcPr>
             <w:tcW w:type="dxa" w:w="5397"/>
-            <w:shd w:fill="FAF8FD" w:color="auto" w:val="clear"/>
             <w:tcMar>
               <w:top w:type="dxa" w:w="60"/>
               <w:left w:type="dxa" w:w="90"/>

--- a/docs/ОКО_документация.docx
+++ b/docs/ОКО_документация.docx
@@ -649,7 +649,7 @@
                 <w:sz w:val="18"/>
                 <w:szCs w:val="18"/>
               </w:rPr>
-              <w:t xml:space="preserve">Сервис: FastAPI, движок правил, детекторы, ИИ-анализ, модель данных, консоль, 70 автотестов, Dockerfile</w:t>
+              <w:t xml:space="preserve">Сервис: FastAPI, движок правил, детекторы, ИИ-анализ, модель данных, консоль, 71 автотест, Dockerfile</w:t>
             </w:r>
           </w:p>
         </w:tc>
@@ -8250,7 +8250,7 @@
         <w:rPr>
           <w:rFonts w:ascii="Arial" w:cs="Arial" w:eastAsia="Arial" w:hAnsi="Arial"/>
         </w:rPr>
-        <w:t xml:space="preserve"> — 76: движок правил на сценариях (включая пример ТЗ), все демо-сценарии end-to-end, API, детекция по фрагментам и ONNX-декодер, ИИ-конвейер с подменой YandexGPT и VLM (признаки модели готовности сверяются с кодом обучения), сборка датасета и метрики AP50.</w:t>
+        <w:t xml:space="preserve"> — 77: движок правил на сценариях (включая пример ТЗ), все демо-сценарии end-to-end, API, детекция по фрагментам и ONNX-декодер, ИИ-конвейер с подменой YandexGPT и VLM (признаки модели готовности сверяются с кодом обучения), сборка датасета и метрики AP50.</w:t>
       </w:r>
     </w:p>
     <w:p>
@@ -13993,7 +13993,7 @@
           <w:sz w:val="17"/>
           <w:szCs w:val="17"/>
         </w:rPr>
-        <w:t xml:space="preserve">cd backend &amp;&amp; python -m unittest discover -s tests     # 70: движок, сценарии, API, ИИ</w:t>
+        <w:t xml:space="preserve">cd backend &amp;&amp; python -m unittest discover -s tests     # 71: движок, сценарии, API, ИИ</w:t>
       </w:r>
     </w:p>
     <w:p>

--- a/docs/ОКО_документация.docx
+++ b/docs/ОКО_документация.docx
@@ -649,7 +649,7 @@
                 <w:sz w:val="18"/>
                 <w:szCs w:val="18"/>
               </w:rPr>
-              <w:t xml:space="preserve">Сервис: FastAPI, движок правил, детекторы, ИИ-анализ, модель данных, консоль, 71 автотест, Dockerfile</w:t>
+              <w:t xml:space="preserve">Сервис: FastAPI, движок правил, детекторы, ИИ-анализ, модель данных, консоль, 82 автотеста, Dockerfile</w:t>
             </w:r>
           </w:p>
         </w:tc>
@@ -2259,7 +2259,7 @@
         <w:rPr>
           <w:rFonts w:ascii="Arial" w:cs="Arial" w:eastAsia="Arial" w:hAnsi="Arial"/>
         </w:rPr>
-        <w:t xml:space="preserve"> Машина относится к зоне по точке опоры — середине нижней стороны рамки; башенный кран обслуживает всю площадку.</w:t>
+        <w:t xml:space="preserve"> Машина относится к зоне по точке опоры — середине нижней стороны рамки в полигоне зоны, размеченном для камеры; башенный кран обслуживает всю площадку. Снимок с другого ракурса загружается в режиме «весь кадр → зона»: полигоны не применяются.</w:t>
       </w:r>
     </w:p>
     <w:p>
@@ -7765,7 +7765,7 @@
                 <w:sz w:val="17"/>
                 <w:szCs w:val="17"/>
               </w:rPr>
-              <w:t xml:space="preserve">Локальная VLM</w:t>
+              <w:t xml:space="preserve">Grounding DINO</w:t>
             </w:r>
           </w:p>
         </w:tc>
@@ -7791,7 +7791,7 @@
                 <w:sz w:val="17"/>
                 <w:szCs w:val="17"/>
               </w:rPr>
-              <w:t xml:space="preserve">Описание сцены, техника с рамками, стадия, люди, условия съёмки</w:t>
+              <w:t xml:space="preserve">Как в ML-части: прочие объекты по текстовым подсказкам — рабочие, леса, опалубка, строящееся здание, котлован, ограждение; техника одним запросом — подтверждение рамок RF-DETR и кандидаты в пропущенную технику</w:t>
             </w:r>
           </w:p>
         </w:tc>
@@ -7817,7 +7817,7 @@
                 <w:sz w:val="17"/>
                 <w:szCs w:val="17"/>
               </w:rPr>
-              <w:t xml:space="preserve">Qwen3-VL 8B → 4B → 2B → SmolVLM2-500M: самая крупная, что помещается в память</w:t>
+              <w:t xml:space="preserve">сервис, CPU; подсказки — methodology/open_vocab.yaml</w:t>
             </w:r>
           </w:p>
         </w:tc>
@@ -7849,7 +7849,7 @@
                 <w:sz w:val="17"/>
                 <w:szCs w:val="17"/>
               </w:rPr>
-              <w:t xml:space="preserve">Сверка детектора и VLM</w:t>
+              <w:t xml:space="preserve">Локальная VLM</w:t>
             </w:r>
           </w:p>
         </w:tc>
@@ -7876,7 +7876,7 @@
                 <w:sz w:val="17"/>
                 <w:szCs w:val="17"/>
               </w:rPr>
-              <w:t xml:space="preserve">По IoU рамок: совпали, спорный класс, только VLM, только детектор</w:t>
+              <w:t xml:space="preserve">Описание сцены, техника с рамками, стадия, люди, условия съёмки</w:t>
             </w:r>
           </w:p>
         </w:tc>
@@ -7903,7 +7903,7 @@
                 <w:sz w:val="17"/>
                 <w:szCs w:val="17"/>
               </w:rPr>
-              <w:t xml:space="preserve">сервис</w:t>
+              <w:t xml:space="preserve">Qwen3-VL 8B → 4B → 2B → SmolVLM2-500M: самая крупная, что помещается в память</w:t>
             </w:r>
           </w:p>
         </w:tc>
@@ -7934,6 +7934,90 @@
                 <w:sz w:val="17"/>
                 <w:szCs w:val="17"/>
               </w:rPr>
+              <w:t xml:space="preserve">Сверка детектора и VLM</w:t>
+            </w:r>
+          </w:p>
+        </w:tc>
+        <w:tc>
+          <w:tcPr>
+            <w:tcW w:type="dxa" w:w="4819"/>
+            <w:tcMar>
+              <w:top w:type="dxa" w:w="60"/>
+              <w:left w:type="dxa" w:w="90"/>
+              <w:bottom w:type="dxa" w:w="60"/>
+              <w:right w:type="dxa" w:w="90"/>
+            </w:tcMar>
+          </w:tcPr>
+          <w:p>
+            <w:pPr>
+              <w:spacing w:after="0" w:line="252"/>
+            </w:pPr>
+            <w:r>
+              <w:rPr>
+                <w:rFonts w:ascii="Arial" w:cs="Arial" w:eastAsia="Arial" w:hAnsi="Arial"/>
+                <w:b w:val="false"/>
+                <w:bCs w:val="false"/>
+                <w:sz w:val="17"/>
+                <w:szCs w:val="17"/>
+              </w:rPr>
+              <w:t xml:space="preserve">По IoU рамок: совпали, спорный класс, только VLM, только детектор</w:t>
+            </w:r>
+          </w:p>
+        </w:tc>
+        <w:tc>
+          <w:tcPr>
+            <w:tcW w:type="dxa" w:w="2699"/>
+            <w:tcMar>
+              <w:top w:type="dxa" w:w="60"/>
+              <w:left w:type="dxa" w:w="90"/>
+              <w:bottom w:type="dxa" w:w="60"/>
+              <w:right w:type="dxa" w:w="90"/>
+            </w:tcMar>
+          </w:tcPr>
+          <w:p>
+            <w:pPr>
+              <w:spacing w:after="0" w:line="252"/>
+            </w:pPr>
+            <w:r>
+              <w:rPr>
+                <w:rFonts w:ascii="Arial" w:cs="Arial" w:eastAsia="Arial" w:hAnsi="Arial"/>
+                <w:b w:val="false"/>
+                <w:bCs w:val="false"/>
+                <w:sz w:val="17"/>
+                <w:szCs w:val="17"/>
+              </w:rPr>
+              <w:t xml:space="preserve">сервис</w:t>
+            </w:r>
+          </w:p>
+        </w:tc>
+      </w:tr>
+      <w:tr>
+        <w:trPr>
+          <w:cantSplit/>
+        </w:trPr>
+        <w:tc>
+          <w:tcPr>
+            <w:tcW w:type="dxa" w:w="2120"/>
+            <w:shd w:fill="FAF8FD" w:color="auto" w:val="clear"/>
+            <w:tcMar>
+              <w:top w:type="dxa" w:w="60"/>
+              <w:left w:type="dxa" w:w="90"/>
+              <w:bottom w:type="dxa" w:w="60"/>
+              <w:right w:type="dxa" w:w="90"/>
+            </w:tcMar>
+          </w:tcPr>
+          <w:p>
+            <w:pPr>
+              <w:spacing w:after="0" w:line="252"/>
+            </w:pPr>
+            <w:r>
+              <w:rPr>
+                <w:rFonts w:ascii="Arial" w:cs="Arial" w:eastAsia="Arial" w:hAnsi="Arial"/>
+                <w:b w:val="false"/>
+                <w:bCs w:val="false"/>
+                <w:sz w:val="17"/>
+                <w:szCs w:val="17"/>
+              </w:rPr>
               <w:t xml:space="preserve">YandexGPT</w:t>
             </w:r>
           </w:p>
@@ -7941,6 +8025,7 @@
         <w:tc>
           <w:tcPr>
             <w:tcW w:type="dxa" w:w="4819"/>
+            <w:shd w:fill="FAF8FD" w:color="auto" w:val="clear"/>
             <w:tcMar>
               <w:top w:type="dxa" w:w="60"/>
               <w:left w:type="dxa" w:w="90"/>
@@ -7967,6 +8052,7 @@
         <w:tc>
           <w:tcPr>
             <w:tcW w:type="dxa" w:w="2699"/>
+            <w:shd w:fill="FAF8FD" w:color="auto" w:val="clear"/>
             <w:tcMar>
               <w:top w:type="dxa" w:w="60"/>
               <w:left w:type="dxa" w:w="90"/>
@@ -8005,7 +8091,7 @@
         <w:rPr>
           <w:rFonts w:ascii="Arial" w:cs="Arial" w:eastAsia="Arial" w:hAnsi="Arial"/>
         </w:rPr>
-        <w:t xml:space="preserve">YandexGPT не принимает изображения, поэтому «глаза» конвейера — детектор, модель готовности и VLM. Модель </w:t>
+        <w:t xml:space="preserve">YandexGPT не принимает изображения, поэтому «глаза» конвейера — детектор, модель готовности, Grounding DINO и VLM. Модель </w:t>
       </w:r>
       <w:r>
         <w:rPr>
@@ -8021,6 +8107,17 @@
           <w:rFonts w:ascii="Arial" w:cs="Arial" w:eastAsia="Arial" w:hAnsi="Arial"/>
         </w:rPr>
         <w:t xml:space="preserve"> из AI Studio получает ещё и сами кадры; Claude и ChatGPT подключаются той же настройкой. Итог сводится по слоям: техника по классам (детектор / VLM / LLM) с расхождениями, стадия по графику, модели, VLM и LLM. «Применить исправления» исключает ложные рамки, исправляет класс и добавляет пропущенную технику, если уверенность LLM не ниже 0,6; правила пересчитываются по снимку и дню, «Отменить» возвращает всё как было. Анализ дня даёт статус площадки, риски срыва сроков с вероятностью, прогноз задержек по этапам и места, где модели и правила, вероятно, ошиблись.</w:t>
+      </w:r>
+    </w:p>
+    <w:p>
+      <w:pPr>
+        <w:spacing w:after="120" w:line="276"/>
+      </w:pPr>
+      <w:r>
+        <w:rPr>
+          <w:rFonts w:ascii="Arial" w:cs="Arial" w:eastAsia="Arial" w:hAnsi="Arial"/>
+        </w:rPr>
+        <w:t xml:space="preserve">Скорость без потери качества: модели загружаются в память сразу после старта; Grounding DINO считает признаки кадра один раз на все подсказки; модели на CPU и запрос к LLM идут в разных потоках, поэтому пока LLM отвечает по одному кадру, модели считают следующий; выводы детерминированных слоёв (модель готовности, Grounding DINO, VLM) кешируются по содержимому кадра — повторный анализ заново вызывает только LLM. Время каждого слоя показывается в карточке.</w:t>
       </w:r>
     </w:p>
     <w:p>
@@ -8250,7 +8347,7 @@
         <w:rPr>
           <w:rFonts w:ascii="Arial" w:cs="Arial" w:eastAsia="Arial" w:hAnsi="Arial"/>
         </w:rPr>
-        <w:t xml:space="preserve"> — 77: движок правил на сценариях (включая пример ТЗ), все демо-сценарии end-to-end, API, детекция по фрагментам и ONNX-декодер, ИИ-конвейер с подменой YandexGPT и VLM (признаки модели готовности сверяются с кодом обучения), сборка датасета и метрики AP50.</w:t>
+        <w:t xml:space="preserve"> — 88: движок правил на сценариях (включая пример ТЗ), все демо-сценарии end-to-end, API, детекция по фрагментам и ONNX-декодер, ИИ-конвейер с подменой YandexGPT и VLM (признаки модели готовности сверяются с кодом обучения), сборка датасета и метрики AP50.</w:t>
       </w:r>
     </w:p>
     <w:p>
@@ -13993,7 +14090,7 @@
           <w:sz w:val="17"/>
           <w:szCs w:val="17"/>
         </w:rPr>
-        <w:t xml:space="preserve">cd backend &amp;&amp; python -m unittest discover -s tests     # 71: движок, сценарии, API, ИИ</w:t>
+        <w:t xml:space="preserve">cd backend &amp;&amp; python -m unittest discover -s tests     # 82: движок, сценарии, API, ИИ</w:t>
       </w:r>
     </w:p>
     <w:p>
@@ -15289,7 +15386,7 @@
                 <w:sz w:val="15"/>
                 <w:szCs w:val="15"/>
               </w:rPr>
-              <w:t xml:space="preserve">OKO_VLM</w:t>
+              <w:t xml:space="preserve">OKO_OPENVOCAB</w:t>
             </w:r>
           </w:p>
         </w:tc>
@@ -15315,7 +15412,7 @@
                 <w:sz w:val="16"/>
                 <w:szCs w:val="16"/>
               </w:rPr>
-              <w:t xml:space="preserve">off</w:t>
+              <w:t xml:space="preserve">auto</w:t>
             </w:r>
           </w:p>
         </w:tc>
@@ -15341,7 +15438,7 @@
                 <w:sz w:val="16"/>
                 <w:szCs w:val="16"/>
               </w:rPr>
-              <w:t xml:space="preserve">auto — Qwen3-VL под память · id модели · off</w:t>
+              <w:t xml:space="preserve">Grounding DINO: auto · id модели · off</w:t>
             </w:r>
           </w:p>
         </w:tc>
@@ -15374,7 +15471,7 @@
                 <w:sz w:val="15"/>
                 <w:szCs w:val="15"/>
               </w:rPr>
-              <w:t xml:space="preserve">OKO_LLM_PROVIDER</w:t>
+              <w:t xml:space="preserve">OKO_VLM</w:t>
             </w:r>
           </w:p>
         </w:tc>
@@ -15428,7 +15525,7 @@
                 <w:sz w:val="16"/>
                 <w:szCs w:val="16"/>
               </w:rPr>
-              <w:t xml:space="preserve">yandex · anthropic · openai</w:t>
+              <w:t xml:space="preserve">auto — Qwen3-VL под память · id модели · off</w:t>
             </w:r>
           </w:p>
         </w:tc>
@@ -15460,7 +15557,7 @@
                 <w:sz w:val="15"/>
                 <w:szCs w:val="15"/>
               </w:rPr>
-              <w:t xml:space="preserve">OKO_LLM_MODEL</w:t>
+              <w:t xml:space="preserve">OKO_LLM_PROVIDER</w:t>
             </w:r>
           </w:p>
         </w:tc>
@@ -15486,7 +15583,7 @@
                 <w:sz w:val="16"/>
                 <w:szCs w:val="16"/>
               </w:rPr>
-              <w:t xml:space="preserve">yandexgpt-5.1</w:t>
+              <w:t xml:space="preserve">off</w:t>
             </w:r>
           </w:p>
         </w:tc>
@@ -15512,7 +15609,7 @@
                 <w:sz w:val="16"/>
                 <w:szCs w:val="16"/>
               </w:rPr>
-              <w:t xml:space="preserve">модель LLM; для yandex — имя в AI Studio или gpt://…</w:t>
+              <w:t xml:space="preserve">yandex · anthropic · openai</w:t>
             </w:r>
           </w:p>
         </w:tc>
@@ -15545,7 +15642,7 @@
                 <w:sz w:val="15"/>
                 <w:szCs w:val="15"/>
               </w:rPr>
-              <w:t xml:space="preserve">OKO_YC_FOLDER_ID</w:t>
+              <w:t xml:space="preserve">OKO_LLM_MODEL</w:t>
             </w:r>
           </w:p>
         </w:tc>
@@ -15572,7 +15669,7 @@
                 <w:sz w:val="16"/>
                 <w:szCs w:val="16"/>
               </w:rPr>
-              <w:t xml:space="preserve">—</w:t>
+              <w:t xml:space="preserve">yandexgpt-5.1</w:t>
             </w:r>
           </w:p>
         </w:tc>
@@ -15599,7 +15696,7 @@
                 <w:sz w:val="16"/>
                 <w:szCs w:val="16"/>
               </w:rPr>
-              <w:t xml:space="preserve">каталог Yandex Cloud для YandexGPT</w:t>
+              <w:t xml:space="preserve">модель LLM; для yandex — имя в AI Studio или gpt://…</w:t>
             </w:r>
           </w:p>
         </w:tc>
@@ -15631,7 +15728,7 @@
                 <w:sz w:val="15"/>
                 <w:szCs w:val="15"/>
               </w:rPr>
-              <w:t xml:space="preserve">OKO_LLM_API_KEY</w:t>
+              <w:t xml:space="preserve">OKO_YC_FOLDER_ID</w:t>
             </w:r>
           </w:p>
         </w:tc>
@@ -15683,7 +15780,7 @@
                 <w:sz w:val="16"/>
                 <w:szCs w:val="16"/>
               </w:rPr>
-              <w:t xml:space="preserve">API-ключ; без него — IAM-токен сервисного аккаунта ВМ</w:t>
+              <w:t xml:space="preserve">каталог Yandex Cloud для YandexGPT</w:t>
             </w:r>
           </w:p>
         </w:tc>
@@ -15716,7 +15813,7 @@
                 <w:sz w:val="15"/>
                 <w:szCs w:val="15"/>
               </w:rPr>
-              <w:t xml:space="preserve">OKO_AI_AUTO</w:t>
+              <w:t xml:space="preserve">OKO_LLM_API_KEY</w:t>
             </w:r>
           </w:p>
         </w:tc>
@@ -15743,7 +15840,7 @@
                 <w:sz w:val="16"/>
                 <w:szCs w:val="16"/>
               </w:rPr>
-              <w:t xml:space="preserve">0</w:t>
+              <w:t xml:space="preserve">—</w:t>
             </w:r>
           </w:p>
         </w:tc>
@@ -15770,7 +15867,7 @@
                 <w:sz w:val="16"/>
                 <w:szCs w:val="16"/>
               </w:rPr>
-              <w:t xml:space="preserve">1 — анализировать каждый новый снимок</w:t>
+              <w:t xml:space="preserve">API-ключ; без него — IAM-токен сервисного аккаунта ВМ</w:t>
             </w:r>
           </w:p>
         </w:tc>
@@ -15802,7 +15899,7 @@
                 <w:sz w:val="15"/>
                 <w:szCs w:val="15"/>
               </w:rPr>
-              <w:t xml:space="preserve">OKO_AI_APPLY</w:t>
+              <w:t xml:space="preserve">OKO_AI_AUTO</w:t>
             </w:r>
           </w:p>
         </w:tc>
@@ -15828,6 +15925,92 @@
                 <w:sz w:val="16"/>
                 <w:szCs w:val="16"/>
               </w:rPr>
+              <w:t xml:space="preserve">0</w:t>
+            </w:r>
+          </w:p>
+        </w:tc>
+        <w:tc>
+          <w:tcPr>
+            <w:tcW w:type="dxa" w:w="3277"/>
+            <w:tcMar>
+              <w:top w:type="dxa" w:w="60"/>
+              <w:left w:type="dxa" w:w="90"/>
+              <w:bottom w:type="dxa" w:w="60"/>
+              <w:right w:type="dxa" w:w="90"/>
+            </w:tcMar>
+          </w:tcPr>
+          <w:p>
+            <w:pPr>
+              <w:spacing w:after="0" w:line="252"/>
+            </w:pPr>
+            <w:r>
+              <w:rPr>
+                <w:rFonts w:ascii="Arial" w:cs="Arial" w:eastAsia="Arial" w:hAnsi="Arial"/>
+                <w:b w:val="false"/>
+                <w:bCs w:val="false"/>
+                <w:sz w:val="16"/>
+                <w:szCs w:val="16"/>
+              </w:rPr>
+              <w:t xml:space="preserve">1 — анализировать каждый новый снимок</w:t>
+            </w:r>
+          </w:p>
+        </w:tc>
+      </w:tr>
+      <w:tr>
+        <w:trPr>
+          <w:cantSplit/>
+        </w:trPr>
+        <w:tc>
+          <w:tcPr>
+            <w:tcW w:type="dxa" w:w="2891"/>
+            <w:shd w:fill="FAF8FD" w:color="auto" w:val="clear"/>
+            <w:tcMar>
+              <w:top w:type="dxa" w:w="60"/>
+              <w:left w:type="dxa" w:w="90"/>
+              <w:bottom w:type="dxa" w:w="60"/>
+              <w:right w:type="dxa" w:w="90"/>
+            </w:tcMar>
+          </w:tcPr>
+          <w:p>
+            <w:pPr>
+              <w:spacing w:after="0" w:line="252"/>
+            </w:pPr>
+            <w:r>
+              <w:rPr>
+                <w:rFonts w:ascii="Courier New" w:cs="Courier New" w:eastAsia="Courier New" w:hAnsi="Courier New"/>
+                <w:b w:val="false"/>
+                <w:bCs w:val="false"/>
+                <w:color w:val="520978"/>
+                <w:sz w:val="15"/>
+                <w:szCs w:val="15"/>
+              </w:rPr>
+              <w:t xml:space="preserve">OKO_AI_APPLY</w:t>
+            </w:r>
+          </w:p>
+        </w:tc>
+        <w:tc>
+          <w:tcPr>
+            <w:tcW w:type="dxa" w:w="3470"/>
+            <w:shd w:fill="FAF8FD" w:color="auto" w:val="clear"/>
+            <w:tcMar>
+              <w:top w:type="dxa" w:w="60"/>
+              <w:left w:type="dxa" w:w="90"/>
+              <w:bottom w:type="dxa" w:w="60"/>
+              <w:right w:type="dxa" w:w="90"/>
+            </w:tcMar>
+          </w:tcPr>
+          <w:p>
+            <w:pPr>
+              <w:spacing w:after="0" w:line="252"/>
+            </w:pPr>
+            <w:r>
+              <w:rPr>
+                <w:rFonts w:ascii="Arial" w:cs="Arial" w:eastAsia="Arial" w:hAnsi="Arial"/>
+                <w:b w:val="false"/>
+                <w:bCs w:val="false"/>
+                <w:sz w:val="16"/>
+                <w:szCs w:val="16"/>
+              </w:rPr>
               <w:t xml:space="preserve">manual</w:t>
             </w:r>
           </w:p>
@@ -15835,6 +16018,7 @@
         <w:tc>
           <w:tcPr>
             <w:tcW w:type="dxa" w:w="3277"/>
+            <w:shd w:fill="FAF8FD" w:color="auto" w:val="clear"/>
             <w:tcMar>
               <w:top w:type="dxa" w:w="60"/>
               <w:left w:type="dxa" w:w="90"/>

--- a/docs/ОКО_документация.docx
+++ b/docs/ОКО_документация.docx
@@ -649,7 +649,7 @@
                 <w:sz w:val="18"/>
                 <w:szCs w:val="18"/>
               </w:rPr>
-              <w:t xml:space="preserve">Сервис: FastAPI, движок правил, детекторы, ИИ-анализ, модель данных, консоль, 82 автотеста, Dockerfile</w:t>
+              <w:t xml:space="preserve">Сервис: FastAPI, движок правил, детекторы, ИИ-анализ, модель данных, консоль, 84 автотеста, Dockerfile</w:t>
             </w:r>
           </w:p>
         </w:tc>

--- a/docs/ОКО_документация.docx
+++ b/docs/ОКО_документация.docx
@@ -649,7 +649,7 @@
                 <w:sz w:val="18"/>
                 <w:szCs w:val="18"/>
               </w:rPr>
-              <w:t xml:space="preserve">Сервис: FastAPI, движок правил, детекторы, ИИ-анализ, модель данных, консоль, 84 автотеста, Dockerfile</w:t>
+              <w:t xml:space="preserve">Сервис: FastAPI, движок правил, детекторы, ИИ-анализ, модель данных, консоль, 80 автотестов, Dockerfile</w:t>
             </w:r>
           </w:p>
         </w:tc>
@@ -7765,7 +7765,7 @@
                 <w:sz w:val="17"/>
                 <w:szCs w:val="17"/>
               </w:rPr>
-              <w:t xml:space="preserve">Grounding DINO</w:t>
+              <w:t xml:space="preserve">Локальная VLM</w:t>
             </w:r>
           </w:p>
         </w:tc>
@@ -7791,7 +7791,7 @@
                 <w:sz w:val="17"/>
                 <w:szCs w:val="17"/>
               </w:rPr>
-              <w:t xml:space="preserve">Как в ML-части: прочие объекты по текстовым подсказкам — рабочие, леса, опалубка, строящееся здание, котлован, ограждение; техника одним запросом — подтверждение рамок RF-DETR и кандидаты в пропущенную технику</w:t>
+              <w:t xml:space="preserve">Описание сцены, техника с рамками, стадия, люди, условия съёмки</w:t>
             </w:r>
           </w:p>
         </w:tc>
@@ -7817,7 +7817,7 @@
                 <w:sz w:val="17"/>
                 <w:szCs w:val="17"/>
               </w:rPr>
-              <w:t xml:space="preserve">сервис, CPU; подсказки — methodology/open_vocab.yaml</w:t>
+              <w:t xml:space="preserve">Qwen3-VL 8B → 4B → 2B → SmolVLM2-500M: самая крупная, что помещается в память</w:t>
             </w:r>
           </w:p>
         </w:tc>
@@ -7849,7 +7849,7 @@
                 <w:sz w:val="17"/>
                 <w:szCs w:val="17"/>
               </w:rPr>
-              <w:t xml:space="preserve">Локальная VLM</w:t>
+              <w:t xml:space="preserve">Сверка детектора и VLM</w:t>
             </w:r>
           </w:p>
         </w:tc>
@@ -7876,7 +7876,7 @@
                 <w:sz w:val="17"/>
                 <w:szCs w:val="17"/>
               </w:rPr>
-              <w:t xml:space="preserve">Описание сцены, техника с рамками, стадия, люди, условия съёмки</w:t>
+              <w:t xml:space="preserve">По IoU рамок: совпали, спорный класс, только VLM, только детектор</w:t>
             </w:r>
           </w:p>
         </w:tc>
@@ -7903,7 +7903,7 @@
                 <w:sz w:val="17"/>
                 <w:szCs w:val="17"/>
               </w:rPr>
-              <w:t xml:space="preserve">Qwen3-VL 8B → 4B → 2B → SmolVLM2-500M: самая крупная, что помещается в память</w:t>
+              <w:t xml:space="preserve">сервис</w:t>
             </w:r>
           </w:p>
         </w:tc>
@@ -7934,7 +7934,7 @@
                 <w:sz w:val="17"/>
                 <w:szCs w:val="17"/>
               </w:rPr>
-              <w:t xml:space="preserve">Сверка детектора и VLM</w:t>
+              <w:t xml:space="preserve">YandexGPT</w:t>
             </w:r>
           </w:p>
         </w:tc>
@@ -7960,99 +7960,13 @@
                 <w:sz w:val="17"/>
                 <w:szCs w:val="17"/>
               </w:rPr>
-              <w:t xml:space="preserve">По IoU рамок: совпали, спорный класс, только VLM, только детектор</w:t>
+              <w:t xml:space="preserve">Вердикт по каждой рамке и отклонению, пропущенная техника с рамкой, стадия, новые находки, прогноз, рекомендации — JSON по схеме</w:t>
             </w:r>
           </w:p>
         </w:tc>
         <w:tc>
           <w:tcPr>
             <w:tcW w:type="dxa" w:w="2699"/>
-            <w:tcMar>
-              <w:top w:type="dxa" w:w="60"/>
-              <w:left w:type="dxa" w:w="90"/>
-              <w:bottom w:type="dxa" w:w="60"/>
-              <w:right w:type="dxa" w:w="90"/>
-            </w:tcMar>
-          </w:tcPr>
-          <w:p>
-            <w:pPr>
-              <w:spacing w:after="0" w:line="252"/>
-            </w:pPr>
-            <w:r>
-              <w:rPr>
-                <w:rFonts w:ascii="Arial" w:cs="Arial" w:eastAsia="Arial" w:hAnsi="Arial"/>
-                <w:b w:val="false"/>
-                <w:bCs w:val="false"/>
-                <w:sz w:val="17"/>
-                <w:szCs w:val="17"/>
-              </w:rPr>
-              <w:t xml:space="preserve">сервис</w:t>
-            </w:r>
-          </w:p>
-        </w:tc>
-      </w:tr>
-      <w:tr>
-        <w:trPr>
-          <w:cantSplit/>
-        </w:trPr>
-        <w:tc>
-          <w:tcPr>
-            <w:tcW w:type="dxa" w:w="2120"/>
-            <w:shd w:fill="FAF8FD" w:color="auto" w:val="clear"/>
-            <w:tcMar>
-              <w:top w:type="dxa" w:w="60"/>
-              <w:left w:type="dxa" w:w="90"/>
-              <w:bottom w:type="dxa" w:w="60"/>
-              <w:right w:type="dxa" w:w="90"/>
-            </w:tcMar>
-          </w:tcPr>
-          <w:p>
-            <w:pPr>
-              <w:spacing w:after="0" w:line="252"/>
-            </w:pPr>
-            <w:r>
-              <w:rPr>
-                <w:rFonts w:ascii="Arial" w:cs="Arial" w:eastAsia="Arial" w:hAnsi="Arial"/>
-                <w:b w:val="false"/>
-                <w:bCs w:val="false"/>
-                <w:sz w:val="17"/>
-                <w:szCs w:val="17"/>
-              </w:rPr>
-              <w:t xml:space="preserve">YandexGPT</w:t>
-            </w:r>
-          </w:p>
-        </w:tc>
-        <w:tc>
-          <w:tcPr>
-            <w:tcW w:type="dxa" w:w="4819"/>
-            <w:shd w:fill="FAF8FD" w:color="auto" w:val="clear"/>
-            <w:tcMar>
-              <w:top w:type="dxa" w:w="60"/>
-              <w:left w:type="dxa" w:w="90"/>
-              <w:bottom w:type="dxa" w:w="60"/>
-              <w:right w:type="dxa" w:w="90"/>
-            </w:tcMar>
-          </w:tcPr>
-          <w:p>
-            <w:pPr>
-              <w:spacing w:after="0" w:line="252"/>
-            </w:pPr>
-            <w:r>
-              <w:rPr>
-                <w:rFonts w:ascii="Arial" w:cs="Arial" w:eastAsia="Arial" w:hAnsi="Arial"/>
-                <w:b w:val="false"/>
-                <w:bCs w:val="false"/>
-                <w:sz w:val="17"/>
-                <w:szCs w:val="17"/>
-              </w:rPr>
-              <w:t xml:space="preserve">Вердикт по каждой рамке и отклонению, пропущенная техника с рамкой, стадия, новые находки, прогноз, рекомендации — JSON по схеме</w:t>
-            </w:r>
-          </w:p>
-        </w:tc>
-        <w:tc>
-          <w:tcPr>
-            <w:tcW w:type="dxa" w:w="2699"/>
-            <w:shd w:fill="FAF8FD" w:color="auto" w:val="clear"/>
             <w:tcMar>
               <w:top w:type="dxa" w:w="60"/>
               <w:left w:type="dxa" w:w="90"/>
@@ -8091,7 +8005,7 @@
         <w:rPr>
           <w:rFonts w:ascii="Arial" w:cs="Arial" w:eastAsia="Arial" w:hAnsi="Arial"/>
         </w:rPr>
-        <w:t xml:space="preserve">YandexGPT не принимает изображения, поэтому «глаза» конвейера — детектор, модель готовности, Grounding DINO и VLM. Модель </w:t>
+        <w:t xml:space="preserve">YandexGPT не принимает изображения, поэтому «глаза» конвейера — детектор, модель готовности и VLM. Модель </w:t>
       </w:r>
       <w:r>
         <w:rPr>
@@ -8117,7 +8031,7 @@
         <w:rPr>
           <w:rFonts w:ascii="Arial" w:cs="Arial" w:eastAsia="Arial" w:hAnsi="Arial"/>
         </w:rPr>
-        <w:t xml:space="preserve">Скорость без потери качества: модели загружаются в память сразу после старта; Grounding DINO считает признаки кадра один раз на все подсказки; модели на CPU и запрос к LLM идут в разных потоках, поэтому пока LLM отвечает по одному кадру, модели считают следующий; выводы детерминированных слоёв (модель готовности, Grounding DINO, VLM) кешируются по содержимому кадра — повторный анализ заново вызывает только LLM. Время каждого слоя показывается в карточке.</w:t>
+        <w:t xml:space="preserve">Скорость без потери качества: модели загружаются в память сразу после старта; модели на CPU и запрос к LLM идут в разных потоках, поэтому пока LLM отвечает по одному кадру, модели считают следующий; выводы детерминированных слоёв (модель готовности, VLM) кешируются по содержимому кадра — повторный анализ заново вызывает только LLM. Время каждого слоя показывается в карточке.</w:t>
       </w:r>
     </w:p>
     <w:p>
@@ -13640,7 +13554,7 @@
         <w:rPr>
           <w:rFonts w:ascii="Arial" w:cs="Arial" w:eastAsia="Arial" w:hAnsi="Arial"/>
         </w:rPr>
-        <w:t xml:space="preserve"> — загрузить файл, выбрать вид работ и технику по графику; получить технику, проверки и предупреждения. Свои снимки распознаются с подключёнными весами RF-DETR.</w:t>
+        <w:t xml:space="preserve"> — загрузить файл, выбрать вид работ и технику по графику; получить технику, проверки и предупреждения; анализ ИИ запускается сразу после детекции. Свои снимки распознаются с подключёнными весами RF-DETR.</w:t>
       </w:r>
     </w:p>
     <w:p>
@@ -15386,7 +15300,7 @@
                 <w:sz w:val="15"/>
                 <w:szCs w:val="15"/>
               </w:rPr>
-              <w:t xml:space="preserve">OKO_OPENVOCAB</w:t>
+              <w:t xml:space="preserve">OKO_VLM</w:t>
             </w:r>
           </w:p>
         </w:tc>
@@ -15412,7 +15326,7 @@
                 <w:sz w:val="16"/>
                 <w:szCs w:val="16"/>
               </w:rPr>
-              <w:t xml:space="preserve">auto</w:t>
+              <w:t xml:space="preserve">off</w:t>
             </w:r>
           </w:p>
         </w:tc>
@@ -15438,7 +15352,7 @@
                 <w:sz w:val="16"/>
                 <w:szCs w:val="16"/>
               </w:rPr>
-              <w:t xml:space="preserve">Grounding DINO: auto · id модели · off</w:t>
+              <w:t xml:space="preserve">auto — Qwen3-VL под память · id модели · off</w:t>
             </w:r>
           </w:p>
         </w:tc>
@@ -15471,7 +15385,7 @@
                 <w:sz w:val="15"/>
                 <w:szCs w:val="15"/>
               </w:rPr>
-              <w:t xml:space="preserve">OKO_VLM</w:t>
+              <w:t xml:space="preserve">OKO_LLM_PROVIDER</w:t>
             </w:r>
           </w:p>
         </w:tc>
@@ -15525,7 +15439,7 @@
                 <w:sz w:val="16"/>
                 <w:szCs w:val="16"/>
               </w:rPr>
-              <w:t xml:space="preserve">auto — Qwen3-VL под память · id модели · off</w:t>
+              <w:t xml:space="preserve">yandex · anthropic · openai</w:t>
             </w:r>
           </w:p>
         </w:tc>
@@ -15557,7 +15471,7 @@
                 <w:sz w:val="15"/>
                 <w:szCs w:val="15"/>
               </w:rPr>
-              <w:t xml:space="preserve">OKO_LLM_PROVIDER</w:t>
+              <w:t xml:space="preserve">OKO_LLM_MODEL</w:t>
             </w:r>
           </w:p>
         </w:tc>
@@ -15583,7 +15497,7 @@
                 <w:sz w:val="16"/>
                 <w:szCs w:val="16"/>
               </w:rPr>
-              <w:t xml:space="preserve">off</w:t>
+              <w:t xml:space="preserve">yandexgpt-5.1</w:t>
             </w:r>
           </w:p>
         </w:tc>
@@ -15609,7 +15523,7 @@
                 <w:sz w:val="16"/>
                 <w:szCs w:val="16"/>
               </w:rPr>
-              <w:t xml:space="preserve">yandex · anthropic · openai</w:t>
+              <w:t xml:space="preserve">модель LLM; для yandex — имя в AI Studio или gpt://…</w:t>
             </w:r>
           </w:p>
         </w:tc>
@@ -15642,7 +15556,7 @@
                 <w:sz w:val="15"/>
                 <w:szCs w:val="15"/>
               </w:rPr>
-              <w:t xml:space="preserve">OKO_LLM_MODEL</w:t>
+              <w:t xml:space="preserve">OKO_YC_FOLDER_ID</w:t>
             </w:r>
           </w:p>
         </w:tc>
@@ -15669,7 +15583,7 @@
                 <w:sz w:val="16"/>
                 <w:szCs w:val="16"/>
               </w:rPr>
-              <w:t xml:space="preserve">yandexgpt-5.1</w:t>
+              <w:t xml:space="preserve">—</w:t>
             </w:r>
           </w:p>
         </w:tc>
@@ -15696,7 +15610,7 @@
                 <w:sz w:val="16"/>
                 <w:szCs w:val="16"/>
               </w:rPr>
-              <w:t xml:space="preserve">модель LLM; для yandex — имя в AI Studio или gpt://…</w:t>
+              <w:t xml:space="preserve">каталог Yandex Cloud для YandexGPT</w:t>
             </w:r>
           </w:p>
         </w:tc>
@@ -15728,7 +15642,7 @@
                 <w:sz w:val="15"/>
                 <w:szCs w:val="15"/>
               </w:rPr>
-              <w:t xml:space="preserve">OKO_YC_FOLDER_ID</w:t>
+              <w:t xml:space="preserve">OKO_LLM_API_KEY</w:t>
             </w:r>
           </w:p>
         </w:tc>
@@ -15780,7 +15694,7 @@
                 <w:sz w:val="16"/>
                 <w:szCs w:val="16"/>
               </w:rPr>
-              <w:t xml:space="preserve">каталог Yandex Cloud для YandexGPT</w:t>
+              <w:t xml:space="preserve">API-ключ; без него — IAM-токен сервисного аккаунта ВМ</w:t>
             </w:r>
           </w:p>
         </w:tc>
@@ -15813,7 +15727,7 @@
                 <w:sz w:val="15"/>
                 <w:szCs w:val="15"/>
               </w:rPr>
-              <w:t xml:space="preserve">OKO_LLM_API_KEY</w:t>
+              <w:t xml:space="preserve">OKO_AI_AUTO</w:t>
             </w:r>
           </w:p>
         </w:tc>
@@ -15840,7 +15754,7 @@
                 <w:sz w:val="16"/>
                 <w:szCs w:val="16"/>
               </w:rPr>
-              <w:t xml:space="preserve">—</w:t>
+              <w:t xml:space="preserve">0</w:t>
             </w:r>
           </w:p>
         </w:tc>
@@ -15867,7 +15781,7 @@
                 <w:sz w:val="16"/>
                 <w:szCs w:val="16"/>
               </w:rPr>
-              <w:t xml:space="preserve">API-ключ; без него — IAM-токен сервисного аккаунта ВМ</w:t>
+              <w:t xml:space="preserve">1 — анализировать каждый новый снимок</w:t>
             </w:r>
           </w:p>
         </w:tc>
@@ -15899,7 +15813,7 @@
                 <w:sz w:val="15"/>
                 <w:szCs w:val="15"/>
               </w:rPr>
-              <w:t xml:space="preserve">OKO_AI_AUTO</w:t>
+              <w:t xml:space="preserve">OKO_AI_APPLY</w:t>
             </w:r>
           </w:p>
         </w:tc>
@@ -15925,100 +15839,13 @@
                 <w:sz w:val="16"/>
                 <w:szCs w:val="16"/>
               </w:rPr>
-              <w:t xml:space="preserve">0</w:t>
+              <w:t xml:space="preserve">manual</w:t>
             </w:r>
           </w:p>
         </w:tc>
         <w:tc>
           <w:tcPr>
             <w:tcW w:type="dxa" w:w="3277"/>
-            <w:tcMar>
-              <w:top w:type="dxa" w:w="60"/>
-              <w:left w:type="dxa" w:w="90"/>
-              <w:bottom w:type="dxa" w:w="60"/>
-              <w:right w:type="dxa" w:w="90"/>
-            </w:tcMar>
-          </w:tcPr>
-          <w:p>
-            <w:pPr>
-              <w:spacing w:after="0" w:line="252"/>
-            </w:pPr>
-            <w:r>
-              <w:rPr>
-                <w:rFonts w:ascii="Arial" w:cs="Arial" w:eastAsia="Arial" w:hAnsi="Arial"/>
-                <w:b w:val="false"/>
-                <w:bCs w:val="false"/>
-                <w:sz w:val="16"/>
-                <w:szCs w:val="16"/>
-              </w:rPr>
-              <w:t xml:space="preserve">1 — анализировать каждый новый снимок</w:t>
-            </w:r>
-          </w:p>
-        </w:tc>
-      </w:tr>
-      <w:tr>
-        <w:trPr>
-          <w:cantSplit/>
-        </w:trPr>
-        <w:tc>
-          <w:tcPr>
-            <w:tcW w:type="dxa" w:w="2891"/>
-            <w:shd w:fill="FAF8FD" w:color="auto" w:val="clear"/>
-            <w:tcMar>
-              <w:top w:type="dxa" w:w="60"/>
-              <w:left w:type="dxa" w:w="90"/>
-              <w:bottom w:type="dxa" w:w="60"/>
-              <w:right w:type="dxa" w:w="90"/>
-            </w:tcMar>
-          </w:tcPr>
-          <w:p>
-            <w:pPr>
-              <w:spacing w:after="0" w:line="252"/>
-            </w:pPr>
-            <w:r>
-              <w:rPr>
-                <w:rFonts w:ascii="Courier New" w:cs="Courier New" w:eastAsia="Courier New" w:hAnsi="Courier New"/>
-                <w:b w:val="false"/>
-                <w:bCs w:val="false"/>
-                <w:color w:val="520978"/>
-                <w:sz w:val="15"/>
-                <w:szCs w:val="15"/>
-              </w:rPr>
-              <w:t xml:space="preserve">OKO_AI_APPLY</w:t>
-            </w:r>
-          </w:p>
-        </w:tc>
-        <w:tc>
-          <w:tcPr>
-            <w:tcW w:type="dxa" w:w="3470"/>
-            <w:shd w:fill="FAF8FD" w:color="auto" w:val="clear"/>
-            <w:tcMar>
-              <w:top w:type="dxa" w:w="60"/>
-              <w:left w:type="dxa" w:w="90"/>
-              <w:bottom w:type="dxa" w:w="60"/>
-              <w:right w:type="dxa" w:w="90"/>
-            </w:tcMar>
-          </w:tcPr>
-          <w:p>
-            <w:pPr>
-              <w:spacing w:after="0" w:line="252"/>
-            </w:pPr>
-            <w:r>
-              <w:rPr>
-                <w:rFonts w:ascii="Arial" w:cs="Arial" w:eastAsia="Arial" w:hAnsi="Arial"/>
-                <w:b w:val="false"/>
-                <w:bCs w:val="false"/>
-                <w:sz w:val="16"/>
-                <w:szCs w:val="16"/>
-              </w:rPr>
-              <w:t xml:space="preserve">manual</w:t>
-            </w:r>
-          </w:p>
-        </w:tc>
-        <w:tc>
-          <w:tcPr>
-            <w:tcW w:type="dxa" w:w="3277"/>
-            <w:shd w:fill="FAF8FD" w:color="auto" w:val="clear"/>
             <w:tcMar>
               <w:top w:type="dxa" w:w="60"/>
               <w:left w:type="dxa" w:w="90"/>

--- a/docs/ОКО_документация.docx
+++ b/docs/ОКО_документация.docx
@@ -649,7 +649,7 @@
                 <w:sz w:val="18"/>
                 <w:szCs w:val="18"/>
               </w:rPr>
-              <w:t xml:space="preserve">Сервис: FastAPI, движок правил, детекторы, ИИ-анализ, модель данных, консоль, 80 автотестов, Dockerfile</w:t>
+              <w:t xml:space="preserve">Сервис: FastAPI, движок правил, детекторы, ИИ-анализ, модель данных, консоль, 90 автотестов, Dockerfile</w:t>
             </w:r>
           </w:p>
         </w:tc>
@@ -7734,7 +7734,7 @@
                 <w:sz w:val="17"/>
                 <w:szCs w:val="17"/>
               </w:rPr>
-              <w:t xml:space="preserve">сервис, CPU ≈ 30 с</w:t>
+              <w:t xml:space="preserve">сервис, CPU ≈ 20 с</w:t>
             </w:r>
           </w:p>
         </w:tc>
@@ -7791,7 +7791,7 @@
                 <w:sz w:val="17"/>
                 <w:szCs w:val="17"/>
               </w:rPr>
-              <w:t xml:space="preserve">Описание сцены, техника с рамками, стадия, люди, условия съёмки</w:t>
+              <w:t xml:space="preserve">Описание сцены, техника с рамками, стадия, люди, условия съёмки — если LLM сама не видит кадр</w:t>
             </w:r>
           </w:p>
         </w:tc>
@@ -8020,7 +8020,7 @@
         <w:rPr>
           <w:rFonts w:ascii="Arial" w:cs="Arial" w:eastAsia="Arial" w:hAnsi="Arial"/>
         </w:rPr>
-        <w:t xml:space="preserve"> из AI Studio получает ещё и сами кадры; Claude и ChatGPT подключаются той же настройкой. Итог сводится по слоям: техника по классам (детектор / VLM / LLM) с расхождениями, стадия по графику, модели, VLM и LLM. «Применить исправления» исключает ложные рамки, исправляет класс и добавляет пропущенную технику, если уверенность LLM не ниже 0,6; правила пересчитываются по снимку и дню, «Отменить» возвращает всё как было. Анализ дня даёт статус площадки, риски срыва сроков с вероятностью, прогноз задержек по этапам и места, где модели и правила, вероятно, ошиблись.</w:t>
+        <w:t xml:space="preserve"> из AI Studio получает ещё и сами кадры и сама отмечает пропущенную технику рамками — тогда локальная VLM не запускается; Claude и ChatGPT подключаются той же настройкой. Итог сводится по слоям: техника по классам (детектор / VLM / LLM) с расхождениями, стадия по графику, модели, VLM и LLM. «Применить исправления» исключает ложные рамки, исправляет класс и добавляет пропущенную технику, если уверенность LLM не ниже 0,6; правила пересчитываются по снимку и дню, «Отменить» возвращает всё как было. Анализ дня даёт статус площадки, риски срыва сроков с вероятностью, прогноз задержек по этапам и места, где модели и правила, вероятно, ошиблись.</w:t>
       </w:r>
     </w:p>
     <w:p>
@@ -8031,7 +8031,7 @@
         <w:rPr>
           <w:rFonts w:ascii="Arial" w:cs="Arial" w:eastAsia="Arial" w:hAnsi="Arial"/>
         </w:rPr>
-        <w:t xml:space="preserve">Скорость без потери качества: модели загружаются в память сразу после старта; модели на CPU и запрос к LLM идут в разных потоках, поэтому пока LLM отвечает по одному кадру, модели считают следующий; выводы детерминированных слоёв (модель готовности, VLM) кешируются по содержимому кадра — повторный анализ заново вызывает только LLM. Время каждого слоя показывается в карточке.</w:t>
+        <w:t xml:space="preserve">Скорость: модели загружаются в память сразу после старта; локальная VLM (1–3 минуты на CPU) работает, только если LLM не видит кадр; рассуждения LLM выключены — у qwen3.6 они втрое удлиняли ответ; модель готовности считает в float32, если процессор не умеет bfloat16 аппаратно; «Проверить снимок» ставит анализ тем же запросом, что и детекцию; LLM, которая сама видит кадр, не ждёт модель готовности на кадрах зон и в быстрой проверке — DINOv2 на CPU и запрос к LLM идут одновременно, а для стадии объекта LLM получает оценку модели по кадру общего плана за день; ответ LLM короткий — комментарии до 12 слов; выводы детектора, модели готовности и VLM кешируются по содержимому кадра — повторный анализ заново вызывает только LLM. С qwen3.6 анализ снимка занимает столько, сколько дольше из двух: модель готовности ≈20 с или ответ LLM. Время каждого слоя показывается в карточке.</w:t>
       </w:r>
     </w:p>
     <w:p>
@@ -11590,7 +11590,7 @@
         <w:rPr>
           <w:rFonts w:ascii="Arial" w:cs="Arial" w:eastAsia="Arial" w:hAnsi="Arial"/>
         </w:rPr>
-        <w:t xml:space="preserve">): на CPU ≈ 30 с на кадр, поэтому оценка идёт в фоне. В демо-проектах стадия берётся из разметки — сцены синтетические.</w:t>
+        <w:t xml:space="preserve">): на CPU ≈ 20 с на кадр, поэтому оценка идёт в фоне. В демо-проектах стадия берётся из разметки — сцены синтетические.</w:t>
       </w:r>
     </w:p>
     <w:p>
@@ -11606,7 +11606,7 @@
         <w:rPr>
           <w:rFonts w:ascii="Arial" w:cs="Arial" w:eastAsia="Arial" w:hAnsi="Arial"/>
         </w:rPr>
-        <w:t xml:space="preserve">ИИ-анализ — подсказка инженеру, а не решение: исправления YandexGPT применяются кнопкой и отменяются, всё отправленное в LLM сохраняется. Для всех слоёв на CPU нужно 16 ГБ памяти; слой, которому памяти не хватает, пропускается с объяснением. VLM на CPU отвечает за 1–2 минуты.</w:t>
+        <w:t xml:space="preserve">ИИ-анализ — подсказка инженеру, а не решение: исправления YandexGPT применяются кнопкой и отменяются, всё отправленное в LLM сохраняется. Для всех слоёв на CPU нужно 16 ГБ памяти; слой, которому памяти не хватает, пропускается с объяснением. VLM на CPU отвечает за 1–3 минуты, поэтому с LLM, которая видит кадр, она не запускается.</w:t>
       </w:r>
     </w:p>
     <w:p>
@@ -15385,7 +15385,7 @@
                 <w:sz w:val="15"/>
                 <w:szCs w:val="15"/>
               </w:rPr>
-              <w:t xml:space="preserve">OKO_LLM_PROVIDER</w:t>
+              <w:t xml:space="preserve">OKO_VLM_ALWAYS</w:t>
             </w:r>
           </w:p>
         </w:tc>
@@ -15412,7 +15412,7 @@
                 <w:sz w:val="16"/>
                 <w:szCs w:val="16"/>
               </w:rPr>
-              <w:t xml:space="preserve">off</w:t>
+              <w:t xml:space="preserve">0</w:t>
             </w:r>
           </w:p>
         </w:tc>
@@ -15439,7 +15439,7 @@
                 <w:sz w:val="16"/>
                 <w:szCs w:val="16"/>
               </w:rPr>
-              <w:t xml:space="preserve">yandex · anthropic · openai</w:t>
+              <w:t xml:space="preserve">1 — VLM и тогда, когда LLM сама видит кадр</w:t>
             </w:r>
           </w:p>
         </w:tc>
@@ -15471,7 +15471,7 @@
                 <w:sz w:val="15"/>
                 <w:szCs w:val="15"/>
               </w:rPr>
-              <w:t xml:space="preserve">OKO_LLM_MODEL</w:t>
+              <w:t xml:space="preserve">OKO_AI_PARALLEL</w:t>
             </w:r>
           </w:p>
         </w:tc>
@@ -15497,7 +15497,7 @@
                 <w:sz w:val="16"/>
                 <w:szCs w:val="16"/>
               </w:rPr>
-              <w:t xml:space="preserve">yandexgpt-5.1</w:t>
+              <w:t xml:space="preserve">1</w:t>
             </w:r>
           </w:p>
         </w:tc>
@@ -15523,7 +15523,7 @@
                 <w:sz w:val="16"/>
                 <w:szCs w:val="16"/>
               </w:rPr>
-              <w:t xml:space="preserve">модель LLM; для yandex — имя в AI Studio или gpt://…</w:t>
+              <w:t xml:space="preserve">0 — LLM ждёт оценку модели готовности</w:t>
             </w:r>
           </w:p>
         </w:tc>
@@ -15556,7 +15556,7 @@
                 <w:sz w:val="15"/>
                 <w:szCs w:val="15"/>
               </w:rPr>
-              <w:t xml:space="preserve">OKO_YC_FOLDER_ID</w:t>
+              <w:t xml:space="preserve">OKO_LLM_REASONING</w:t>
             </w:r>
           </w:p>
         </w:tc>
@@ -15583,7 +15583,7 @@
                 <w:sz w:val="16"/>
                 <w:szCs w:val="16"/>
               </w:rPr>
-              <w:t xml:space="preserve">—</w:t>
+              <w:t xml:space="preserve">off</w:t>
             </w:r>
           </w:p>
         </w:tc>
@@ -15610,7 +15610,7 @@
                 <w:sz w:val="16"/>
                 <w:szCs w:val="16"/>
               </w:rPr>
-              <w:t xml:space="preserve">каталог Yandex Cloud для YandexGPT</w:t>
+              <w:t xml:space="preserve">рассуждения Qwen3.x / gpt-oss: off · model · low · medium · high</w:t>
             </w:r>
           </w:p>
         </w:tc>
@@ -15642,7 +15642,7 @@
                 <w:sz w:val="15"/>
                 <w:szCs w:val="15"/>
               </w:rPr>
-              <w:t xml:space="preserve">OKO_LLM_API_KEY</w:t>
+              <w:t xml:space="preserve">OKO_LLM_PROVIDER</w:t>
             </w:r>
           </w:p>
         </w:tc>
@@ -15668,7 +15668,7 @@
                 <w:sz w:val="16"/>
                 <w:szCs w:val="16"/>
               </w:rPr>
-              <w:t xml:space="preserve">—</w:t>
+              <w:t xml:space="preserve">off</w:t>
             </w:r>
           </w:p>
         </w:tc>
@@ -15694,7 +15694,7 @@
                 <w:sz w:val="16"/>
                 <w:szCs w:val="16"/>
               </w:rPr>
-              <w:t xml:space="preserve">API-ключ; без него — IAM-токен сервисного аккаунта ВМ</w:t>
+              <w:t xml:space="preserve">yandex · anthropic · openai</w:t>
             </w:r>
           </w:p>
         </w:tc>
@@ -15727,7 +15727,7 @@
                 <w:sz w:val="15"/>
                 <w:szCs w:val="15"/>
               </w:rPr>
-              <w:t xml:space="preserve">OKO_AI_AUTO</w:t>
+              <w:t xml:space="preserve">OKO_LLM_MODEL</w:t>
             </w:r>
           </w:p>
         </w:tc>
@@ -15754,7 +15754,7 @@
                 <w:sz w:val="16"/>
                 <w:szCs w:val="16"/>
               </w:rPr>
-              <w:t xml:space="preserve">0</w:t>
+              <w:t xml:space="preserve">yandexgpt-5.1</w:t>
             </w:r>
           </w:p>
         </w:tc>
@@ -15781,7 +15781,7 @@
                 <w:sz w:val="16"/>
                 <w:szCs w:val="16"/>
               </w:rPr>
-              <w:t xml:space="preserve">1 — анализировать каждый новый снимок</w:t>
+              <w:t xml:space="preserve">модель LLM; для yandex — имя в AI Studio или gpt://…</w:t>
             </w:r>
           </w:p>
         </w:tc>
@@ -15813,7 +15813,7 @@
                 <w:sz w:val="15"/>
                 <w:szCs w:val="15"/>
               </w:rPr>
-              <w:t xml:space="preserve">OKO_AI_APPLY</w:t>
+              <w:t xml:space="preserve">OKO_YC_FOLDER_ID</w:t>
             </w:r>
           </w:p>
         </w:tc>
@@ -15839,6 +15839,263 @@
                 <w:sz w:val="16"/>
                 <w:szCs w:val="16"/>
               </w:rPr>
+              <w:t xml:space="preserve">—</w:t>
+            </w:r>
+          </w:p>
+        </w:tc>
+        <w:tc>
+          <w:tcPr>
+            <w:tcW w:type="dxa" w:w="3277"/>
+            <w:tcMar>
+              <w:top w:type="dxa" w:w="60"/>
+              <w:left w:type="dxa" w:w="90"/>
+              <w:bottom w:type="dxa" w:w="60"/>
+              <w:right w:type="dxa" w:w="90"/>
+            </w:tcMar>
+          </w:tcPr>
+          <w:p>
+            <w:pPr>
+              <w:spacing w:after="0" w:line="252"/>
+            </w:pPr>
+            <w:r>
+              <w:rPr>
+                <w:rFonts w:ascii="Arial" w:cs="Arial" w:eastAsia="Arial" w:hAnsi="Arial"/>
+                <w:b w:val="false"/>
+                <w:bCs w:val="false"/>
+                <w:sz w:val="16"/>
+                <w:szCs w:val="16"/>
+              </w:rPr>
+              <w:t xml:space="preserve">каталог Yandex Cloud для YandexGPT</w:t>
+            </w:r>
+          </w:p>
+        </w:tc>
+      </w:tr>
+      <w:tr>
+        <w:trPr>
+          <w:cantSplit/>
+        </w:trPr>
+        <w:tc>
+          <w:tcPr>
+            <w:tcW w:type="dxa" w:w="2891"/>
+            <w:shd w:fill="FAF8FD" w:color="auto" w:val="clear"/>
+            <w:tcMar>
+              <w:top w:type="dxa" w:w="60"/>
+              <w:left w:type="dxa" w:w="90"/>
+              <w:bottom w:type="dxa" w:w="60"/>
+              <w:right w:type="dxa" w:w="90"/>
+            </w:tcMar>
+          </w:tcPr>
+          <w:p>
+            <w:pPr>
+              <w:spacing w:after="0" w:line="252"/>
+            </w:pPr>
+            <w:r>
+              <w:rPr>
+                <w:rFonts w:ascii="Courier New" w:cs="Courier New" w:eastAsia="Courier New" w:hAnsi="Courier New"/>
+                <w:b w:val="false"/>
+                <w:bCs w:val="false"/>
+                <w:color w:val="520978"/>
+                <w:sz w:val="15"/>
+                <w:szCs w:val="15"/>
+              </w:rPr>
+              <w:t xml:space="preserve">OKO_LLM_API_KEY</w:t>
+            </w:r>
+          </w:p>
+        </w:tc>
+        <w:tc>
+          <w:tcPr>
+            <w:tcW w:type="dxa" w:w="3470"/>
+            <w:shd w:fill="FAF8FD" w:color="auto" w:val="clear"/>
+            <w:tcMar>
+              <w:top w:type="dxa" w:w="60"/>
+              <w:left w:type="dxa" w:w="90"/>
+              <w:bottom w:type="dxa" w:w="60"/>
+              <w:right w:type="dxa" w:w="90"/>
+            </w:tcMar>
+          </w:tcPr>
+          <w:p>
+            <w:pPr>
+              <w:spacing w:after="0" w:line="252"/>
+            </w:pPr>
+            <w:r>
+              <w:rPr>
+                <w:rFonts w:ascii="Arial" w:cs="Arial" w:eastAsia="Arial" w:hAnsi="Arial"/>
+                <w:b w:val="false"/>
+                <w:bCs w:val="false"/>
+                <w:sz w:val="16"/>
+                <w:szCs w:val="16"/>
+              </w:rPr>
+              <w:t xml:space="preserve">—</w:t>
+            </w:r>
+          </w:p>
+        </w:tc>
+        <w:tc>
+          <w:tcPr>
+            <w:tcW w:type="dxa" w:w="3277"/>
+            <w:shd w:fill="FAF8FD" w:color="auto" w:val="clear"/>
+            <w:tcMar>
+              <w:top w:type="dxa" w:w="60"/>
+              <w:left w:type="dxa" w:w="90"/>
+              <w:bottom w:type="dxa" w:w="60"/>
+              <w:right w:type="dxa" w:w="90"/>
+            </w:tcMar>
+          </w:tcPr>
+          <w:p>
+            <w:pPr>
+              <w:spacing w:after="0" w:line="252"/>
+            </w:pPr>
+            <w:r>
+              <w:rPr>
+                <w:rFonts w:ascii="Arial" w:cs="Arial" w:eastAsia="Arial" w:hAnsi="Arial"/>
+                <w:b w:val="false"/>
+                <w:bCs w:val="false"/>
+                <w:sz w:val="16"/>
+                <w:szCs w:val="16"/>
+              </w:rPr>
+              <w:t xml:space="preserve">API-ключ; без него — IAM-токен сервисного аккаунта ВМ</w:t>
+            </w:r>
+          </w:p>
+        </w:tc>
+      </w:tr>
+      <w:tr>
+        <w:trPr>
+          <w:cantSplit/>
+        </w:trPr>
+        <w:tc>
+          <w:tcPr>
+            <w:tcW w:type="dxa" w:w="2891"/>
+            <w:tcMar>
+              <w:top w:type="dxa" w:w="60"/>
+              <w:left w:type="dxa" w:w="90"/>
+              <w:bottom w:type="dxa" w:w="60"/>
+              <w:right w:type="dxa" w:w="90"/>
+            </w:tcMar>
+          </w:tcPr>
+          <w:p>
+            <w:pPr>
+              <w:spacing w:after="0" w:line="252"/>
+            </w:pPr>
+            <w:r>
+              <w:rPr>
+                <w:rFonts w:ascii="Courier New" w:cs="Courier New" w:eastAsia="Courier New" w:hAnsi="Courier New"/>
+                <w:b w:val="false"/>
+                <w:bCs w:val="false"/>
+                <w:color w:val="520978"/>
+                <w:sz w:val="15"/>
+                <w:szCs w:val="15"/>
+              </w:rPr>
+              <w:t xml:space="preserve">OKO_AI_AUTO</w:t>
+            </w:r>
+          </w:p>
+        </w:tc>
+        <w:tc>
+          <w:tcPr>
+            <w:tcW w:type="dxa" w:w="3470"/>
+            <w:tcMar>
+              <w:top w:type="dxa" w:w="60"/>
+              <w:left w:type="dxa" w:w="90"/>
+              <w:bottom w:type="dxa" w:w="60"/>
+              <w:right w:type="dxa" w:w="90"/>
+            </w:tcMar>
+          </w:tcPr>
+          <w:p>
+            <w:pPr>
+              <w:spacing w:after="0" w:line="252"/>
+            </w:pPr>
+            <w:r>
+              <w:rPr>
+                <w:rFonts w:ascii="Arial" w:cs="Arial" w:eastAsia="Arial" w:hAnsi="Arial"/>
+                <w:b w:val="false"/>
+                <w:bCs w:val="false"/>
+                <w:sz w:val="16"/>
+                <w:szCs w:val="16"/>
+              </w:rPr>
+              <w:t xml:space="preserve">0</w:t>
+            </w:r>
+          </w:p>
+        </w:tc>
+        <w:tc>
+          <w:tcPr>
+            <w:tcW w:type="dxa" w:w="3277"/>
+            <w:tcMar>
+              <w:top w:type="dxa" w:w="60"/>
+              <w:left w:type="dxa" w:w="90"/>
+              <w:bottom w:type="dxa" w:w="60"/>
+              <w:right w:type="dxa" w:w="90"/>
+            </w:tcMar>
+          </w:tcPr>
+          <w:p>
+            <w:pPr>
+              <w:spacing w:after="0" w:line="252"/>
+            </w:pPr>
+            <w:r>
+              <w:rPr>
+                <w:rFonts w:ascii="Arial" w:cs="Arial" w:eastAsia="Arial" w:hAnsi="Arial"/>
+                <w:b w:val="false"/>
+                <w:bCs w:val="false"/>
+                <w:sz w:val="16"/>
+                <w:szCs w:val="16"/>
+              </w:rPr>
+              <w:t xml:space="preserve">1 — анализировать каждый новый снимок</w:t>
+            </w:r>
+          </w:p>
+        </w:tc>
+      </w:tr>
+      <w:tr>
+        <w:trPr>
+          <w:cantSplit/>
+        </w:trPr>
+        <w:tc>
+          <w:tcPr>
+            <w:tcW w:type="dxa" w:w="2891"/>
+            <w:shd w:fill="FAF8FD" w:color="auto" w:val="clear"/>
+            <w:tcMar>
+              <w:top w:type="dxa" w:w="60"/>
+              <w:left w:type="dxa" w:w="90"/>
+              <w:bottom w:type="dxa" w:w="60"/>
+              <w:right w:type="dxa" w:w="90"/>
+            </w:tcMar>
+          </w:tcPr>
+          <w:p>
+            <w:pPr>
+              <w:spacing w:after="0" w:line="252"/>
+            </w:pPr>
+            <w:r>
+              <w:rPr>
+                <w:rFonts w:ascii="Courier New" w:cs="Courier New" w:eastAsia="Courier New" w:hAnsi="Courier New"/>
+                <w:b w:val="false"/>
+                <w:bCs w:val="false"/>
+                <w:color w:val="520978"/>
+                <w:sz w:val="15"/>
+                <w:szCs w:val="15"/>
+              </w:rPr>
+              <w:t xml:space="preserve">OKO_AI_APPLY</w:t>
+            </w:r>
+          </w:p>
+        </w:tc>
+        <w:tc>
+          <w:tcPr>
+            <w:tcW w:type="dxa" w:w="3470"/>
+            <w:shd w:fill="FAF8FD" w:color="auto" w:val="clear"/>
+            <w:tcMar>
+              <w:top w:type="dxa" w:w="60"/>
+              <w:left w:type="dxa" w:w="90"/>
+              <w:bottom w:type="dxa" w:w="60"/>
+              <w:right w:type="dxa" w:w="90"/>
+            </w:tcMar>
+          </w:tcPr>
+          <w:p>
+            <w:pPr>
+              <w:spacing w:after="0" w:line="252"/>
+            </w:pPr>
+            <w:r>
+              <w:rPr>
+                <w:rFonts w:ascii="Arial" w:cs="Arial" w:eastAsia="Arial" w:hAnsi="Arial"/>
+                <w:b w:val="false"/>
+                <w:bCs w:val="false"/>
+                <w:sz w:val="16"/>
+                <w:szCs w:val="16"/>
+              </w:rPr>
               <w:t xml:space="preserve">manual</w:t>
             </w:r>
           </w:p>
@@ -15846,6 +16103,7 @@
         <w:tc>
           <w:tcPr>
             <w:tcW w:type="dxa" w:w="3277"/>
+            <w:shd w:fill="FAF8FD" w:color="auto" w:val="clear"/>
             <w:tcMar>
               <w:top w:type="dxa" w:w="60"/>
               <w:left w:type="dxa" w:w="90"/>
